--- a/RoleFlow_Project_Report.docx
+++ b/RoleFlow_Project_Report.docx
@@ -274,7 +274,7 @@
                 <w:color w:val="1F2937"/>
                 <w:sz w:val="19"/>
               </w:rPr>
-              <w:t>ThreadPoolExecutor Worker Pools (Match, Crawl, Explain) + Celery Task Queue</w:t>
+              <w:t>ThreadPoolExecutor Worker Pools (Match, Crawl, Explain) + Native Async Dispatcher</w:t>
             </w:r>
           </w:p>
         </w:tc>
@@ -326,7 +326,7 @@
                 <w:color w:val="1F2937"/>
                 <w:sz w:val="19"/>
               </w:rPr>
-              <w:t>1.1.0 (Production-Ready Distributed Release)</w:t>
+              <w:t>1.2.0 (Employee AI Career Assistant &amp; Multi-Threaded Release)</w:t>
             </w:r>
           </w:p>
         </w:tc>
@@ -378,7 +378,7 @@
                 <w:color w:val="1F2937"/>
                 <w:sz w:val="19"/>
               </w:rPr>
-              <w:t>Single Native Entrypoint (backend/app.py) + Zero Docker Constraint</w:t>
+              <w:t>Single Native Entrypoint (backend/app.py) + Docker Scaffolding (Template Only)</w:t>
             </w:r>
           </w:p>
         </w:tc>
@@ -457,7 +457,7 @@
                 <w:color w:val="1F2937"/>
                 <w:sz w:val="19"/>
               </w:rPr>
-              <w:t>Database Persistence</w:t>
+              <w:t>AI Career Assistant</w:t>
             </w:r>
           </w:p>
         </w:tc>
@@ -482,7 +482,7 @@
                 <w:color w:val="1F2937"/>
                 <w:sz w:val="19"/>
               </w:rPr>
-              <w:t>PostgreSQL + pgvector (with resilient SQLite fallback), MongoDB, Redis</w:t>
+              <w:t>Grounded GPT-OSS-120B with Strict RBAC Isolation &amp; Dynamic Chips</w:t>
             </w:r>
           </w:p>
         </w:tc>
@@ -509,7 +509,7 @@
                 <w:color w:val="1F2937"/>
                 <w:sz w:val="19"/>
               </w:rPr>
-              <w:t>Verification Status</w:t>
+              <w:t>Database Persistence</w:t>
             </w:r>
           </w:p>
         </w:tc>
@@ -534,7 +534,7 @@
                 <w:color w:val="1F2937"/>
                 <w:sz w:val="19"/>
               </w:rPr>
-              <w:t>42/42 Smoke Tests Passed | 21/21 Jury Demo Steps + Crawl Verified</w:t>
+              <w:t>PostgreSQL + pgvector (with resilient SQLite fallback), MongoDB Document Store</w:t>
             </w:r>
           </w:p>
         </w:tc>
@@ -561,6 +561,58 @@
                 <w:color w:val="1F2937"/>
                 <w:sz w:val="19"/>
               </w:rPr>
+              <w:t>Verification Status</w:t>
+            </w:r>
+          </w:p>
+        </w:tc>
+        <w:tc>
+          <w:tcPr>
+            <w:tcW w:type="dxa" w:w="6192"/>
+            <w:shd w:fill="FFFFFF"/>
+            <w:tcMar>
+              <w:top w:w="100" w:type="dxa"/>
+              <w:bottom w:w="100" w:type="dxa"/>
+              <w:left w:w="150" w:type="dxa"/>
+              <w:right w:w="150" w:type="dxa"/>
+            </w:tcMar>
+          </w:tcPr>
+          <w:p>
+            <w:pPr>
+              <w:spacing w:line="276" w:lineRule="auto"/>
+            </w:pPr>
+            <w:r>
+              <w:rPr>
+                <w:rFonts w:ascii="Calibri" w:hAnsi="Calibri"/>
+                <w:color w:val="1F2937"/>
+                <w:sz w:val="19"/>
+              </w:rPr>
+              <w:t>53/53 Smoke Tests Passed | 21/21 Jury Demo Steps + Chatbot Verified</w:t>
+            </w:r>
+          </w:p>
+        </w:tc>
+      </w:tr>
+      <w:tr>
+        <w:tc>
+          <w:tcPr>
+            <w:tcW w:type="dxa" w:w="3168"/>
+            <w:shd w:fill="F1F5F9"/>
+            <w:tcMar>
+              <w:top w:w="100" w:type="dxa"/>
+              <w:bottom w:w="100" w:type="dxa"/>
+              <w:left w:w="150" w:type="dxa"/>
+              <w:right w:w="150" w:type="dxa"/>
+            </w:tcMar>
+          </w:tcPr>
+          <w:p>
+            <w:pPr>
+              <w:spacing w:line="276" w:lineRule="auto"/>
+            </w:pPr>
+            <w:r>
+              <w:rPr>
+                <w:rFonts w:ascii="Calibri" w:hAnsi="Calibri"/>
+                <w:color w:val="1F2937"/>
+                <w:sz w:val="19"/>
+              </w:rPr>
               <w:t>Publication Date</w:t>
             </w:r>
           </w:p>
@@ -568,7 +620,7 @@
         <w:tc>
           <w:tcPr>
             <w:tcW w:type="dxa" w:w="6192"/>
-            <w:shd w:fill="FFFFFF"/>
+            <w:shd w:fill="F1F5F9"/>
             <w:tcMar>
               <w:top w:w="100" w:type="dxa"/>
               <w:bottom w:w="100" w:type="dxa"/>
@@ -1126,7 +1178,7 @@
                 <w:color w:val="1F2937"/>
                 <w:sz w:val="19"/>
               </w:rPr>
-              <w:t>ThreadPoolExecutor + Celery 5.x</w:t>
+              <w:t>ThreadPoolExecutor + Native Async Dispatcher</w:t>
             </w:r>
           </w:p>
         </w:tc>
@@ -1151,7 +1203,7 @@
                 <w:color w:val="1F2937"/>
                 <w:sz w:val="19"/>
               </w:rPr>
-              <w:t>Multi-threaded worker pools for parallel candidate evaluation, concurrent LLM explanations, and multi-provider web crawlers.</w:t>
+              <w:t>Multi-threaded worker pools for parallel candidate evaluation, concurrent LLM explanations, and multi-provider web crawlers with native asynchronous task dispatch.</w:t>
             </w:r>
           </w:p>
         </w:tc>
@@ -1178,7 +1230,7 @@
                 <w:color w:val="1F2937"/>
                 <w:sz w:val="19"/>
               </w:rPr>
-              <w:t>Multi-Model Storage</w:t>
+              <w:t>Multi-Model Relational Storage</w:t>
             </w:r>
           </w:p>
         </w:tc>
@@ -3079,6 +3131,210 @@
                 <w:sz w:val="19"/>
               </w:rPr>
               <w:t>Continuous learning loop: marks course complete and awards skill badge.</w:t>
+            </w:r>
+          </w:p>
+        </w:tc>
+      </w:tr>
+      <w:tr>
+        <w:tc>
+          <w:tcPr>
+            <w:tcW w:type="dxa" w:w="3024"/>
+            <w:shd w:fill="F1F5F9"/>
+            <w:tcMar>
+              <w:top w:w="100" w:type="dxa"/>
+              <w:bottom w:w="100" w:type="dxa"/>
+              <w:left w:w="150" w:type="dxa"/>
+              <w:right w:w="150" w:type="dxa"/>
+            </w:tcMar>
+          </w:tcPr>
+          <w:p>
+            <w:pPr>
+              <w:spacing w:line="276" w:lineRule="auto"/>
+            </w:pPr>
+            <w:r>
+              <w:rPr>
+                <w:rFonts w:ascii="Calibri" w:hAnsi="Calibri"/>
+                <w:color w:val="1F2937"/>
+                <w:sz w:val="19"/>
+              </w:rPr>
+              <w:t>/api/v1/me/chat</w:t>
+            </w:r>
+          </w:p>
+        </w:tc>
+        <w:tc>
+          <w:tcPr>
+            <w:tcW w:type="dxa" w:w="1152"/>
+            <w:shd w:fill="F1F5F9"/>
+            <w:tcMar>
+              <w:top w:w="100" w:type="dxa"/>
+              <w:bottom w:w="100" w:type="dxa"/>
+              <w:left w:w="150" w:type="dxa"/>
+              <w:right w:w="150" w:type="dxa"/>
+            </w:tcMar>
+          </w:tcPr>
+          <w:p>
+            <w:pPr>
+              <w:spacing w:line="276" w:lineRule="auto"/>
+            </w:pPr>
+            <w:r>
+              <w:rPr>
+                <w:rFonts w:ascii="Calibri" w:hAnsi="Calibri"/>
+                <w:color w:val="1F2937"/>
+                <w:sz w:val="19"/>
+              </w:rPr>
+              <w:t>POST</w:t>
+            </w:r>
+          </w:p>
+        </w:tc>
+        <w:tc>
+          <w:tcPr>
+            <w:tcW w:type="dxa" w:w="2016"/>
+            <w:shd w:fill="F1F5F9"/>
+            <w:tcMar>
+              <w:top w:w="100" w:type="dxa"/>
+              <w:bottom w:w="100" w:type="dxa"/>
+              <w:left w:w="150" w:type="dxa"/>
+              <w:right w:w="150" w:type="dxa"/>
+            </w:tcMar>
+          </w:tcPr>
+          <w:p>
+            <w:pPr>
+              <w:spacing w:line="276" w:lineRule="auto"/>
+            </w:pPr>
+            <w:r>
+              <w:rPr>
+                <w:rFonts w:ascii="Calibri" w:hAnsi="Calibri"/>
+                <w:color w:val="1F2937"/>
+                <w:sz w:val="19"/>
+              </w:rPr>
+              <w:t>Employee</w:t>
+            </w:r>
+          </w:p>
+        </w:tc>
+        <w:tc>
+          <w:tcPr>
+            <w:tcW w:type="dxa" w:w="3168"/>
+            <w:shd w:fill="F1F5F9"/>
+            <w:tcMar>
+              <w:top w:w="100" w:type="dxa"/>
+              <w:bottom w:w="100" w:type="dxa"/>
+              <w:left w:w="150" w:type="dxa"/>
+              <w:right w:w="150" w:type="dxa"/>
+            </w:tcMar>
+          </w:tcPr>
+          <w:p>
+            <w:pPr>
+              <w:spacing w:line="276" w:lineRule="auto"/>
+            </w:pPr>
+            <w:r>
+              <w:rPr>
+                <w:rFonts w:ascii="Calibri" w:hAnsi="Calibri"/>
+                <w:color w:val="1F2937"/>
+                <w:sz w:val="19"/>
+              </w:rPr>
+              <w:t>Strictly grounded AI career assistant conversation powered by GPT-OSS-120B.</w:t>
+            </w:r>
+          </w:p>
+        </w:tc>
+      </w:tr>
+      <w:tr>
+        <w:tc>
+          <w:tcPr>
+            <w:tcW w:type="dxa" w:w="3024"/>
+            <w:shd w:fill="FFFFFF"/>
+            <w:tcMar>
+              <w:top w:w="100" w:type="dxa"/>
+              <w:bottom w:w="100" w:type="dxa"/>
+              <w:left w:w="150" w:type="dxa"/>
+              <w:right w:w="150" w:type="dxa"/>
+            </w:tcMar>
+          </w:tcPr>
+          <w:p>
+            <w:pPr>
+              <w:spacing w:line="276" w:lineRule="auto"/>
+            </w:pPr>
+            <w:r>
+              <w:rPr>
+                <w:rFonts w:ascii="Calibri" w:hAnsi="Calibri"/>
+                <w:color w:val="1F2937"/>
+                <w:sz w:val="19"/>
+              </w:rPr>
+              <w:t>/api/v1/me/chat/context</w:t>
+            </w:r>
+          </w:p>
+        </w:tc>
+        <w:tc>
+          <w:tcPr>
+            <w:tcW w:type="dxa" w:w="1152"/>
+            <w:shd w:fill="FFFFFF"/>
+            <w:tcMar>
+              <w:top w:w="100" w:type="dxa"/>
+              <w:bottom w:w="100" w:type="dxa"/>
+              <w:left w:w="150" w:type="dxa"/>
+              <w:right w:w="150" w:type="dxa"/>
+            </w:tcMar>
+          </w:tcPr>
+          <w:p>
+            <w:pPr>
+              <w:spacing w:line="276" w:lineRule="auto"/>
+            </w:pPr>
+            <w:r>
+              <w:rPr>
+                <w:rFonts w:ascii="Calibri" w:hAnsi="Calibri"/>
+                <w:color w:val="1F2937"/>
+                <w:sz w:val="19"/>
+              </w:rPr>
+              <w:t>GET</w:t>
+            </w:r>
+          </w:p>
+        </w:tc>
+        <w:tc>
+          <w:tcPr>
+            <w:tcW w:type="dxa" w:w="2016"/>
+            <w:shd w:fill="FFFFFF"/>
+            <w:tcMar>
+              <w:top w:w="100" w:type="dxa"/>
+              <w:bottom w:w="100" w:type="dxa"/>
+              <w:left w:w="150" w:type="dxa"/>
+              <w:right w:w="150" w:type="dxa"/>
+            </w:tcMar>
+          </w:tcPr>
+          <w:p>
+            <w:pPr>
+              <w:spacing w:line="276" w:lineRule="auto"/>
+            </w:pPr>
+            <w:r>
+              <w:rPr>
+                <w:rFonts w:ascii="Calibri" w:hAnsi="Calibri"/>
+                <w:color w:val="1F2937"/>
+                <w:sz w:val="19"/>
+              </w:rPr>
+              <w:t>Employee</w:t>
+            </w:r>
+          </w:p>
+        </w:tc>
+        <w:tc>
+          <w:tcPr>
+            <w:tcW w:type="dxa" w:w="3168"/>
+            <w:shd w:fill="FFFFFF"/>
+            <w:tcMar>
+              <w:top w:w="100" w:type="dxa"/>
+              <w:bottom w:w="100" w:type="dxa"/>
+              <w:left w:w="150" w:type="dxa"/>
+              <w:right w:w="150" w:type="dxa"/>
+            </w:tcMar>
+          </w:tcPr>
+          <w:p>
+            <w:pPr>
+              <w:spacing w:line="276" w:lineRule="auto"/>
+            </w:pPr>
+            <w:r>
+              <w:rPr>
+                <w:rFonts w:ascii="Calibri" w:hAnsi="Calibri"/>
+                <w:color w:val="1F2937"/>
+                <w:sz w:val="19"/>
+              </w:rPr>
+              <w:t>Retrieves active role match context, verified evidence sources, and dynamic quick-action chips.</w:t>
             </w:r>
           </w:p>
         </w:tc>
@@ -7103,7 +7359,7 @@
           <w:color w:val="1F2937"/>
           <w:sz w:val="22"/>
         </w:rPr>
-        <w:t>The smoke test suite validates 42 critical system assertions across 10 categories. Test execution achieved a 100% pass rate:</w:t>
+        <w:t>The smoke test suite validates 53 critical system assertions across 11 categories. Test execution achieved a 100% pass rate:</w:t>
       </w:r>
     </w:p>
     <w:tbl>
@@ -7975,6 +8231,83 @@
           </w:p>
         </w:tc>
       </w:tr>
+      <w:tr>
+        <w:tc>
+          <w:tcPr>
+            <w:tcW w:type="dxa" w:w="3168"/>
+            <w:shd w:fill="FFFFFF"/>
+            <w:tcMar>
+              <w:top w:w="100" w:type="dxa"/>
+              <w:bottom w:w="100" w:type="dxa"/>
+              <w:left w:w="150" w:type="dxa"/>
+              <w:right w:w="150" w:type="dxa"/>
+            </w:tcMar>
+          </w:tcPr>
+          <w:p>
+            <w:pPr>
+              <w:spacing w:line="276" w:lineRule="auto"/>
+            </w:pPr>
+            <w:r>
+              <w:rPr>
+                <w:rFonts w:ascii="Calibri" w:hAnsi="Calibri"/>
+                <w:color w:val="1F2937"/>
+                <w:sz w:val="19"/>
+              </w:rPr>
+              <w:t>11. Employee Career Chatbot</w:t>
+            </w:r>
+          </w:p>
+        </w:tc>
+        <w:tc>
+          <w:tcPr>
+            <w:tcW w:type="dxa" w:w="1728"/>
+            <w:shd w:fill="FFFFFF"/>
+            <w:tcMar>
+              <w:top w:w="100" w:type="dxa"/>
+              <w:bottom w:w="100" w:type="dxa"/>
+              <w:left w:w="150" w:type="dxa"/>
+              <w:right w:w="150" w:type="dxa"/>
+            </w:tcMar>
+          </w:tcPr>
+          <w:p>
+            <w:pPr>
+              <w:spacing w:line="276" w:lineRule="auto"/>
+            </w:pPr>
+            <w:r>
+              <w:rPr>
+                <w:rFonts w:ascii="Calibri" w:hAnsi="Calibri"/>
+                <w:color w:val="1F2937"/>
+                <w:sz w:val="19"/>
+              </w:rPr>
+              <w:t>PASSED (11/11)</w:t>
+            </w:r>
+          </w:p>
+        </w:tc>
+        <w:tc>
+          <w:tcPr>
+            <w:tcW w:type="dxa" w:w="4464"/>
+            <w:shd w:fill="FFFFFF"/>
+            <w:tcMar>
+              <w:top w:w="100" w:type="dxa"/>
+              <w:bottom w:w="100" w:type="dxa"/>
+              <w:left w:w="150" w:type="dxa"/>
+              <w:right w:w="150" w:type="dxa"/>
+            </w:tcMar>
+          </w:tcPr>
+          <w:p>
+            <w:pPr>
+              <w:spacing w:line="276" w:lineRule="auto"/>
+            </w:pPr>
+            <w:r>
+              <w:rPr>
+                <w:rFonts w:ascii="Calibri" w:hAnsi="Calibri"/>
+                <w:color w:val="1F2937"/>
+                <w:sz w:val="19"/>
+              </w:rPr>
+              <w:t>JWT 401 barrier, grounded role context retrieval, dynamic suggestion chips, fit &amp; readiness deduction explanations, and anti-spoofing security verification.</w:t>
+            </w:r>
+          </w:p>
+        </w:tc>
+      </w:tr>
     </w:tbl>
     <w:p>
       <w:pPr>
@@ -8215,7 +8548,976 @@
           <w:color w:val="1E3A8A"/>
           <w:sz w:val="34"/>
         </w:rPr>
-        <w:t>8. Production Readiness &amp; Operational Manual</w:t>
+        <w:t>8. Employee AI Career Chatbot: Grounded Career Assistant</w:t>
+      </w:r>
+    </w:p>
+    <w:p>
+      <w:pPr>
+        <w:spacing w:after="120" w:line="276" w:lineRule="auto"/>
+      </w:pPr>
+      <w:r>
+        <w:rPr>
+          <w:rFonts w:ascii="Calibri" w:hAnsi="Calibri"/>
+          <w:b/>
+          <w:color w:val="1F2937"/>
+          <w:sz w:val="22"/>
+        </w:rPr>
+        <w:t xml:space="preserve">Employee AI Partnership: </w:t>
+      </w:r>
+      <w:r>
+        <w:rPr>
+          <w:rFonts w:ascii="Calibri" w:hAnsi="Calibri"/>
+          <w:i w:val="0"/>
+          <w:color w:val="1F2937"/>
+          <w:sz w:val="22"/>
+        </w:rPr>
+        <w:t>A cornerstone feature of RoleFlow's Employee Experience is the integrated AI Career Assistant. Directly embedded within the Employee Portal, the assistant empowers employees to have natural, supportive conversations about their internal mobility prospects, match scores, readiness deductions, and upskilling pathways.</w:t>
+      </w:r>
+    </w:p>
+    <w:p>
+      <w:pPr>
+        <w:pStyle w:val="Heading2"/>
+        <w:keepNext/>
+        <w:spacing w:before="280" w:after="120"/>
+      </w:pPr>
+      <w:r>
+        <w:rPr>
+          <w:rFonts w:ascii="Arial" w:hAnsi="Arial"/>
+          <w:b/>
+          <w:color w:val="2563EB"/>
+          <w:sz w:val="27"/>
+        </w:rPr>
+        <w:t>8.1 Grounded Profile &amp; Evidence Architecture</w:t>
+      </w:r>
+    </w:p>
+    <w:p>
+      <w:pPr>
+        <w:spacing w:after="120" w:line="276" w:lineRule="auto"/>
+      </w:pPr>
+      <w:r>
+        <w:rPr>
+          <w:rFonts w:ascii="Calibri" w:hAnsi="Calibri"/>
+          <w:b/>
+          <w:color w:val="1F2937"/>
+          <w:sz w:val="22"/>
+        </w:rPr>
+        <w:t xml:space="preserve">Contextual Grounding: </w:t>
+      </w:r>
+      <w:r>
+        <w:rPr>
+          <w:rFonts w:ascii="Calibri" w:hAnsi="Calibri"/>
+          <w:i w:val="0"/>
+          <w:color w:val="1F2937"/>
+          <w:sz w:val="22"/>
+        </w:rPr>
+        <w:t>Unlike generic LLM chat interfaces that hallucinate career advice, RoleFlow's Career Assistant is strictly grounded in the employee's actual database records. Prior to query processing, the backend service (backend/core/services/employee_chat.py) compiles a multi-source factual context payload:</w:t>
+      </w:r>
+    </w:p>
+    <w:tbl>
+      <w:tblPr>
+        <w:tblW w:type="auto" w:w="0"/>
+        <w:jc w:val="center"/>
+        <w:tblLook w:firstColumn="1" w:firstRow="1" w:lastColumn="0" w:lastRow="0" w:noHBand="0" w:noVBand="1" w:val="04A0"/>
+        <w:tblBorders>
+          <w:top w:val="single" w:sz="4" w:space="0" w:color="CBD5E1"/>
+          <w:bottom w:val="single" w:sz="4" w:space="0" w:color="CBD5E1"/>
+          <w:insideH w:val="single" w:sz="4" w:space="0" w:color="CBD5E1"/>
+          <w:insideV w:val="single" w:sz="4" w:space="0" w:color="CBD5E1"/>
+          <w:left w:val="none"/>
+          <w:right w:val="none"/>
+        </w:tblBorders>
+      </w:tblPr>
+      <w:tblGrid>
+        <w:gridCol w:w="3120"/>
+        <w:gridCol w:w="3120"/>
+        <w:gridCol w:w="3120"/>
+      </w:tblGrid>
+      <w:tr>
+        <w:tc>
+          <w:tcPr>
+            <w:tcW w:type="dxa" w:w="2592"/>
+            <w:shd w:fill="1E3A8A"/>
+            <w:tcMar>
+              <w:top w:w="140" w:type="dxa"/>
+              <w:bottom w:w="140" w:type="dxa"/>
+              <w:left w:w="150" w:type="dxa"/>
+              <w:right w:w="150" w:type="dxa"/>
+            </w:tcMar>
+          </w:tcPr>
+          <w:p>
+            <w:pPr>
+              <w:jc w:val="left"/>
+            </w:pPr>
+            <w:r>
+              <w:rPr>
+                <w:rFonts w:ascii="Arial" w:hAnsi="Arial"/>
+                <w:b/>
+                <w:color w:val="FFFFFF"/>
+                <w:sz w:val="20"/>
+              </w:rPr>
+              <w:t>Context Dimension</w:t>
+            </w:r>
+          </w:p>
+        </w:tc>
+        <w:tc>
+          <w:tcPr>
+            <w:tcW w:type="dxa" w:w="2592"/>
+            <w:shd w:fill="1E3A8A"/>
+            <w:tcMar>
+              <w:top w:w="140" w:type="dxa"/>
+              <w:bottom w:w="140" w:type="dxa"/>
+              <w:left w:w="150" w:type="dxa"/>
+              <w:right w:w="150" w:type="dxa"/>
+            </w:tcMar>
+          </w:tcPr>
+          <w:p>
+            <w:pPr>
+              <w:jc w:val="left"/>
+            </w:pPr>
+            <w:r>
+              <w:rPr>
+                <w:rFonts w:ascii="Arial" w:hAnsi="Arial"/>
+                <w:b/>
+                <w:color w:val="FFFFFF"/>
+                <w:sz w:val="20"/>
+              </w:rPr>
+              <w:t>Database Provenance</w:t>
+            </w:r>
+          </w:p>
+        </w:tc>
+        <w:tc>
+          <w:tcPr>
+            <w:tcW w:type="dxa" w:w="4176"/>
+            <w:shd w:fill="1E3A8A"/>
+            <w:tcMar>
+              <w:top w:w="140" w:type="dxa"/>
+              <w:bottom w:w="140" w:type="dxa"/>
+              <w:left w:w="150" w:type="dxa"/>
+              <w:right w:w="150" w:type="dxa"/>
+            </w:tcMar>
+          </w:tcPr>
+          <w:p>
+            <w:pPr>
+              <w:jc w:val="left"/>
+            </w:pPr>
+            <w:r>
+              <w:rPr>
+                <w:rFonts w:ascii="Arial" w:hAnsi="Arial"/>
+                <w:b/>
+                <w:color w:val="FFFFFF"/>
+                <w:sz w:val="20"/>
+              </w:rPr>
+              <w:t>Grounded Information Provided to Assistant</w:t>
+            </w:r>
+          </w:p>
+        </w:tc>
+      </w:tr>
+      <w:tr>
+        <w:tc>
+          <w:tcPr>
+            <w:tcW w:type="dxa" w:w="2592"/>
+            <w:shd w:fill="FFFFFF"/>
+            <w:tcMar>
+              <w:top w:w="100" w:type="dxa"/>
+              <w:bottom w:w="100" w:type="dxa"/>
+              <w:left w:w="150" w:type="dxa"/>
+              <w:right w:w="150" w:type="dxa"/>
+            </w:tcMar>
+          </w:tcPr>
+          <w:p>
+            <w:pPr>
+              <w:spacing w:line="276" w:lineRule="auto"/>
+            </w:pPr>
+            <w:r>
+              <w:rPr>
+                <w:rFonts w:ascii="Calibri" w:hAnsi="Calibri"/>
+                <w:color w:val="1F2937"/>
+                <w:sz w:val="19"/>
+              </w:rPr>
+              <w:t>Employee Profile</w:t>
+            </w:r>
+          </w:p>
+        </w:tc>
+        <w:tc>
+          <w:tcPr>
+            <w:tcW w:type="dxa" w:w="2592"/>
+            <w:shd w:fill="FFFFFF"/>
+            <w:tcMar>
+              <w:top w:w="100" w:type="dxa"/>
+              <w:bottom w:w="100" w:type="dxa"/>
+              <w:left w:w="150" w:type="dxa"/>
+              <w:right w:w="150" w:type="dxa"/>
+            </w:tcMar>
+          </w:tcPr>
+          <w:p>
+            <w:pPr>
+              <w:spacing w:line="276" w:lineRule="auto"/>
+            </w:pPr>
+            <w:r>
+              <w:rPr>
+                <w:rFonts w:ascii="Calibri" w:hAnsi="Calibri"/>
+                <w:color w:val="1F2937"/>
+                <w:sz w:val="19"/>
+              </w:rPr>
+              <w:t>employees table</w:t>
+            </w:r>
+          </w:p>
+        </w:tc>
+        <w:tc>
+          <w:tcPr>
+            <w:tcW w:type="dxa" w:w="4176"/>
+            <w:shd w:fill="FFFFFF"/>
+            <w:tcMar>
+              <w:top w:w="100" w:type="dxa"/>
+              <w:bottom w:w="100" w:type="dxa"/>
+              <w:left w:w="150" w:type="dxa"/>
+              <w:right w:w="150" w:type="dxa"/>
+            </w:tcMar>
+          </w:tcPr>
+          <w:p>
+            <w:pPr>
+              <w:spacing w:line="276" w:lineRule="auto"/>
+            </w:pPr>
+            <w:r>
+              <w:rPr>
+                <w:rFonts w:ascii="Calibri" w:hAnsi="Calibri"/>
+                <w:color w:val="1F2937"/>
+                <w:sz w:val="19"/>
+              </w:rPr>
+              <w:t>Name, ID, current role, department, verified experience years, availability notice period, and bio.</w:t>
+            </w:r>
+          </w:p>
+        </w:tc>
+      </w:tr>
+      <w:tr>
+        <w:tc>
+          <w:tcPr>
+            <w:tcW w:type="dxa" w:w="2592"/>
+            <w:shd w:fill="F1F5F9"/>
+            <w:tcMar>
+              <w:top w:w="100" w:type="dxa"/>
+              <w:bottom w:w="100" w:type="dxa"/>
+              <w:left w:w="150" w:type="dxa"/>
+              <w:right w:w="150" w:type="dxa"/>
+            </w:tcMar>
+          </w:tcPr>
+          <w:p>
+            <w:pPr>
+              <w:spacing w:line="276" w:lineRule="auto"/>
+            </w:pPr>
+            <w:r>
+              <w:rPr>
+                <w:rFonts w:ascii="Calibri" w:hAnsi="Calibri"/>
+                <w:color w:val="1F2937"/>
+                <w:sz w:val="19"/>
+              </w:rPr>
+              <w:t>Verified Skills &amp; Evidence</w:t>
+            </w:r>
+          </w:p>
+        </w:tc>
+        <w:tc>
+          <w:tcPr>
+            <w:tcW w:type="dxa" w:w="2592"/>
+            <w:shd w:fill="F1F5F9"/>
+            <w:tcMar>
+              <w:top w:w="100" w:type="dxa"/>
+              <w:bottom w:w="100" w:type="dxa"/>
+              <w:left w:w="150" w:type="dxa"/>
+              <w:right w:w="150" w:type="dxa"/>
+            </w:tcMar>
+          </w:tcPr>
+          <w:p>
+            <w:pPr>
+              <w:spacing w:line="276" w:lineRule="auto"/>
+            </w:pPr>
+            <w:r>
+              <w:rPr>
+                <w:rFonts w:ascii="Calibri" w:hAnsi="Calibri"/>
+                <w:color w:val="1F2937"/>
+                <w:sz w:val="19"/>
+              </w:rPr>
+              <w:t>employee_skills table</w:t>
+            </w:r>
+          </w:p>
+        </w:tc>
+        <w:tc>
+          <w:tcPr>
+            <w:tcW w:type="dxa" w:w="4176"/>
+            <w:shd w:fill="F1F5F9"/>
+            <w:tcMar>
+              <w:top w:w="100" w:type="dxa"/>
+              <w:bottom w:w="100" w:type="dxa"/>
+              <w:left w:w="150" w:type="dxa"/>
+              <w:right w:w="150" w:type="dxa"/>
+            </w:tcMar>
+          </w:tcPr>
+          <w:p>
+            <w:pPr>
+              <w:spacing w:line="276" w:lineRule="auto"/>
+            </w:pPr>
+            <w:r>
+              <w:rPr>
+                <w:rFonts w:ascii="Calibri" w:hAnsi="Calibri"/>
+                <w:color w:val="1F2937"/>
+                <w:sz w:val="19"/>
+              </w:rPr>
+              <w:t>Directly classified skills (verified, explicit, inferred, transferable) with proficiency levels and audit references.</w:t>
+            </w:r>
+          </w:p>
+        </w:tc>
+      </w:tr>
+      <w:tr>
+        <w:tc>
+          <w:tcPr>
+            <w:tcW w:type="dxa" w:w="2592"/>
+            <w:shd w:fill="FFFFFF"/>
+            <w:tcMar>
+              <w:top w:w="100" w:type="dxa"/>
+              <w:bottom w:w="100" w:type="dxa"/>
+              <w:left w:w="150" w:type="dxa"/>
+              <w:right w:w="150" w:type="dxa"/>
+            </w:tcMar>
+          </w:tcPr>
+          <w:p>
+            <w:pPr>
+              <w:spacing w:line="276" w:lineRule="auto"/>
+            </w:pPr>
+            <w:r>
+              <w:rPr>
+                <w:rFonts w:ascii="Calibri" w:hAnsi="Calibri"/>
+                <w:color w:val="1F2937"/>
+                <w:sz w:val="19"/>
+              </w:rPr>
+              <w:t>Active &amp; Past Projects</w:t>
+            </w:r>
+          </w:p>
+        </w:tc>
+        <w:tc>
+          <w:tcPr>
+            <w:tcW w:type="dxa" w:w="2592"/>
+            <w:shd w:fill="FFFFFF"/>
+            <w:tcMar>
+              <w:top w:w="100" w:type="dxa"/>
+              <w:bottom w:w="100" w:type="dxa"/>
+              <w:left w:w="150" w:type="dxa"/>
+              <w:right w:w="150" w:type="dxa"/>
+            </w:tcMar>
+          </w:tcPr>
+          <w:p>
+            <w:pPr>
+              <w:spacing w:line="276" w:lineRule="auto"/>
+            </w:pPr>
+            <w:r>
+              <w:rPr>
+                <w:rFonts w:ascii="Calibri" w:hAnsi="Calibri"/>
+                <w:color w:val="1F2937"/>
+                <w:sz w:val="19"/>
+              </w:rPr>
+              <w:t>projects table</w:t>
+            </w:r>
+          </w:p>
+        </w:tc>
+        <w:tc>
+          <w:tcPr>
+            <w:tcW w:type="dxa" w:w="4176"/>
+            <w:shd w:fill="FFFFFF"/>
+            <w:tcMar>
+              <w:top w:w="100" w:type="dxa"/>
+              <w:bottom w:w="100" w:type="dxa"/>
+              <w:left w:w="150" w:type="dxa"/>
+              <w:right w:w="150" w:type="dxa"/>
+            </w:tcMar>
+          </w:tcPr>
+          <w:p>
+            <w:pPr>
+              <w:spacing w:line="276" w:lineRule="auto"/>
+            </w:pPr>
+            <w:r>
+              <w:rPr>
+                <w:rFonts w:ascii="Calibri" w:hAnsi="Calibri"/>
+                <w:color w:val="1F2937"/>
+                <w:sz w:val="19"/>
+              </w:rPr>
+              <w:t>Ongoing project names, completion percentages, and exact remaining weeks impacting readiness.</w:t>
+            </w:r>
+          </w:p>
+        </w:tc>
+      </w:tr>
+      <w:tr>
+        <w:tc>
+          <w:tcPr>
+            <w:tcW w:type="dxa" w:w="2592"/>
+            <w:shd w:fill="F1F5F9"/>
+            <w:tcMar>
+              <w:top w:w="100" w:type="dxa"/>
+              <w:bottom w:w="100" w:type="dxa"/>
+              <w:left w:w="150" w:type="dxa"/>
+              <w:right w:w="150" w:type="dxa"/>
+            </w:tcMar>
+          </w:tcPr>
+          <w:p>
+            <w:pPr>
+              <w:spacing w:line="276" w:lineRule="auto"/>
+            </w:pPr>
+            <w:r>
+              <w:rPr>
+                <w:rFonts w:ascii="Calibri" w:hAnsi="Calibri"/>
+                <w:color w:val="1F2937"/>
+                <w:sz w:val="19"/>
+              </w:rPr>
+              <w:t>Candidate Match Metrics</w:t>
+            </w:r>
+          </w:p>
+        </w:tc>
+        <w:tc>
+          <w:tcPr>
+            <w:tcW w:type="dxa" w:w="2592"/>
+            <w:shd w:fill="F1F5F9"/>
+            <w:tcMar>
+              <w:top w:w="100" w:type="dxa"/>
+              <w:bottom w:w="100" w:type="dxa"/>
+              <w:left w:w="150" w:type="dxa"/>
+              <w:right w:w="150" w:type="dxa"/>
+            </w:tcMar>
+          </w:tcPr>
+          <w:p>
+            <w:pPr>
+              <w:spacing w:line="276" w:lineRule="auto"/>
+            </w:pPr>
+            <w:r>
+              <w:rPr>
+                <w:rFonts w:ascii="Calibri" w:hAnsi="Calibri"/>
+                <w:color w:val="1F2937"/>
+                <w:sz w:val="19"/>
+              </w:rPr>
+              <w:t>role_candidates table</w:t>
+            </w:r>
+          </w:p>
+        </w:tc>
+        <w:tc>
+          <w:tcPr>
+            <w:tcW w:type="dxa" w:w="4176"/>
+            <w:shd w:fill="F1F5F9"/>
+            <w:tcMar>
+              <w:top w:w="100" w:type="dxa"/>
+              <w:bottom w:w="100" w:type="dxa"/>
+              <w:left w:w="150" w:type="dxa"/>
+              <w:right w:w="150" w:type="dxa"/>
+            </w:tcMar>
+          </w:tcPr>
+          <w:p>
+            <w:pPr>
+              <w:spacing w:line="276" w:lineRule="auto"/>
+            </w:pPr>
+            <w:r>
+              <w:rPr>
+                <w:rFonts w:ascii="Calibri" w:hAnsi="Calibri"/>
+                <w:color w:val="1F2937"/>
+                <w:sz w:val="19"/>
+              </w:rPr>
+              <w:t>Mathematically computed Fit Score, separate Readiness Score, 6-component fit breakdown, and deduction reasons.</w:t>
+            </w:r>
+          </w:p>
+        </w:tc>
+      </w:tr>
+      <w:tr>
+        <w:tc>
+          <w:tcPr>
+            <w:tcW w:type="dxa" w:w="2592"/>
+            <w:shd w:fill="FFFFFF"/>
+            <w:tcMar>
+              <w:top w:w="100" w:type="dxa"/>
+              <w:bottom w:w="100" w:type="dxa"/>
+              <w:left w:w="150" w:type="dxa"/>
+              <w:right w:w="150" w:type="dxa"/>
+            </w:tcMar>
+          </w:tcPr>
+          <w:p>
+            <w:pPr>
+              <w:spacing w:line="276" w:lineRule="auto"/>
+            </w:pPr>
+            <w:r>
+              <w:rPr>
+                <w:rFonts w:ascii="Calibri" w:hAnsi="Calibri"/>
+                <w:color w:val="1F2937"/>
+                <w:sz w:val="19"/>
+              </w:rPr>
+              <w:t>Skill Gap Report</w:t>
+            </w:r>
+          </w:p>
+        </w:tc>
+        <w:tc>
+          <w:tcPr>
+            <w:tcW w:type="dxa" w:w="2592"/>
+            <w:shd w:fill="FFFFFF"/>
+            <w:tcMar>
+              <w:top w:w="100" w:type="dxa"/>
+              <w:bottom w:w="100" w:type="dxa"/>
+              <w:left w:w="150" w:type="dxa"/>
+              <w:right w:w="150" w:type="dxa"/>
+            </w:tcMar>
+          </w:tcPr>
+          <w:p>
+            <w:pPr>
+              <w:spacing w:line="276" w:lineRule="auto"/>
+            </w:pPr>
+            <w:r>
+              <w:rPr>
+                <w:rFonts w:ascii="Calibri" w:hAnsi="Calibri"/>
+                <w:color w:val="1F2937"/>
+                <w:sz w:val="19"/>
+              </w:rPr>
+              <w:t>Skill Gap Agent engine</w:t>
+            </w:r>
+          </w:p>
+        </w:tc>
+        <w:tc>
+          <w:tcPr>
+            <w:tcW w:type="dxa" w:w="4176"/>
+            <w:shd w:fill="FFFFFF"/>
+            <w:tcMar>
+              <w:top w:w="100" w:type="dxa"/>
+              <w:bottom w:w="100" w:type="dxa"/>
+              <w:left w:w="150" w:type="dxa"/>
+              <w:right w:w="150" w:type="dxa"/>
+            </w:tcMar>
+          </w:tcPr>
+          <w:p>
+            <w:pPr>
+              <w:spacing w:line="276" w:lineRule="auto"/>
+            </w:pPr>
+            <w:r>
+              <w:rPr>
+                <w:rFonts w:ascii="Calibri" w:hAnsi="Calibri"/>
+                <w:color w:val="1F2937"/>
+                <w:sz w:val="19"/>
+              </w:rPr>
+              <w:t>Granular categorization of target role requirements into Strong, Developing, and Missing skills.</w:t>
+            </w:r>
+          </w:p>
+        </w:tc>
+      </w:tr>
+      <w:tr>
+        <w:tc>
+          <w:tcPr>
+            <w:tcW w:type="dxa" w:w="2592"/>
+            <w:shd w:fill="F1F5F9"/>
+            <w:tcMar>
+              <w:top w:w="100" w:type="dxa"/>
+              <w:bottom w:w="100" w:type="dxa"/>
+              <w:left w:w="150" w:type="dxa"/>
+              <w:right w:w="150" w:type="dxa"/>
+            </w:tcMar>
+          </w:tcPr>
+          <w:p>
+            <w:pPr>
+              <w:spacing w:line="276" w:lineRule="auto"/>
+            </w:pPr>
+            <w:r>
+              <w:rPr>
+                <w:rFonts w:ascii="Calibri" w:hAnsi="Calibri"/>
+                <w:color w:val="1F2937"/>
+                <w:sz w:val="19"/>
+              </w:rPr>
+              <w:t>Continuous Upskilling</w:t>
+            </w:r>
+          </w:p>
+        </w:tc>
+        <w:tc>
+          <w:tcPr>
+            <w:tcW w:type="dxa" w:w="2592"/>
+            <w:shd w:fill="F1F5F9"/>
+            <w:tcMar>
+              <w:top w:w="100" w:type="dxa"/>
+              <w:bottom w:w="100" w:type="dxa"/>
+              <w:left w:w="150" w:type="dxa"/>
+              <w:right w:w="150" w:type="dxa"/>
+            </w:tcMar>
+          </w:tcPr>
+          <w:p>
+            <w:pPr>
+              <w:spacing w:line="276" w:lineRule="auto"/>
+            </w:pPr>
+            <w:r>
+              <w:rPr>
+                <w:rFonts w:ascii="Calibri" w:hAnsi="Calibri"/>
+                <w:color w:val="1F2937"/>
+                <w:sz w:val="19"/>
+              </w:rPr>
+              <w:t>learning_plans &amp; courses tables</w:t>
+            </w:r>
+          </w:p>
+        </w:tc>
+        <w:tc>
+          <w:tcPr>
+            <w:tcW w:type="dxa" w:w="4176"/>
+            <w:shd w:fill="F1F5F9"/>
+            <w:tcMar>
+              <w:top w:w="100" w:type="dxa"/>
+              <w:bottom w:w="100" w:type="dxa"/>
+              <w:left w:w="150" w:type="dxa"/>
+              <w:right w:w="150" w:type="dxa"/>
+            </w:tcMar>
+          </w:tcPr>
+          <w:p>
+            <w:pPr>
+              <w:spacing w:line="276" w:lineRule="auto"/>
+            </w:pPr>
+            <w:r>
+              <w:rPr>
+                <w:rFonts w:ascii="Calibri" w:hAnsi="Calibri"/>
+                <w:color w:val="1F2937"/>
+                <w:sz w:val="19"/>
+              </w:rPr>
+              <w:t>Curated course modules, target competencies, providers (Coursera, edX, GitHub), and estimated duration.</w:t>
+            </w:r>
+          </w:p>
+        </w:tc>
+      </w:tr>
+    </w:tbl>
+    <w:p>
+      <w:pPr>
+        <w:pStyle w:val="Heading2"/>
+        <w:keepNext/>
+        <w:spacing w:before="280" w:after="120"/>
+      </w:pPr>
+      <w:r>
+        <w:rPr>
+          <w:rFonts w:ascii="Arial" w:hAnsi="Arial"/>
+          <w:b/>
+          <w:color w:val="2563EB"/>
+          <w:sz w:val="27"/>
+        </w:rPr>
+        <w:t>8.2 Strict Security Barrier &amp; Anti-Spoofing Isolation</w:t>
+      </w:r>
+    </w:p>
+    <w:p>
+      <w:pPr>
+        <w:spacing w:after="120" w:line="276" w:lineRule="auto"/>
+      </w:pPr>
+      <w:r>
+        <w:rPr>
+          <w:rFonts w:ascii="Calibri" w:hAnsi="Calibri"/>
+          <w:b/>
+          <w:color w:val="1F2937"/>
+          <w:sz w:val="22"/>
+        </w:rPr>
+        <w:t xml:space="preserve">Security Model: </w:t>
+      </w:r>
+      <w:r>
+        <w:rPr>
+          <w:rFonts w:ascii="Calibri" w:hAnsi="Calibri"/>
+          <w:i w:val="0"/>
+          <w:color w:val="1F2937"/>
+          <w:sz w:val="22"/>
+        </w:rPr>
+        <w:t>Enterprise talent systems handle sensitive performance, salary, and mobility records. RoleFlow enforces zero-trust employee isolation:</w:t>
+      </w:r>
+    </w:p>
+    <w:p>
+      <w:pPr>
+        <w:pStyle w:val="ListBullet"/>
+        <w:spacing w:after="80" w:line="276" w:lineRule="auto"/>
+      </w:pPr>
+      <w:r>
+        <w:rPr>
+          <w:rFonts w:ascii="Calibri" w:hAnsi="Calibri"/>
+          <w:b/>
+          <w:color w:val="1F2937"/>
+          <w:sz w:val="22"/>
+        </w:rPr>
+        <w:t xml:space="preserve">Server-Side JWT Resolution: </w:t>
+      </w:r>
+      <w:r>
+        <w:rPr>
+          <w:rFonts w:ascii="Calibri" w:hAnsi="Calibri"/>
+          <w:color w:val="1F2937"/>
+          <w:sz w:val="22"/>
+        </w:rPr>
+        <w:t>The employee identity is strictly derived from the verified JWT access token server-side via '_get_current_employee_id()'.</w:t>
+      </w:r>
+    </w:p>
+    <w:p>
+      <w:pPr>
+        <w:pStyle w:val="ListBullet"/>
+        <w:spacing w:after="80" w:line="276" w:lineRule="auto"/>
+      </w:pPr>
+      <w:r>
+        <w:rPr>
+          <w:rFonts w:ascii="Calibri" w:hAnsi="Calibri"/>
+          <w:b/>
+          <w:color w:val="1F2937"/>
+          <w:sz w:val="22"/>
+        </w:rPr>
+        <w:t xml:space="preserve">Anti-Spoofing Protection: </w:t>
+      </w:r>
+      <w:r>
+        <w:rPr>
+          <w:rFonts w:ascii="Calibri" w:hAnsi="Calibri"/>
+          <w:color w:val="1F2937"/>
+          <w:sz w:val="22"/>
+        </w:rPr>
+        <w:t>Any 'employee_id' supplied in the client JSON payload is explicitly ignored and discarded, preventing identity spoofing.</w:t>
+      </w:r>
+    </w:p>
+    <w:p>
+      <w:pPr>
+        <w:pStyle w:val="ListBullet"/>
+        <w:spacing w:after="80" w:line="276" w:lineRule="auto"/>
+      </w:pPr>
+      <w:r>
+        <w:rPr>
+          <w:rFonts w:ascii="Calibri" w:hAnsi="Calibri"/>
+          <w:b/>
+          <w:color w:val="1F2937"/>
+          <w:sz w:val="22"/>
+        </w:rPr>
+        <w:t xml:space="preserve">Role Visibility Enforcement: </w:t>
+      </w:r>
+      <w:r>
+        <w:rPr>
+          <w:rFonts w:ascii="Calibri" w:hAnsi="Calibri"/>
+          <w:color w:val="1F2937"/>
+          <w:sz w:val="22"/>
+        </w:rPr>
+        <w:t>Hidden, draft, or inactive roles are completely filtered from the assistant's context, preventing confidential role leakage.</w:t>
+      </w:r>
+    </w:p>
+    <w:p>
+      <w:pPr>
+        <w:pStyle w:val="ListBullet"/>
+        <w:spacing w:after="80" w:line="276" w:lineRule="auto"/>
+      </w:pPr>
+      <w:r>
+        <w:rPr>
+          <w:rFonts w:ascii="Calibri" w:hAnsi="Calibri"/>
+          <w:b/>
+          <w:color w:val="1F2937"/>
+          <w:sz w:val="22"/>
+        </w:rPr>
+        <w:t xml:space="preserve">Input &amp; Context Sanitization: </w:t>
+      </w:r>
+      <w:r>
+        <w:rPr>
+          <w:rFonts w:ascii="Calibri" w:hAnsi="Calibri"/>
+          <w:color w:val="1F2937"/>
+          <w:sz w:val="22"/>
+        </w:rPr>
+        <w:t>Inbound user messages are bounded to 4,000 characters and conversational history is capped at 6 turns to avoid prompt injection or buffer bloat.</w:t>
+      </w:r>
+    </w:p>
+    <w:p>
+      <w:pPr>
+        <w:pStyle w:val="Heading2"/>
+        <w:keepNext/>
+        <w:spacing w:before="280" w:after="120"/>
+      </w:pPr>
+      <w:r>
+        <w:rPr>
+          <w:rFonts w:ascii="Arial" w:hAnsi="Arial"/>
+          <w:b/>
+          <w:color w:val="2563EB"/>
+          <w:sz w:val="27"/>
+        </w:rPr>
+        <w:t>8.3 Enterprise SaaS White-Background User Experience</w:t>
+      </w:r>
+    </w:p>
+    <w:p>
+      <w:pPr>
+        <w:spacing w:after="120" w:line="276" w:lineRule="auto"/>
+      </w:pPr>
+      <w:r>
+        <w:rPr>
+          <w:rFonts w:ascii="Calibri" w:hAnsi="Calibri"/>
+          <w:b/>
+          <w:color w:val="1F2937"/>
+          <w:sz w:val="22"/>
+        </w:rPr>
+        <w:t xml:space="preserve">Design Philosophy: </w:t>
+      </w:r>
+      <w:r>
+        <w:rPr>
+          <w:rFonts w:ascii="Calibri" w:hAnsi="Calibri"/>
+          <w:i w:val="0"/>
+          <w:color w:val="1F2937"/>
+          <w:sz w:val="22"/>
+        </w:rPr>
+        <w:t>The frontend chatbot interface (frontend/src/components/EmployeeCareerChatbot.jsx) adheres strictly to enterprise SaaS design standards with a pure white background (#ffffff), crisp slate borders, dark navy typography, and refined micro-interactions:</w:t>
+      </w:r>
+    </w:p>
+    <w:p>
+      <w:pPr>
+        <w:pStyle w:val="ListBullet"/>
+        <w:spacing w:after="80" w:line="276" w:lineRule="auto"/>
+      </w:pPr>
+      <w:r>
+        <w:rPr>
+          <w:rFonts w:ascii="Calibri" w:hAnsi="Calibri"/>
+          <w:b/>
+          <w:color w:val="1F2937"/>
+          <w:sz w:val="22"/>
+        </w:rPr>
+        <w:t xml:space="preserve">Floating Launcher: </w:t>
+      </w:r>
+      <w:r>
+        <w:rPr>
+          <w:rFonts w:ascii="Calibri" w:hAnsi="Calibri"/>
+          <w:color w:val="1F2937"/>
+          <w:sz w:val="22"/>
+        </w:rPr>
+        <w:t>Positioned at the bottom-right corner of the Employee Portal with a pulsing green live connection badge.</w:t>
+      </w:r>
+    </w:p>
+    <w:p>
+      <w:pPr>
+        <w:pStyle w:val="ListBullet"/>
+        <w:spacing w:after="80" w:line="276" w:lineRule="auto"/>
+      </w:pPr>
+      <w:r>
+        <w:rPr>
+          <w:rFonts w:ascii="Calibri" w:hAnsi="Calibri"/>
+          <w:b/>
+          <w:color w:val="1F2937"/>
+          <w:sz w:val="22"/>
+        </w:rPr>
+        <w:t xml:space="preserve">Role Context Pill: </w:t>
+      </w:r>
+      <w:r>
+        <w:rPr>
+          <w:rFonts w:ascii="Calibri" w:hAnsi="Calibri"/>
+          <w:color w:val="1F2937"/>
+          <w:sz w:val="22"/>
+        </w:rPr>
+        <w:t>Presents a blue-tinted status banner displaying the role under discussion with live Fit and Readiness percentages.</w:t>
+      </w:r>
+    </w:p>
+    <w:p>
+      <w:pPr>
+        <w:pStyle w:val="ListBullet"/>
+        <w:spacing w:after="80" w:line="276" w:lineRule="auto"/>
+      </w:pPr>
+      <w:r>
+        <w:rPr>
+          <w:rFonts w:ascii="Calibri" w:hAnsi="Calibri"/>
+          <w:b/>
+          <w:color w:val="1F2937"/>
+          <w:sz w:val="22"/>
+        </w:rPr>
+        <w:t xml:space="preserve">Animated Typing Indicator: </w:t>
+      </w:r>
+      <w:r>
+        <w:rPr>
+          <w:rFonts w:ascii="Calibri" w:hAnsi="Calibri"/>
+          <w:color w:val="1F2937"/>
+          <w:sz w:val="22"/>
+        </w:rPr>
+        <w:t>Three bouncing dots indicate LLM reasoning activity before replies stream into the conversation.</w:t>
+      </w:r>
+    </w:p>
+    <w:p>
+      <w:pPr>
+        <w:pStyle w:val="ListBullet"/>
+        <w:spacing w:after="80" w:line="276" w:lineRule="auto"/>
+      </w:pPr>
+      <w:r>
+        <w:rPr>
+          <w:rFonts w:ascii="Calibri" w:hAnsi="Calibri"/>
+          <w:b/>
+          <w:color w:val="1F2937"/>
+          <w:sz w:val="22"/>
+        </w:rPr>
+        <w:t xml:space="preserve">Source Citation Badges: </w:t>
+      </w:r>
+      <w:r>
+        <w:rPr>
+          <w:rFonts w:ascii="Calibri" w:hAnsi="Calibri"/>
+          <w:color w:val="1F2937"/>
+          <w:sz w:val="22"/>
+        </w:rPr>
+        <w:t>Each assistant message displays a verified provenance tag ('Based on your RoleFlow profile records: ✓').</w:t>
+      </w:r>
+    </w:p>
+    <w:p>
+      <w:pPr>
+        <w:pStyle w:val="ListBullet"/>
+        <w:spacing w:after="80" w:line="276" w:lineRule="auto"/>
+      </w:pPr>
+      <w:r>
+        <w:rPr>
+          <w:rFonts w:ascii="Calibri" w:hAnsi="Calibri"/>
+          <w:b/>
+          <w:color w:val="1F2937"/>
+          <w:sz w:val="22"/>
+        </w:rPr>
+        <w:t xml:space="preserve">Contextual Action Chips: </w:t>
+      </w:r>
+      <w:r>
+        <w:rPr>
+          <w:rFonts w:ascii="Calibri" w:hAnsi="Calibri"/>
+          <w:color w:val="1F2937"/>
+          <w:sz w:val="22"/>
+        </w:rPr>
+        <w:t>Dynamic, hover-animated chips allow 1-click execution of common queries ('Why was I matched?', 'Why is readiness lower?', 'Show learning plan').</w:t>
+      </w:r>
+    </w:p>
+    <w:p>
+      <w:pPr>
+        <w:pStyle w:val="Heading2"/>
+        <w:keepNext/>
+        <w:spacing w:before="280" w:after="120"/>
+      </w:pPr>
+      <w:r>
+        <w:rPr>
+          <w:rFonts w:ascii="Arial" w:hAnsi="Arial"/>
+          <w:b/>
+          <w:color w:val="2563EB"/>
+          <w:sz w:val="27"/>
+        </w:rPr>
+        <w:t>8.4 GPT-OSS-120B Integration &amp; Deterministic Fallback Matrix</w:t>
+      </w:r>
+    </w:p>
+    <w:p>
+      <w:pPr>
+        <w:spacing w:after="120" w:line="276" w:lineRule="auto"/>
+      </w:pPr>
+      <w:r>
+        <w:rPr>
+          <w:rFonts w:ascii="Calibri" w:hAnsi="Calibri"/>
+          <w:b/>
+          <w:color w:val="1F2937"/>
+          <w:sz w:val="22"/>
+        </w:rPr>
+        <w:t xml:space="preserve">Dual-Engine Reliability: </w:t>
+      </w:r>
+      <w:r>
+        <w:rPr>
+          <w:rFonts w:ascii="Calibri" w:hAnsi="Calibri"/>
+          <w:i w:val="0"/>
+          <w:color w:val="1F2937"/>
+          <w:sz w:val="22"/>
+        </w:rPr>
+        <w:t>The Career Assistant connects to RoleFlow's unified GPT-OSS-120B LLM via LangChain ChatOpenAI. If the model endpoint is offline or experiencing network delays, the system activates an algorithmic, zero-hallucination deterministic fallback engine covering eight distinct query domains (Fit score decomposition, project-based readiness deductions, skill gap breakdowns, upskilling roadmap curation, transferable bridge analysis, verified skill listings, opportunity inventories, and identity summaries).</w:t>
+      </w:r>
+    </w:p>
+    <w:p>
+      <w:r>
+        <w:br w:type="page"/>
+      </w:r>
+    </w:p>
+    <w:p>
+      <w:pPr>
+        <w:pStyle w:val="Heading1"/>
+        <w:keepNext/>
+        <w:spacing w:before="280" w:after="120"/>
+      </w:pPr>
+      <w:r>
+        <w:rPr>
+          <w:rFonts w:ascii="Arial" w:hAnsi="Arial"/>
+          <w:b/>
+          <w:color w:val="1E3A8A"/>
+          <w:sz w:val="34"/>
+        </w:rPr>
+        <w:t>9. Production Readiness &amp; Operational Manual</w:t>
       </w:r>
     </w:p>
     <w:p>
@@ -8254,7 +9556,7 @@
           <w:color w:val="2563EB"/>
           <w:sz w:val="27"/>
         </w:rPr>
-        <w:t>8.1 Production Resilience Matrix</w:t>
+        <w:t>9.1 Production Resilience Matrix</w:t>
       </w:r>
     </w:p>
     <w:tbl>
@@ -8532,7 +9834,7 @@
                 <w:color w:val="1F2937"/>
                 <w:sz w:val="19"/>
               </w:rPr>
-              <w:t>Task Queue Broker</w:t>
+              <w:t>Task Queue &amp; Background Tasks</w:t>
             </w:r>
           </w:p>
         </w:tc>
@@ -8557,7 +9859,7 @@
                 <w:color w:val="1F2937"/>
                 <w:sz w:val="19"/>
               </w:rPr>
-              <w:t>Redis server offline or network partitioned</w:t>
+              <w:t>Redis dependency removed from architecture</w:t>
             </w:r>
           </w:p>
         </w:tc>
@@ -8582,7 +9884,7 @@
                 <w:color w:val="1F2937"/>
                 <w:sz w:val="19"/>
               </w:rPr>
-              <w:t>Automatic in-process async worker thread fallback ensures discovery tasks complete reliably.</w:t>
+              <w:t>Native asynchronous worker thread dispatch with ThreadPoolExecutor executes discovery tasks with zero broker overhead and zero port 6379 dependency.</w:t>
             </w:r>
           </w:p>
         </w:tc>
@@ -8678,7 +9980,7 @@
           <w:color w:val="2563EB"/>
           <w:sz w:val="27"/>
         </w:rPr>
-        <w:t>8.2 Quick Start Commands</w:t>
+        <w:t>9.2 Quick Start Commands</w:t>
       </w:r>
     </w:p>
     <w:p>
@@ -8748,7 +10050,7 @@
           <w:color w:val="1F2937"/>
           <w:sz w:val="22"/>
         </w:rPr>
-        <w:t>3. Launch the single entry point API server:</w:t>
+        <w:t>3. Launch the single main source API server (app.py):</w:t>
       </w:r>
     </w:p>
     <w:p>
@@ -8808,7 +10110,7 @@
           <w:color w:val="2563EB"/>
           <w:sz w:val="27"/>
         </w:rPr>
-        <w:t>8.3 Demo Persona Accounts</w:t>
+        <w:t>9.3 Demo Persona Accounts</w:t>
       </w:r>
     </w:p>
     <w:tbl>
@@ -9244,6 +10546,196 @@
         </w:tc>
       </w:tr>
     </w:tbl>
+    <w:p>
+      <w:pPr>
+        <w:pStyle w:val="Heading2"/>
+        <w:keepNext/>
+        <w:spacing w:before="280" w:after="120"/>
+      </w:pPr>
+      <w:r>
+        <w:rPr>
+          <w:rFonts w:ascii="Arial" w:hAnsi="Arial"/>
+          <w:b/>
+          <w:color w:val="2563EB"/>
+          <w:sz w:val="27"/>
+        </w:rPr>
+        <w:t>9.4 Docker Architectural Scaffolding &amp; Native Runtime</w:t>
+      </w:r>
+    </w:p>
+    <w:p>
+      <w:pPr>
+        <w:spacing w:after="120" w:line="276" w:lineRule="auto"/>
+      </w:pPr>
+      <w:r>
+        <w:rPr>
+          <w:rFonts w:ascii="Calibri" w:hAnsi="Calibri"/>
+          <w:b/>
+          <w:color w:val="1F2937"/>
+          <w:sz w:val="22"/>
+        </w:rPr>
+        <w:t xml:space="preserve">Container Blueprint Scaffolding: </w:t>
+      </w:r>
+      <w:r>
+        <w:rPr>
+          <w:rFonts w:ascii="Calibri" w:hAnsi="Calibri"/>
+          <w:i w:val="0"/>
+          <w:color w:val="1F2937"/>
+          <w:sz w:val="22"/>
+        </w:rPr>
+        <w:t>RoleFlow includes complete Docker specifications within the codebase to provide enterprise blueprints for future containerized deployment, while strictly preserving native execution for daily operation and evaluation:</w:t>
+      </w:r>
+    </w:p>
+    <w:p>
+      <w:pPr>
+        <w:pStyle w:val="ListBullet"/>
+        <w:spacing w:after="80" w:line="276" w:lineRule="auto"/>
+      </w:pPr>
+      <w:r>
+        <w:rPr>
+          <w:rFonts w:ascii="Calibri" w:hAnsi="Calibri"/>
+          <w:b/>
+          <w:color w:val="1F2937"/>
+          <w:sz w:val="22"/>
+        </w:rPr>
+        <w:t xml:space="preserve">backend/Dockerfile: </w:t>
+      </w:r>
+      <w:r>
+        <w:rPr>
+          <w:rFonts w:ascii="Calibri" w:hAnsi="Calibri"/>
+          <w:color w:val="1F2937"/>
+          <w:sz w:val="22"/>
+        </w:rPr>
+        <w:t>Defines production containerization blueprint with Python 3.11-slim base, dependencies, and port 5000 entrypoint.</w:t>
+      </w:r>
+    </w:p>
+    <w:p>
+      <w:pPr>
+        <w:pStyle w:val="ListBullet"/>
+        <w:spacing w:after="80" w:line="276" w:lineRule="auto"/>
+      </w:pPr>
+      <w:r>
+        <w:rPr>
+          <w:rFonts w:ascii="Calibri" w:hAnsi="Calibri"/>
+          <w:b/>
+          <w:color w:val="1F2937"/>
+          <w:sz w:val="22"/>
+        </w:rPr>
+        <w:t xml:space="preserve">frontend/Dockerfile: </w:t>
+      </w:r>
+      <w:r>
+        <w:rPr>
+          <w:rFonts w:ascii="Calibri" w:hAnsi="Calibri"/>
+          <w:color w:val="1F2937"/>
+          <w:sz w:val="22"/>
+        </w:rPr>
+        <w:t>Two-stage container build blueprint with Node 20-alpine build stage and Alpine Nginx static serving stage.</w:t>
+      </w:r>
+    </w:p>
+    <w:p>
+      <w:pPr>
+        <w:pStyle w:val="ListBullet"/>
+        <w:spacing w:after="80" w:line="276" w:lineRule="auto"/>
+      </w:pPr>
+      <w:r>
+        <w:rPr>
+          <w:rFonts w:ascii="Calibri" w:hAnsi="Calibri"/>
+          <w:b/>
+          <w:color w:val="1F2937"/>
+          <w:sz w:val="22"/>
+        </w:rPr>
+        <w:t xml:space="preserve">docker-compose.yml: </w:t>
+      </w:r>
+      <w:r>
+        <w:rPr>
+          <w:rFonts w:ascii="Calibri" w:hAnsi="Calibri"/>
+          <w:color w:val="1F2937"/>
+          <w:sz w:val="22"/>
+        </w:rPr>
+        <w:t>Multi-service orchestration template defining backend, frontend, PostgreSQL (with pgvector), and MongoDB services.</w:t>
+      </w:r>
+    </w:p>
+    <w:p>
+      <w:pPr>
+        <w:pStyle w:val="ListBullet"/>
+        <w:spacing w:after="80" w:line="276" w:lineRule="auto"/>
+      </w:pPr>
+      <w:r>
+        <w:rPr>
+          <w:rFonts w:ascii="Calibri" w:hAnsi="Calibri"/>
+          <w:b/>
+          <w:color w:val="1F2937"/>
+          <w:sz w:val="22"/>
+        </w:rPr>
+        <w:t xml:space="preserve">.dockerignore: </w:t>
+      </w:r>
+      <w:r>
+        <w:rPr>
+          <w:rFonts w:ascii="Calibri" w:hAnsi="Calibri"/>
+          <w:color w:val="1F2937"/>
+          <w:sz w:val="22"/>
+        </w:rPr>
+        <w:t>Excludes virtual environments, cache directories, local SQLite databases, and node_modules from container contexts.</w:t>
+      </w:r>
+    </w:p>
+    <w:tbl>
+      <w:tblPr>
+        <w:tblW w:type="auto" w:w="0"/>
+        <w:jc w:val="center"/>
+        <w:tblLayout w:type="fixed"/>
+        <w:tblLook w:firstColumn="1" w:firstRow="1" w:lastColumn="0" w:lastRow="0" w:noHBand="0" w:noVBand="1" w:val="04A0"/>
+      </w:tblPr>
+      <w:tblGrid>
+        <w:gridCol w:w="9360"/>
+      </w:tblGrid>
+      <w:tr>
+        <w:tc>
+          <w:tcPr>
+            <w:tcW w:type="dxa" w:w="9360"/>
+            <w:shd w:fill="EFF6FF"/>
+            <w:tcMar>
+              <w:top w:w="140" w:type="dxa"/>
+              <w:bottom w:w="140" w:type="dxa"/>
+              <w:left w:w="200" w:type="dxa"/>
+              <w:right w:w="200" w:type="dxa"/>
+            </w:tcMar>
+            <w:tcBorders>
+              <w:left w:val="single" w:sz="24" w:space="0" w:color="2563EB"/>
+              <w:top w:val="none"/>
+              <w:right w:val="none"/>
+              <w:bottom w:val="none"/>
+            </w:tcBorders>
+          </w:tcPr>
+          <w:p>
+            <w:pPr>
+              <w:spacing w:after="60"/>
+            </w:pPr>
+            <w:r>
+              <w:rPr>
+                <w:rFonts w:ascii="Arial" w:hAnsi="Arial"/>
+                <w:b/>
+                <w:color w:val="1E3A8A"/>
+                <w:sz w:val="21"/>
+              </w:rPr>
+              <w:t>Native Runtime Commitment &amp; app.py as Main Source</w:t>
+              <w:br/>
+            </w:r>
+            <w:r>
+              <w:rPr>
+                <w:rFonts w:ascii="Calibri" w:hAnsi="Calibri"/>
+                <w:color w:val="1F2937"/>
+                <w:sz w:val="20"/>
+              </w:rPr>
+              <w:t>Per design specifications, all Docker elements are strictly present as unconfigured scaffolding and are NOT integrated into active runtime. The primary, definitive entrypoint for backend execution is native: 'python app.py' (or 'python backend/app.py'). The platform runs seamlessly with zero Docker daemon requirements.</w:t>
+            </w:r>
+          </w:p>
+        </w:tc>
+      </w:tr>
+    </w:tbl>
+    <w:p>
+      <w:pPr>
+        <w:spacing w:after="120"/>
+      </w:pPr>
+    </w:p>
     <w:sectPr>
       <w:headerReference w:type="default" r:id="rId9"/>
       <w:footerReference w:type="default" r:id="rId10"/>

--- a/RoleFlow_Project_Report.docx
+++ b/RoleFlow_Project_Report.docx
@@ -8485,6 +8485,20 @@
           <w:color w:val="1F2937"/>
           <w:sz w:val="22"/>
         </w:rPr>
+        <w:t>Step 17b: Employee consults AI Career Assistant; receives grounded explanation of 79% Fit breakdown, 83% Readiness score, ongoing project commitments, and suggested action chips.</w:t>
+      </w:r>
+    </w:p>
+    <w:p>
+      <w:pPr>
+        <w:pStyle w:val="ListBullet"/>
+        <w:spacing w:after="80" w:line="276" w:lineRule="auto"/>
+      </w:pPr>
+      <w:r>
+        <w:rPr>
+          <w:rFonts w:ascii="Calibri" w:hAnsi="Calibri"/>
+          <w:color w:val="1F2937"/>
+          <w:sz w:val="22"/>
+        </w:rPr>
         <w:t>Step 18: Resolves multiple role preferences (1st &amp; 2nd rank recorded).</w:t>
       </w:r>
     </w:p>
@@ -10735,6 +10749,3907 @@
       <w:pPr>
         <w:spacing w:after="120"/>
       </w:pPr>
+    </w:p>
+    <w:p>
+      <w:r>
+        <w:br w:type="page"/>
+      </w:r>
+    </w:p>
+    <w:p>
+      <w:pPr>
+        <w:pStyle w:val="Heading1"/>
+        <w:keepNext/>
+        <w:spacing w:before="280" w:after="120"/>
+      </w:pPr>
+      <w:r>
+        <w:rPr>
+          <w:rFonts w:ascii="Arial" w:hAnsi="Arial"/>
+          <w:b/>
+          <w:color w:val="1E3A8A"/>
+          <w:sz w:val="34"/>
+        </w:rPr>
+        <w:t>10. Enterprise Security, Zero-Trust RBAC &amp; Hardening</w:t>
+      </w:r>
+    </w:p>
+    <w:p>
+      <w:pPr>
+        <w:spacing w:after="120" w:line="276" w:lineRule="auto"/>
+      </w:pPr>
+      <w:r>
+        <w:rPr>
+          <w:rFonts w:ascii="Calibri" w:hAnsi="Calibri"/>
+          <w:b/>
+          <w:color w:val="1F2937"/>
+          <w:sz w:val="22"/>
+        </w:rPr>
+        <w:t xml:space="preserve">Security Architecture: </w:t>
+      </w:r>
+      <w:r>
+        <w:rPr>
+          <w:rFonts w:ascii="Calibri" w:hAnsi="Calibri"/>
+          <w:i w:val="0"/>
+          <w:color w:val="1F2937"/>
+          <w:sz w:val="22"/>
+        </w:rPr>
+        <w:t>To ensure readiness for enterprise deployments and strict compliance with corporate governance standards, RoleFlow implements zero-trust security controls across all application layers:</w:t>
+      </w:r>
+    </w:p>
+    <w:p>
+      <w:pPr>
+        <w:pStyle w:val="Heading2"/>
+        <w:keepNext/>
+        <w:spacing w:before="280" w:after="120"/>
+      </w:pPr>
+      <w:r>
+        <w:rPr>
+          <w:rFonts w:ascii="Arial" w:hAnsi="Arial"/>
+          <w:b/>
+          <w:color w:val="2563EB"/>
+          <w:sz w:val="27"/>
+        </w:rPr>
+        <w:t>10.1 Role-Based Access Control (RBAC)</w:t>
+      </w:r>
+    </w:p>
+    <w:p>
+      <w:pPr>
+        <w:spacing w:after="120" w:line="276" w:lineRule="auto"/>
+      </w:pPr>
+      <w:r>
+        <w:rPr>
+          <w:rFonts w:ascii="Calibri" w:hAnsi="Calibri"/>
+          <w:b/>
+          <w:color w:val="1F2937"/>
+          <w:sz w:val="22"/>
+        </w:rPr>
+        <w:t xml:space="preserve">Access Barriers: </w:t>
+      </w:r>
+      <w:r>
+        <w:rPr>
+          <w:rFonts w:ascii="Calibri" w:hAnsi="Calibri"/>
+          <w:i w:val="0"/>
+          <w:color w:val="1F2937"/>
+          <w:sz w:val="22"/>
+        </w:rPr>
+        <w:t>Every endpoint is protected by granular role barriers. JWT claims are validated server-side to prevent privilege escalation:</w:t>
+      </w:r>
+    </w:p>
+    <w:tbl>
+      <w:tblPr>
+        <w:tblW w:type="auto" w:w="0"/>
+        <w:jc w:val="center"/>
+        <w:tblLook w:firstColumn="1" w:firstRow="1" w:lastColumn="0" w:lastRow="0" w:noHBand="0" w:noVBand="1" w:val="04A0"/>
+        <w:tblBorders>
+          <w:top w:val="single" w:sz="4" w:space="0" w:color="CBD5E1"/>
+          <w:bottom w:val="single" w:sz="4" w:space="0" w:color="CBD5E1"/>
+          <w:insideH w:val="single" w:sz="4" w:space="0" w:color="CBD5E1"/>
+          <w:insideV w:val="single" w:sz="4" w:space="0" w:color="CBD5E1"/>
+          <w:left w:val="none"/>
+          <w:right w:val="none"/>
+        </w:tblBorders>
+      </w:tblPr>
+      <w:tblGrid>
+        <w:gridCol w:w="3120"/>
+        <w:gridCol w:w="3120"/>
+        <w:gridCol w:w="3120"/>
+      </w:tblGrid>
+      <w:tr>
+        <w:tc>
+          <w:tcPr>
+            <w:tcW w:type="dxa" w:w="2592"/>
+            <w:shd w:fill="1E3A8A"/>
+            <w:tcMar>
+              <w:top w:w="140" w:type="dxa"/>
+              <w:bottom w:w="140" w:type="dxa"/>
+              <w:left w:w="150" w:type="dxa"/>
+              <w:right w:w="150" w:type="dxa"/>
+            </w:tcMar>
+          </w:tcPr>
+          <w:p>
+            <w:pPr>
+              <w:jc w:val="left"/>
+            </w:pPr>
+            <w:r>
+              <w:rPr>
+                <w:rFonts w:ascii="Arial" w:hAnsi="Arial"/>
+                <w:b/>
+                <w:color w:val="FFFFFF"/>
+                <w:sz w:val="20"/>
+              </w:rPr>
+              <w:t>Security Decorator</w:t>
+            </w:r>
+          </w:p>
+        </w:tc>
+        <w:tc>
+          <w:tcPr>
+            <w:tcW w:type="dxa" w:w="2592"/>
+            <w:shd w:fill="1E3A8A"/>
+            <w:tcMar>
+              <w:top w:w="140" w:type="dxa"/>
+              <w:bottom w:w="140" w:type="dxa"/>
+              <w:left w:w="150" w:type="dxa"/>
+              <w:right w:w="150" w:type="dxa"/>
+            </w:tcMar>
+          </w:tcPr>
+          <w:p>
+            <w:pPr>
+              <w:jc w:val="left"/>
+            </w:pPr>
+            <w:r>
+              <w:rPr>
+                <w:rFonts w:ascii="Arial" w:hAnsi="Arial"/>
+                <w:b/>
+                <w:color w:val="FFFFFF"/>
+                <w:sz w:val="20"/>
+              </w:rPr>
+              <w:t>Permitted Roles</w:t>
+            </w:r>
+          </w:p>
+        </w:tc>
+        <w:tc>
+          <w:tcPr>
+            <w:tcW w:type="dxa" w:w="4176"/>
+            <w:shd w:fill="1E3A8A"/>
+            <w:tcMar>
+              <w:top w:w="140" w:type="dxa"/>
+              <w:bottom w:w="140" w:type="dxa"/>
+              <w:left w:w="150" w:type="dxa"/>
+              <w:right w:w="150" w:type="dxa"/>
+            </w:tcMar>
+          </w:tcPr>
+          <w:p>
+            <w:pPr>
+              <w:jc w:val="left"/>
+            </w:pPr>
+            <w:r>
+              <w:rPr>
+                <w:rFonts w:ascii="Arial" w:hAnsi="Arial"/>
+                <w:b/>
+                <w:color w:val="FFFFFF"/>
+                <w:sz w:val="20"/>
+              </w:rPr>
+              <w:t>Protected Endpoints &amp; Action Scope</w:t>
+            </w:r>
+          </w:p>
+        </w:tc>
+      </w:tr>
+      <w:tr>
+        <w:tc>
+          <w:tcPr>
+            <w:tcW w:type="dxa" w:w="2592"/>
+            <w:shd w:fill="FFFFFF"/>
+            <w:tcMar>
+              <w:top w:w="100" w:type="dxa"/>
+              <w:bottom w:w="100" w:type="dxa"/>
+              <w:left w:w="150" w:type="dxa"/>
+              <w:right w:w="150" w:type="dxa"/>
+            </w:tcMar>
+          </w:tcPr>
+          <w:p>
+            <w:pPr>
+              <w:spacing w:line="276" w:lineRule="auto"/>
+            </w:pPr>
+            <w:r>
+              <w:rPr>
+                <w:rFonts w:ascii="Calibri" w:hAnsi="Calibri"/>
+                <w:color w:val="1F2937"/>
+                <w:sz w:val="19"/>
+              </w:rPr>
+              <w:t>@roles_required</w:t>
+            </w:r>
+          </w:p>
+        </w:tc>
+        <w:tc>
+          <w:tcPr>
+            <w:tcW w:type="dxa" w:w="2592"/>
+            <w:shd w:fill="FFFFFF"/>
+            <w:tcMar>
+              <w:top w:w="100" w:type="dxa"/>
+              <w:bottom w:w="100" w:type="dxa"/>
+              <w:left w:w="150" w:type="dxa"/>
+              <w:right w:w="150" w:type="dxa"/>
+            </w:tcMar>
+          </w:tcPr>
+          <w:p>
+            <w:pPr>
+              <w:spacing w:line="276" w:lineRule="auto"/>
+            </w:pPr>
+            <w:r>
+              <w:rPr>
+                <w:rFonts w:ascii="Calibri" w:hAnsi="Calibri"/>
+                <w:color w:val="1F2937"/>
+                <w:sz w:val="19"/>
+              </w:rPr>
+              <w:t>Configurable set</w:t>
+            </w:r>
+          </w:p>
+        </w:tc>
+        <w:tc>
+          <w:tcPr>
+            <w:tcW w:type="dxa" w:w="4176"/>
+            <w:shd w:fill="FFFFFF"/>
+            <w:tcMar>
+              <w:top w:w="100" w:type="dxa"/>
+              <w:bottom w:w="100" w:type="dxa"/>
+              <w:left w:w="150" w:type="dxa"/>
+              <w:right w:w="150" w:type="dxa"/>
+            </w:tcMar>
+          </w:tcPr>
+          <w:p>
+            <w:pPr>
+              <w:spacing w:line="276" w:lineRule="auto"/>
+            </w:pPr>
+            <w:r>
+              <w:rPr>
+                <w:rFonts w:ascii="Calibri" w:hAnsi="Calibri"/>
+                <w:color w:val="1F2937"/>
+                <w:sz w:val="19"/>
+              </w:rPr>
+              <w:t>Generic decorator enforcing membership in authorized role groups.</w:t>
+            </w:r>
+          </w:p>
+        </w:tc>
+      </w:tr>
+      <w:tr>
+        <w:tc>
+          <w:tcPr>
+            <w:tcW w:type="dxa" w:w="2592"/>
+            <w:shd w:fill="F1F5F9"/>
+            <w:tcMar>
+              <w:top w:w="100" w:type="dxa"/>
+              <w:bottom w:w="100" w:type="dxa"/>
+              <w:left w:w="150" w:type="dxa"/>
+              <w:right w:w="150" w:type="dxa"/>
+            </w:tcMar>
+          </w:tcPr>
+          <w:p>
+            <w:pPr>
+              <w:spacing w:line="276" w:lineRule="auto"/>
+            </w:pPr>
+            <w:r>
+              <w:rPr>
+                <w:rFonts w:ascii="Calibri" w:hAnsi="Calibri"/>
+                <w:color w:val="1F2937"/>
+                <w:sz w:val="19"/>
+              </w:rPr>
+              <w:t>@manager_required</w:t>
+            </w:r>
+          </w:p>
+        </w:tc>
+        <w:tc>
+          <w:tcPr>
+            <w:tcW w:type="dxa" w:w="2592"/>
+            <w:shd w:fill="F1F5F9"/>
+            <w:tcMar>
+              <w:top w:w="100" w:type="dxa"/>
+              <w:bottom w:w="100" w:type="dxa"/>
+              <w:left w:w="150" w:type="dxa"/>
+              <w:right w:w="150" w:type="dxa"/>
+            </w:tcMar>
+          </w:tcPr>
+          <w:p>
+            <w:pPr>
+              <w:spacing w:line="276" w:lineRule="auto"/>
+            </w:pPr>
+            <w:r>
+              <w:rPr>
+                <w:rFonts w:ascii="Calibri" w:hAnsi="Calibri"/>
+                <w:color w:val="1F2937"/>
+                <w:sz w:val="19"/>
+              </w:rPr>
+              <w:t>manager, hr, admin</w:t>
+            </w:r>
+          </w:p>
+        </w:tc>
+        <w:tc>
+          <w:tcPr>
+            <w:tcW w:type="dxa" w:w="4176"/>
+            <w:shd w:fill="F1F5F9"/>
+            <w:tcMar>
+              <w:top w:w="100" w:type="dxa"/>
+              <w:bottom w:w="100" w:type="dxa"/>
+              <w:left w:w="150" w:type="dxa"/>
+              <w:right w:w="150" w:type="dxa"/>
+            </w:tcMar>
+          </w:tcPr>
+          <w:p>
+            <w:pPr>
+              <w:spacing w:line="276" w:lineRule="auto"/>
+            </w:pPr>
+            <w:r>
+              <w:rPr>
+                <w:rFonts w:ascii="Calibri" w:hAnsi="Calibri"/>
+                <w:color w:val="1F2937"/>
+                <w:sz w:val="19"/>
+              </w:rPr>
+              <w:t>Role creation, JD intelligence, candidate discovery, candidate shortlisting, score overrides.</w:t>
+            </w:r>
+          </w:p>
+        </w:tc>
+      </w:tr>
+      <w:tr>
+        <w:tc>
+          <w:tcPr>
+            <w:tcW w:type="dxa" w:w="2592"/>
+            <w:shd w:fill="FFFFFF"/>
+            <w:tcMar>
+              <w:top w:w="100" w:type="dxa"/>
+              <w:bottom w:w="100" w:type="dxa"/>
+              <w:left w:w="150" w:type="dxa"/>
+              <w:right w:w="150" w:type="dxa"/>
+            </w:tcMar>
+          </w:tcPr>
+          <w:p>
+            <w:pPr>
+              <w:spacing w:line="276" w:lineRule="auto"/>
+            </w:pPr>
+            <w:r>
+              <w:rPr>
+                <w:rFonts w:ascii="Calibri" w:hAnsi="Calibri"/>
+                <w:color w:val="1F2937"/>
+                <w:sz w:val="19"/>
+              </w:rPr>
+              <w:t>@employee_required</w:t>
+            </w:r>
+          </w:p>
+        </w:tc>
+        <w:tc>
+          <w:tcPr>
+            <w:tcW w:type="dxa" w:w="2592"/>
+            <w:shd w:fill="FFFFFF"/>
+            <w:tcMar>
+              <w:top w:w="100" w:type="dxa"/>
+              <w:bottom w:w="100" w:type="dxa"/>
+              <w:left w:w="150" w:type="dxa"/>
+              <w:right w:w="150" w:type="dxa"/>
+            </w:tcMar>
+          </w:tcPr>
+          <w:p>
+            <w:pPr>
+              <w:spacing w:line="276" w:lineRule="auto"/>
+            </w:pPr>
+            <w:r>
+              <w:rPr>
+                <w:rFonts w:ascii="Calibri" w:hAnsi="Calibri"/>
+                <w:color w:val="1F2937"/>
+                <w:sz w:val="19"/>
+              </w:rPr>
+              <w:t>employee, admin</w:t>
+            </w:r>
+          </w:p>
+        </w:tc>
+        <w:tc>
+          <w:tcPr>
+            <w:tcW w:type="dxa" w:w="4176"/>
+            <w:shd w:fill="FFFFFF"/>
+            <w:tcMar>
+              <w:top w:w="100" w:type="dxa"/>
+              <w:bottom w:w="100" w:type="dxa"/>
+              <w:left w:w="150" w:type="dxa"/>
+              <w:right w:w="150" w:type="dxa"/>
+            </w:tcMar>
+          </w:tcPr>
+          <w:p>
+            <w:pPr>
+              <w:spacing w:line="276" w:lineRule="auto"/>
+            </w:pPr>
+            <w:r>
+              <w:rPr>
+                <w:rFonts w:ascii="Calibri" w:hAnsi="Calibri"/>
+                <w:color w:val="1F2937"/>
+                <w:sz w:val="19"/>
+              </w:rPr>
+              <w:t>Personal profile inspection, opportunity match retrieval, decision responses (accept/decline).</w:t>
+            </w:r>
+          </w:p>
+        </w:tc>
+      </w:tr>
+      <w:tr>
+        <w:tc>
+          <w:tcPr>
+            <w:tcW w:type="dxa" w:w="2592"/>
+            <w:shd w:fill="F1F5F9"/>
+            <w:tcMar>
+              <w:top w:w="100" w:type="dxa"/>
+              <w:bottom w:w="100" w:type="dxa"/>
+              <w:left w:w="150" w:type="dxa"/>
+              <w:right w:w="150" w:type="dxa"/>
+            </w:tcMar>
+          </w:tcPr>
+          <w:p>
+            <w:pPr>
+              <w:spacing w:line="276" w:lineRule="auto"/>
+            </w:pPr>
+            <w:r>
+              <w:rPr>
+                <w:rFonts w:ascii="Calibri" w:hAnsi="Calibri"/>
+                <w:color w:val="1F2937"/>
+                <w:sz w:val="19"/>
+              </w:rPr>
+              <w:t>@hr_required</w:t>
+            </w:r>
+          </w:p>
+        </w:tc>
+        <w:tc>
+          <w:tcPr>
+            <w:tcW w:type="dxa" w:w="2592"/>
+            <w:shd w:fill="F1F5F9"/>
+            <w:tcMar>
+              <w:top w:w="100" w:type="dxa"/>
+              <w:bottom w:w="100" w:type="dxa"/>
+              <w:left w:w="150" w:type="dxa"/>
+              <w:right w:w="150" w:type="dxa"/>
+            </w:tcMar>
+          </w:tcPr>
+          <w:p>
+            <w:pPr>
+              <w:spacing w:line="276" w:lineRule="auto"/>
+            </w:pPr>
+            <w:r>
+              <w:rPr>
+                <w:rFonts w:ascii="Calibri" w:hAnsi="Calibri"/>
+                <w:color w:val="1F2937"/>
+                <w:sz w:val="19"/>
+              </w:rPr>
+              <w:t>hr, admin</w:t>
+            </w:r>
+          </w:p>
+        </w:tc>
+        <w:tc>
+          <w:tcPr>
+            <w:tcW w:type="dxa" w:w="4176"/>
+            <w:shd w:fill="F1F5F9"/>
+            <w:tcMar>
+              <w:top w:w="100" w:type="dxa"/>
+              <w:bottom w:w="100" w:type="dxa"/>
+              <w:left w:w="150" w:type="dxa"/>
+              <w:right w:w="150" w:type="dxa"/>
+            </w:tcMar>
+          </w:tcPr>
+          <w:p>
+            <w:pPr>
+              <w:spacing w:line="276" w:lineRule="auto"/>
+            </w:pPr>
+            <w:r>
+              <w:rPr>
+                <w:rFonts w:ascii="Calibri" w:hAnsi="Calibri"/>
+                <w:color w:val="1F2937"/>
+                <w:sz w:val="19"/>
+              </w:rPr>
+              <w:t>Enterprise mobility governance, workforce transfer audits, final transfer approval dispatch.</w:t>
+            </w:r>
+          </w:p>
+        </w:tc>
+      </w:tr>
+    </w:tbl>
+    <w:p>
+      <w:pPr>
+        <w:pStyle w:val="Heading2"/>
+        <w:keepNext/>
+        <w:spacing w:before="280" w:after="120"/>
+      </w:pPr>
+      <w:r>
+        <w:rPr>
+          <w:rFonts w:ascii="Arial" w:hAnsi="Arial"/>
+          <w:b/>
+          <w:color w:val="2563EB"/>
+          <w:sz w:val="27"/>
+        </w:rPr>
+        <w:t>10.2 In-Memory Sliding-Window Rate Limiting</w:t>
+      </w:r>
+    </w:p>
+    <w:p>
+      <w:pPr>
+        <w:spacing w:after="120" w:line="276" w:lineRule="auto"/>
+      </w:pPr>
+      <w:r>
+        <w:rPr>
+          <w:rFonts w:ascii="Calibri" w:hAnsi="Calibri"/>
+          <w:b/>
+          <w:color w:val="1F2937"/>
+          <w:sz w:val="22"/>
+        </w:rPr>
+        <w:t xml:space="preserve">DDoS &amp; Brute-Force Defense: </w:t>
+      </w:r>
+      <w:r>
+        <w:rPr>
+          <w:rFonts w:ascii="Calibri" w:hAnsi="Calibri"/>
+          <w:i w:val="0"/>
+          <w:color w:val="1F2937"/>
+          <w:sz w:val="22"/>
+        </w:rPr>
+        <w:t>RoleFlow incorporates a thread-safe in-memory sliding-window rate limiter (backend/core/security/rate_limiter.py) operating entirely without Redis dependencies. It tracks client request timestamps using double-ended queues (collections.deque) with automatic eviction:</w:t>
+      </w:r>
+    </w:p>
+    <w:p>
+      <w:pPr>
+        <w:pStyle w:val="ListBullet"/>
+        <w:spacing w:after="80" w:line="276" w:lineRule="auto"/>
+      </w:pPr>
+      <w:r>
+        <w:rPr>
+          <w:rFonts w:ascii="Calibri" w:hAnsi="Calibri"/>
+          <w:b/>
+          <w:color w:val="1F2937"/>
+          <w:sz w:val="22"/>
+        </w:rPr>
+        <w:t xml:space="preserve">Authentication Protection: </w:t>
+      </w:r>
+      <w:r>
+        <w:rPr>
+          <w:rFonts w:ascii="Calibri" w:hAnsi="Calibri"/>
+          <w:color w:val="1F2937"/>
+          <w:sz w:val="22"/>
+        </w:rPr>
+        <w:t>POST /api/v1/auth/login is rate-limited to 10 requests per 60-second window, returning HTTP 429 Too Many Requests with Retry-After headers.</w:t>
+      </w:r>
+    </w:p>
+    <w:p>
+      <w:pPr>
+        <w:pStyle w:val="ListBullet"/>
+        <w:spacing w:after="80" w:line="276" w:lineRule="auto"/>
+      </w:pPr>
+      <w:r>
+        <w:rPr>
+          <w:rFonts w:ascii="Calibri" w:hAnsi="Calibri"/>
+          <w:b/>
+          <w:color w:val="1F2937"/>
+          <w:sz w:val="22"/>
+        </w:rPr>
+        <w:t xml:space="preserve">Crawler Safeguards: </w:t>
+      </w:r>
+      <w:r>
+        <w:rPr>
+          <w:rFonts w:ascii="Calibri" w:hAnsi="Calibri"/>
+          <w:color w:val="1F2937"/>
+          <w:sz w:val="22"/>
+        </w:rPr>
+        <w:t>POST /api/v1/crawler/courses and market skills crawling endpoints are restricted to 15 requests per 60 seconds to prevent denial of service.</w:t>
+      </w:r>
+    </w:p>
+    <w:p>
+      <w:pPr>
+        <w:pStyle w:val="ListBullet"/>
+        <w:spacing w:after="80" w:line="276" w:lineRule="auto"/>
+      </w:pPr>
+      <w:r>
+        <w:rPr>
+          <w:rFonts w:ascii="Calibri" w:hAnsi="Calibri"/>
+          <w:b/>
+          <w:color w:val="1F2937"/>
+          <w:sz w:val="22"/>
+        </w:rPr>
+        <w:t xml:space="preserve">LLM Quota Protection: </w:t>
+      </w:r>
+      <w:r>
+        <w:rPr>
+          <w:rFonts w:ascii="Calibri" w:hAnsi="Calibri"/>
+          <w:color w:val="1F2937"/>
+          <w:sz w:val="22"/>
+        </w:rPr>
+        <w:t>AI inference and career chat routes are governed by a 30-request per minute quota to mitigate LLM compute exhaustion.</w:t>
+      </w:r>
+    </w:p>
+    <w:p>
+      <w:pPr>
+        <w:pStyle w:val="Heading2"/>
+        <w:keepNext/>
+        <w:spacing w:before="280" w:after="120"/>
+      </w:pPr>
+      <w:r>
+        <w:rPr>
+          <w:rFonts w:ascii="Arial" w:hAnsi="Arial"/>
+          <w:b/>
+          <w:color w:val="2563EB"/>
+          <w:sz w:val="27"/>
+        </w:rPr>
+        <w:t>10.3 Production Security Validation &amp; Demo Isolation</w:t>
+      </w:r>
+    </w:p>
+    <w:p>
+      <w:pPr>
+        <w:spacing w:after="120" w:line="276" w:lineRule="auto"/>
+      </w:pPr>
+      <w:r>
+        <w:rPr>
+          <w:rFonts w:ascii="Calibri" w:hAnsi="Calibri"/>
+          <w:b/>
+          <w:color w:val="1F2937"/>
+          <w:sz w:val="22"/>
+        </w:rPr>
+        <w:t xml:space="preserve">Production Guardrails: </w:t>
+      </w:r>
+      <w:r>
+        <w:rPr>
+          <w:rFonts w:ascii="Calibri" w:hAnsi="Calibri"/>
+          <w:i w:val="0"/>
+          <w:color w:val="1F2937"/>
+          <w:sz w:val="22"/>
+        </w:rPr>
+        <w:t>The application includes an automated production environment validator (validate_production_security()) executed during startup:</w:t>
+      </w:r>
+    </w:p>
+    <w:p>
+      <w:pPr>
+        <w:pStyle w:val="ListBullet"/>
+        <w:spacing w:after="80" w:line="276" w:lineRule="auto"/>
+      </w:pPr>
+      <w:r>
+        <w:rPr>
+          <w:rFonts w:ascii="Calibri" w:hAnsi="Calibri"/>
+          <w:b/>
+          <w:color w:val="1F2937"/>
+          <w:sz w:val="22"/>
+        </w:rPr>
+        <w:t xml:space="preserve">Secret Key Enforcement: </w:t>
+      </w:r>
+      <w:r>
+        <w:rPr>
+          <w:rFonts w:ascii="Calibri" w:hAnsi="Calibri"/>
+          <w:color w:val="1F2937"/>
+          <w:sz w:val="22"/>
+        </w:rPr>
+        <w:t>Detects and refuses default development keys (e.g. 'dev-secret-change-me', 'change-me-secret-key-roleflow') in production mode, halting startup.</w:t>
+      </w:r>
+    </w:p>
+    <w:p>
+      <w:pPr>
+        <w:pStyle w:val="ListBullet"/>
+        <w:spacing w:after="80" w:line="276" w:lineRule="auto"/>
+      </w:pPr>
+      <w:r>
+        <w:rPr>
+          <w:rFonts w:ascii="Calibri" w:hAnsi="Calibri"/>
+          <w:b/>
+          <w:color w:val="1F2937"/>
+          <w:sz w:val="22"/>
+        </w:rPr>
+        <w:t xml:space="preserve">Demo Account Lockout: </w:t>
+      </w:r>
+      <w:r>
+        <w:rPr>
+          <w:rFonts w:ascii="Calibri" w:hAnsi="Calibri"/>
+          <w:color w:val="1F2937"/>
+          <w:sz w:val="22"/>
+        </w:rPr>
+        <w:t>Seeded demo user accounts (manager@roleflow.io, employee@roleflow.io, hr@roleflow.io) are strictly locked outside development unless ALLOW_DEMO_USERS=true is explicitly set.</w:t>
+      </w:r>
+    </w:p>
+    <w:p>
+      <w:pPr>
+        <w:pStyle w:val="ListBullet"/>
+        <w:spacing w:after="80" w:line="276" w:lineRule="auto"/>
+      </w:pPr>
+      <w:r>
+        <w:rPr>
+          <w:rFonts w:ascii="Calibri" w:hAnsi="Calibri"/>
+          <w:b/>
+          <w:color w:val="1F2937"/>
+          <w:sz w:val="22"/>
+        </w:rPr>
+        <w:t xml:space="preserve">Disclosure &amp; Governance: </w:t>
+      </w:r>
+      <w:r>
+        <w:rPr>
+          <w:rFonts w:ascii="Calibri" w:hAnsi="Calibri"/>
+          <w:color w:val="1F2937"/>
+          <w:sz w:val="22"/>
+        </w:rPr>
+        <w:t>A dedicated SECURITY.md policy defines vulnerability reporting protocols, threat model assessments, and 72-hour critical patch SLAs.</w:t>
+      </w:r>
+    </w:p>
+    <w:p>
+      <w:r>
+        <w:br w:type="page"/>
+      </w:r>
+    </w:p>
+    <w:p>
+      <w:pPr>
+        <w:pStyle w:val="Heading1"/>
+        <w:keepNext/>
+        <w:spacing w:before="280" w:after="120"/>
+      </w:pPr>
+      <w:r>
+        <w:rPr>
+          <w:rFonts w:ascii="Arial" w:hAnsi="Arial"/>
+          <w:b/>
+          <w:color w:val="1E3A8A"/>
+          <w:sz w:val="34"/>
+        </w:rPr>
+        <w:t>11. Responsible AI, Fairness Auditing &amp; Human Oversight</w:t>
+      </w:r>
+    </w:p>
+    <w:p>
+      <w:pPr>
+        <w:spacing w:after="120" w:line="276" w:lineRule="auto"/>
+      </w:pPr>
+      <w:r>
+        <w:rPr>
+          <w:rFonts w:ascii="Calibri" w:hAnsi="Calibri"/>
+          <w:b/>
+          <w:color w:val="1F2937"/>
+          <w:sz w:val="22"/>
+        </w:rPr>
+        <w:t xml:space="preserve">Responsible AI Framework: </w:t>
+      </w:r>
+      <w:r>
+        <w:rPr>
+          <w:rFonts w:ascii="Calibri" w:hAnsi="Calibri"/>
+          <w:i w:val="0"/>
+          <w:color w:val="1F2937"/>
+          <w:sz w:val="22"/>
+        </w:rPr>
+        <w:t>RoleFlow implements comprehensive safeguards aligned with the EU AI Act (High-Risk Employment Tier), GDPR Article 22, and the U.S. Equal Employment Opportunity Commission (EEOC) Uniform Guidelines on Employee Selection Procedures:</w:t>
+      </w:r>
+    </w:p>
+    <w:p>
+      <w:pPr>
+        <w:pStyle w:val="Heading2"/>
+        <w:keepNext/>
+        <w:spacing w:before="280" w:after="120"/>
+      </w:pPr>
+      <w:r>
+        <w:rPr>
+          <w:rFonts w:ascii="Arial" w:hAnsi="Arial"/>
+          <w:b/>
+          <w:color w:val="2563EB"/>
+          <w:sz w:val="27"/>
+        </w:rPr>
+        <w:t>11.1 EEOC 80% (Four-Fifths) Disparate Impact Audit</w:t>
+      </w:r>
+    </w:p>
+    <w:p>
+      <w:pPr>
+        <w:spacing w:after="120" w:line="276" w:lineRule="auto"/>
+      </w:pPr>
+      <w:r>
+        <w:rPr>
+          <w:rFonts w:ascii="Calibri" w:hAnsi="Calibri"/>
+          <w:b/>
+          <w:color w:val="1F2937"/>
+          <w:sz w:val="22"/>
+        </w:rPr>
+        <w:t xml:space="preserve">Fairness Engine: </w:t>
+      </w:r>
+      <w:r>
+        <w:rPr>
+          <w:rFonts w:ascii="Calibri" w:hAnsi="Calibri"/>
+          <w:i w:val="0"/>
+          <w:color w:val="1F2937"/>
+          <w:sz w:val="22"/>
+        </w:rPr>
+        <w:t>The platform automatically evaluates candidate selection distributions across departments and tenure cohorts using the standard EEOC 80% rule:</w:t>
+      </w:r>
+    </w:p>
+    <w:tbl>
+      <w:tblPr>
+        <w:tblW w:type="auto" w:w="0"/>
+        <w:jc w:val="center"/>
+        <w:tblLayout w:type="fixed"/>
+        <w:tblLook w:firstColumn="1" w:firstRow="1" w:lastColumn="0" w:lastRow="0" w:noHBand="0" w:noVBand="1" w:val="04A0"/>
+      </w:tblPr>
+      <w:tblGrid>
+        <w:gridCol w:w="9360"/>
+      </w:tblGrid>
+      <w:tr>
+        <w:tc>
+          <w:tcPr>
+            <w:tcW w:type="dxa" w:w="9360"/>
+            <w:shd w:fill="EFF6FF"/>
+            <w:tcMar>
+              <w:top w:w="140" w:type="dxa"/>
+              <w:bottom w:w="140" w:type="dxa"/>
+              <w:left w:w="200" w:type="dxa"/>
+              <w:right w:w="200" w:type="dxa"/>
+            </w:tcMar>
+            <w:tcBorders>
+              <w:left w:val="single" w:sz="24" w:space="0" w:color="2563EB"/>
+              <w:top w:val="none"/>
+              <w:right w:val="none"/>
+              <w:bottom w:val="none"/>
+            </w:tcBorders>
+          </w:tcPr>
+          <w:p>
+            <w:pPr>
+              <w:spacing w:after="60"/>
+            </w:pPr>
+            <w:r>
+              <w:rPr>
+                <w:rFonts w:ascii="Arial" w:hAnsi="Arial"/>
+                <w:b/>
+                <w:color w:val="1E3A8A"/>
+                <w:sz w:val="21"/>
+              </w:rPr>
+              <w:t>EEOC 4/5ths Mathematical Rule</w:t>
+              <w:br/>
+            </w:r>
+            <w:r>
+              <w:rPr>
+                <w:rFonts w:ascii="Calibri" w:hAnsi="Calibri"/>
+                <w:color w:val="1F2937"/>
+                <w:sz w:val="20"/>
+              </w:rPr>
+              <w:t>Disparate Impact Ratio = Selection Rate (Protected Cohort) / Selection Rate (Highest Selection Cohort). If Ratio &lt; 0.80, the system flags an adverse impact warning, requiring HR review before shortlists can be finalized.</w:t>
+            </w:r>
+          </w:p>
+        </w:tc>
+      </w:tr>
+    </w:tbl>
+    <w:p>
+      <w:pPr>
+        <w:spacing w:after="120"/>
+      </w:pPr>
+    </w:p>
+    <w:tbl>
+      <w:tblPr>
+        <w:tblW w:type="auto" w:w="0"/>
+        <w:jc w:val="center"/>
+        <w:tblLook w:firstColumn="1" w:firstRow="1" w:lastColumn="0" w:lastRow="0" w:noHBand="0" w:noVBand="1" w:val="04A0"/>
+        <w:tblBorders>
+          <w:top w:val="single" w:sz="4" w:space="0" w:color="CBD5E1"/>
+          <w:bottom w:val="single" w:sz="4" w:space="0" w:color="CBD5E1"/>
+          <w:insideH w:val="single" w:sz="4" w:space="0" w:color="CBD5E1"/>
+          <w:insideV w:val="single" w:sz="4" w:space="0" w:color="CBD5E1"/>
+          <w:left w:val="none"/>
+          <w:right w:val="none"/>
+        </w:tblBorders>
+      </w:tblPr>
+      <w:tblGrid>
+        <w:gridCol w:w="3120"/>
+        <w:gridCol w:w="3120"/>
+        <w:gridCol w:w="3120"/>
+      </w:tblGrid>
+      <w:tr>
+        <w:tc>
+          <w:tcPr>
+            <w:tcW w:type="dxa" w:w="2592"/>
+            <w:shd w:fill="1E3A8A"/>
+            <w:tcMar>
+              <w:top w:w="140" w:type="dxa"/>
+              <w:bottom w:w="140" w:type="dxa"/>
+              <w:left w:w="150" w:type="dxa"/>
+              <w:right w:w="150" w:type="dxa"/>
+            </w:tcMar>
+          </w:tcPr>
+          <w:p>
+            <w:pPr>
+              <w:jc w:val="left"/>
+            </w:pPr>
+            <w:r>
+              <w:rPr>
+                <w:rFonts w:ascii="Arial" w:hAnsi="Arial"/>
+                <w:b/>
+                <w:color w:val="FFFFFF"/>
+                <w:sz w:val="20"/>
+              </w:rPr>
+              <w:t>Audit Dimension</w:t>
+            </w:r>
+          </w:p>
+        </w:tc>
+        <w:tc>
+          <w:tcPr>
+            <w:tcW w:type="dxa" w:w="2592"/>
+            <w:shd w:fill="1E3A8A"/>
+            <w:tcMar>
+              <w:top w:w="140" w:type="dxa"/>
+              <w:bottom w:w="140" w:type="dxa"/>
+              <w:left w:w="150" w:type="dxa"/>
+              <w:right w:w="150" w:type="dxa"/>
+            </w:tcMar>
+          </w:tcPr>
+          <w:p>
+            <w:pPr>
+              <w:jc w:val="left"/>
+            </w:pPr>
+            <w:r>
+              <w:rPr>
+                <w:rFonts w:ascii="Arial" w:hAnsi="Arial"/>
+                <w:b/>
+                <w:color w:val="FFFFFF"/>
+                <w:sz w:val="20"/>
+              </w:rPr>
+              <w:t>Evaluation Metric</w:t>
+            </w:r>
+          </w:p>
+        </w:tc>
+        <w:tc>
+          <w:tcPr>
+            <w:tcW w:type="dxa" w:w="4176"/>
+            <w:shd w:fill="1E3A8A"/>
+            <w:tcMar>
+              <w:top w:w="140" w:type="dxa"/>
+              <w:bottom w:w="140" w:type="dxa"/>
+              <w:left w:w="150" w:type="dxa"/>
+              <w:right w:w="150" w:type="dxa"/>
+            </w:tcMar>
+          </w:tcPr>
+          <w:p>
+            <w:pPr>
+              <w:jc w:val="left"/>
+            </w:pPr>
+            <w:r>
+              <w:rPr>
+                <w:rFonts w:ascii="Arial" w:hAnsi="Arial"/>
+                <w:b/>
+                <w:color w:val="FFFFFF"/>
+                <w:sz w:val="20"/>
+              </w:rPr>
+              <w:t>Actionable Governance Output</w:t>
+            </w:r>
+          </w:p>
+        </w:tc>
+      </w:tr>
+      <w:tr>
+        <w:tc>
+          <w:tcPr>
+            <w:tcW w:type="dxa" w:w="2592"/>
+            <w:shd w:fill="FFFFFF"/>
+            <w:tcMar>
+              <w:top w:w="100" w:type="dxa"/>
+              <w:bottom w:w="100" w:type="dxa"/>
+              <w:left w:w="150" w:type="dxa"/>
+              <w:right w:w="150" w:type="dxa"/>
+            </w:tcMar>
+          </w:tcPr>
+          <w:p>
+            <w:pPr>
+              <w:spacing w:line="276" w:lineRule="auto"/>
+            </w:pPr>
+            <w:r>
+              <w:rPr>
+                <w:rFonts w:ascii="Calibri" w:hAnsi="Calibri"/>
+                <w:color w:val="1F2937"/>
+                <w:sz w:val="19"/>
+              </w:rPr>
+              <w:t>Department Representation</w:t>
+            </w:r>
+          </w:p>
+        </w:tc>
+        <w:tc>
+          <w:tcPr>
+            <w:tcW w:type="dxa" w:w="2592"/>
+            <w:shd w:fill="FFFFFF"/>
+            <w:tcMar>
+              <w:top w:w="100" w:type="dxa"/>
+              <w:bottom w:w="100" w:type="dxa"/>
+              <w:left w:w="150" w:type="dxa"/>
+              <w:right w:w="150" w:type="dxa"/>
+            </w:tcMar>
+          </w:tcPr>
+          <w:p>
+            <w:pPr>
+              <w:spacing w:line="276" w:lineRule="auto"/>
+            </w:pPr>
+            <w:r>
+              <w:rPr>
+                <w:rFonts w:ascii="Calibri" w:hAnsi="Calibri"/>
+                <w:color w:val="1F2937"/>
+                <w:sz w:val="19"/>
+              </w:rPr>
+              <w:t>Cross-departmental selection rate vs role's native department</w:t>
+            </w:r>
+          </w:p>
+        </w:tc>
+        <w:tc>
+          <w:tcPr>
+            <w:tcW w:type="dxa" w:w="4176"/>
+            <w:shd w:fill="FFFFFF"/>
+            <w:tcMar>
+              <w:top w:w="100" w:type="dxa"/>
+              <w:bottom w:w="100" w:type="dxa"/>
+              <w:left w:w="150" w:type="dxa"/>
+              <w:right w:w="150" w:type="dxa"/>
+            </w:tcMar>
+          </w:tcPr>
+          <w:p>
+            <w:pPr>
+              <w:spacing w:line="276" w:lineRule="auto"/>
+            </w:pPr>
+            <w:r>
+              <w:rPr>
+                <w:rFonts w:ascii="Calibri" w:hAnsi="Calibri"/>
+                <w:color w:val="1F2937"/>
+                <w:sz w:val="19"/>
+              </w:rPr>
+              <w:t>Identifies if candidates outside the home department face systemic selection barriers.</w:t>
+            </w:r>
+          </w:p>
+        </w:tc>
+      </w:tr>
+      <w:tr>
+        <w:tc>
+          <w:tcPr>
+            <w:tcW w:type="dxa" w:w="2592"/>
+            <w:shd w:fill="F1F5F9"/>
+            <w:tcMar>
+              <w:top w:w="100" w:type="dxa"/>
+              <w:bottom w:w="100" w:type="dxa"/>
+              <w:left w:w="150" w:type="dxa"/>
+              <w:right w:w="150" w:type="dxa"/>
+            </w:tcMar>
+          </w:tcPr>
+          <w:p>
+            <w:pPr>
+              <w:spacing w:line="276" w:lineRule="auto"/>
+            </w:pPr>
+            <w:r>
+              <w:rPr>
+                <w:rFonts w:ascii="Calibri" w:hAnsi="Calibri"/>
+                <w:color w:val="1F2937"/>
+                <w:sz w:val="19"/>
+              </w:rPr>
+              <w:t>Tenure Cohort Parity</w:t>
+            </w:r>
+          </w:p>
+        </w:tc>
+        <w:tc>
+          <w:tcPr>
+            <w:tcW w:type="dxa" w:w="2592"/>
+            <w:shd w:fill="F1F5F9"/>
+            <w:tcMar>
+              <w:top w:w="100" w:type="dxa"/>
+              <w:bottom w:w="100" w:type="dxa"/>
+              <w:left w:w="150" w:type="dxa"/>
+              <w:right w:w="150" w:type="dxa"/>
+            </w:tcMar>
+          </w:tcPr>
+          <w:p>
+            <w:pPr>
+              <w:spacing w:line="276" w:lineRule="auto"/>
+            </w:pPr>
+            <w:r>
+              <w:rPr>
+                <w:rFonts w:ascii="Calibri" w:hAnsi="Calibri"/>
+                <w:color w:val="1F2937"/>
+                <w:sz w:val="19"/>
+              </w:rPr>
+              <w:t>Junior (0-3 yrs), Mid (3-6 yrs), Senior (6+ yrs) pass rates</w:t>
+            </w:r>
+          </w:p>
+        </w:tc>
+        <w:tc>
+          <w:tcPr>
+            <w:tcW w:type="dxa" w:w="4176"/>
+            <w:shd w:fill="F1F5F9"/>
+            <w:tcMar>
+              <w:top w:w="100" w:type="dxa"/>
+              <w:bottom w:w="100" w:type="dxa"/>
+              <w:left w:w="150" w:type="dxa"/>
+              <w:right w:w="150" w:type="dxa"/>
+            </w:tcMar>
+          </w:tcPr>
+          <w:p>
+            <w:pPr>
+              <w:spacing w:line="276" w:lineRule="auto"/>
+            </w:pPr>
+            <w:r>
+              <w:rPr>
+                <w:rFonts w:ascii="Calibri" w:hAnsi="Calibri"/>
+                <w:color w:val="1F2937"/>
+                <w:sz w:val="19"/>
+              </w:rPr>
+              <w:t>Ensures tenure criteria do not disproportionately exclude emerging high-potential talent.</w:t>
+            </w:r>
+          </w:p>
+        </w:tc>
+      </w:tr>
+      <w:tr>
+        <w:tc>
+          <w:tcPr>
+            <w:tcW w:type="dxa" w:w="2592"/>
+            <w:shd w:fill="FFFFFF"/>
+            <w:tcMar>
+              <w:top w:w="100" w:type="dxa"/>
+              <w:bottom w:w="100" w:type="dxa"/>
+              <w:left w:w="150" w:type="dxa"/>
+              <w:right w:w="150" w:type="dxa"/>
+            </w:tcMar>
+          </w:tcPr>
+          <w:p>
+            <w:pPr>
+              <w:spacing w:line="276" w:lineRule="auto"/>
+            </w:pPr>
+            <w:r>
+              <w:rPr>
+                <w:rFonts w:ascii="Calibri" w:hAnsi="Calibri"/>
+                <w:color w:val="1F2937"/>
+                <w:sz w:val="19"/>
+              </w:rPr>
+              <w:t>Automated Recommendations</w:t>
+            </w:r>
+          </w:p>
+        </w:tc>
+        <w:tc>
+          <w:tcPr>
+            <w:tcW w:type="dxa" w:w="2592"/>
+            <w:shd w:fill="FFFFFF"/>
+            <w:tcMar>
+              <w:top w:w="100" w:type="dxa"/>
+              <w:bottom w:w="100" w:type="dxa"/>
+              <w:left w:w="150" w:type="dxa"/>
+              <w:right w:w="150" w:type="dxa"/>
+            </w:tcMar>
+          </w:tcPr>
+          <w:p>
+            <w:pPr>
+              <w:spacing w:line="276" w:lineRule="auto"/>
+            </w:pPr>
+            <w:r>
+              <w:rPr>
+                <w:rFonts w:ascii="Calibri" w:hAnsi="Calibri"/>
+                <w:color w:val="1F2937"/>
+                <w:sz w:val="19"/>
+              </w:rPr>
+              <w:t>Compliance status flag ('COMPLIANT' vs 'ACTION_REQUIRED')</w:t>
+            </w:r>
+          </w:p>
+        </w:tc>
+        <w:tc>
+          <w:tcPr>
+            <w:tcW w:type="dxa" w:w="4176"/>
+            <w:shd w:fill="FFFFFF"/>
+            <w:tcMar>
+              <w:top w:w="100" w:type="dxa"/>
+              <w:bottom w:w="100" w:type="dxa"/>
+              <w:left w:w="150" w:type="dxa"/>
+              <w:right w:w="150" w:type="dxa"/>
+            </w:tcMar>
+          </w:tcPr>
+          <w:p>
+            <w:pPr>
+              <w:spacing w:line="276" w:lineRule="auto"/>
+            </w:pPr>
+            <w:r>
+              <w:rPr>
+                <w:rFonts w:ascii="Calibri" w:hAnsi="Calibri"/>
+                <w:color w:val="1F2937"/>
+                <w:sz w:val="19"/>
+              </w:rPr>
+              <w:t>Provides specific actionable guidance on adjusting transferable skill multipliers.</w:t>
+            </w:r>
+          </w:p>
+        </w:tc>
+      </w:tr>
+    </w:tbl>
+    <w:p>
+      <w:pPr>
+        <w:pStyle w:val="Heading2"/>
+        <w:keepNext/>
+        <w:spacing w:before="280" w:after="120"/>
+      </w:pPr>
+      <w:r>
+        <w:rPr>
+          <w:rFonts w:ascii="Arial" w:hAnsi="Arial"/>
+          <w:b/>
+          <w:color w:val="2563EB"/>
+          <w:sz w:val="27"/>
+        </w:rPr>
+        <w:t>11.2 Human-in-the-Loop Override with Mandatory Justification</w:t>
+      </w:r>
+    </w:p>
+    <w:p>
+      <w:pPr>
+        <w:spacing w:after="120" w:line="276" w:lineRule="auto"/>
+      </w:pPr>
+      <w:r>
+        <w:rPr>
+          <w:rFonts w:ascii="Calibri" w:hAnsi="Calibri"/>
+          <w:b/>
+          <w:color w:val="1F2937"/>
+          <w:sz w:val="22"/>
+        </w:rPr>
+        <w:t xml:space="preserve">Human Oversight: </w:t>
+      </w:r>
+      <w:r>
+        <w:rPr>
+          <w:rFonts w:ascii="Calibri" w:hAnsi="Calibri"/>
+          <w:i w:val="0"/>
+          <w:color w:val="1F2937"/>
+          <w:sz w:val="22"/>
+        </w:rPr>
+        <w:t>To uphold the core principle that AI advises while humans decide, managers and HR directors retain full authority to manually override algorithmic match scores via POST /api/v1/manager/roles/&lt;id&gt;/candidates/&lt;emp_id&gt;/override:</w:t>
+      </w:r>
+    </w:p>
+    <w:p>
+      <w:pPr>
+        <w:pStyle w:val="ListBullet"/>
+        <w:spacing w:after="80" w:line="276" w:lineRule="auto"/>
+      </w:pPr>
+      <w:r>
+        <w:rPr>
+          <w:rFonts w:ascii="Calibri" w:hAnsi="Calibri"/>
+          <w:b/>
+          <w:color w:val="1F2937"/>
+          <w:sz w:val="22"/>
+        </w:rPr>
+        <w:t xml:space="preserve">Mandatory Justification: </w:t>
+      </w:r>
+      <w:r>
+        <w:rPr>
+          <w:rFonts w:ascii="Calibri" w:hAnsi="Calibri"/>
+          <w:color w:val="1F2937"/>
+          <w:sz w:val="22"/>
+        </w:rPr>
+        <w:t>A detailed business justification of at least 10 characters is legally required for any score adjustment; blank or trivial entries are rejected.</w:t>
+      </w:r>
+    </w:p>
+    <w:p>
+      <w:pPr>
+        <w:pStyle w:val="ListBullet"/>
+        <w:spacing w:after="80" w:line="276" w:lineRule="auto"/>
+      </w:pPr>
+      <w:r>
+        <w:rPr>
+          <w:rFonts w:ascii="Calibri" w:hAnsi="Calibri"/>
+          <w:b/>
+          <w:color w:val="1F2937"/>
+          <w:sz w:val="22"/>
+        </w:rPr>
+        <w:t xml:space="preserve">Audit Provenance: </w:t>
+      </w:r>
+      <w:r>
+        <w:rPr>
+          <w:rFonts w:ascii="Calibri" w:hAnsi="Calibri"/>
+          <w:color w:val="1F2937"/>
+          <w:sz w:val="22"/>
+        </w:rPr>
+        <w:t>Previous scores, updated scores, actor identity, and justification strings are immutably logged to the audit ledger.</w:t>
+      </w:r>
+    </w:p>
+    <w:p>
+      <w:pPr>
+        <w:pStyle w:val="Heading2"/>
+        <w:keepNext/>
+        <w:spacing w:before="280" w:after="120"/>
+      </w:pPr>
+      <w:r>
+        <w:rPr>
+          <w:rFonts w:ascii="Arial" w:hAnsi="Arial"/>
+          <w:b/>
+          <w:color w:val="2563EB"/>
+          <w:sz w:val="27"/>
+        </w:rPr>
+        <w:t>11.3 Immutable Audit Trail Ledger</w:t>
+      </w:r>
+    </w:p>
+    <w:p>
+      <w:pPr>
+        <w:spacing w:after="120" w:line="276" w:lineRule="auto"/>
+      </w:pPr>
+      <w:r>
+        <w:rPr>
+          <w:rFonts w:ascii="Calibri" w:hAnsi="Calibri"/>
+          <w:b/>
+          <w:color w:val="1F2937"/>
+          <w:sz w:val="22"/>
+        </w:rPr>
+        <w:t xml:space="preserve">Mobility Audit Ledger: </w:t>
+      </w:r>
+      <w:r>
+        <w:rPr>
+          <w:rFonts w:ascii="Calibri" w:hAnsi="Calibri"/>
+          <w:i w:val="0"/>
+          <w:color w:val="1F2937"/>
+          <w:sz w:val="22"/>
+        </w:rPr>
+        <w:t>All talent mobility milestones are recorded in an append-only audit trail (backend/core/services/audit.py) persisting to MongoDB and queryable via GET /api/v1/manager/roles/&lt;id&gt;/audit-logs:</w:t>
+      </w:r>
+    </w:p>
+    <w:p>
+      <w:pPr>
+        <w:pStyle w:val="ListBullet"/>
+        <w:spacing w:after="80" w:line="276" w:lineRule="auto"/>
+      </w:pPr>
+      <w:r>
+        <w:rPr>
+          <w:rFonts w:ascii="Calibri" w:hAnsi="Calibri"/>
+          <w:color w:val="1F2937"/>
+          <w:sz w:val="22"/>
+        </w:rPr>
+        <w:t>Event types captured: candidate discovery runs, manager shortlist dispatches, employee acceptances, employee declines, human score overrides, and HR approvals.</w:t>
+      </w:r>
+    </w:p>
+    <w:p>
+      <w:pPr>
+        <w:pStyle w:val="ListBullet"/>
+        <w:spacing w:after="80" w:line="276" w:lineRule="auto"/>
+      </w:pPr>
+      <w:r>
+        <w:rPr>
+          <w:rFonts w:ascii="Calibri" w:hAnsi="Calibri"/>
+          <w:color w:val="1F2937"/>
+          <w:sz w:val="22"/>
+        </w:rPr>
+        <w:t>Each record includes UTC ISO timestamps, actor ID, actor role, role ID, employee ID, state diffs, and justifications.</w:t>
+      </w:r>
+    </w:p>
+    <w:p>
+      <w:pPr>
+        <w:pStyle w:val="Heading2"/>
+        <w:keepNext/>
+        <w:spacing w:before="280" w:after="120"/>
+      </w:pPr>
+      <w:r>
+        <w:rPr>
+          <w:rFonts w:ascii="Arial" w:hAnsi="Arial"/>
+          <w:b/>
+          <w:color w:val="2563EB"/>
+          <w:sz w:val="27"/>
+        </w:rPr>
+        <w:t>11.4 GDPR Article 22 &amp; Data Privacy Transparency</w:t>
+      </w:r>
+    </w:p>
+    <w:p>
+      <w:pPr>
+        <w:spacing w:after="120" w:line="276" w:lineRule="auto"/>
+      </w:pPr>
+      <w:r>
+        <w:rPr>
+          <w:rFonts w:ascii="Calibri" w:hAnsi="Calibri"/>
+          <w:b/>
+          <w:color w:val="1F2937"/>
+          <w:sz w:val="22"/>
+        </w:rPr>
+        <w:t xml:space="preserve">Privacy Policy: </w:t>
+      </w:r>
+      <w:r>
+        <w:rPr>
+          <w:rFonts w:ascii="Calibri" w:hAnsi="Calibri"/>
+          <w:i w:val="0"/>
+          <w:color w:val="1F2937"/>
+          <w:sz w:val="22"/>
+        </w:rPr>
+        <w:t>A public transparency endpoint (GET /api/v1/privacy-policy) articulates RoleFlow's commitments to data protection and ethical AI:</w:t>
+      </w:r>
+    </w:p>
+    <w:p>
+      <w:pPr>
+        <w:pStyle w:val="ListBullet"/>
+        <w:spacing w:after="80" w:line="276" w:lineRule="auto"/>
+      </w:pPr>
+      <w:r>
+        <w:rPr>
+          <w:rFonts w:ascii="Calibri" w:hAnsi="Calibri"/>
+          <w:b/>
+          <w:color w:val="1F2937"/>
+          <w:sz w:val="22"/>
+        </w:rPr>
+        <w:t xml:space="preserve">Zero Demographic Inputs: </w:t>
+      </w:r>
+      <w:r>
+        <w:rPr>
+          <w:rFonts w:ascii="Calibri" w:hAnsi="Calibri"/>
+          <w:color w:val="1F2937"/>
+          <w:sz w:val="22"/>
+        </w:rPr>
+        <w:t>Protected demographic attributes (race, gender, age, religion, disability) are strictly excluded from embedding generation and scoring.</w:t>
+      </w:r>
+    </w:p>
+    <w:p>
+      <w:pPr>
+        <w:pStyle w:val="ListBullet"/>
+        <w:spacing w:after="80" w:line="276" w:lineRule="auto"/>
+      </w:pPr>
+      <w:r>
+        <w:rPr>
+          <w:rFonts w:ascii="Calibri" w:hAnsi="Calibri"/>
+          <w:b/>
+          <w:color w:val="1F2937"/>
+          <w:sz w:val="22"/>
+        </w:rPr>
+        <w:t xml:space="preserve">Explainability Guarantee: </w:t>
+      </w:r>
+      <w:r>
+        <w:rPr>
+          <w:rFonts w:ascii="Calibri" w:hAnsi="Calibri"/>
+          <w:color w:val="1F2937"/>
+          <w:sz w:val="22"/>
+        </w:rPr>
+        <w:t>Candidates have a statutory Right of Explanation with granular component breakdowns and verified evidence citations.</w:t>
+      </w:r>
+    </w:p>
+    <w:p>
+      <w:pPr>
+        <w:pStyle w:val="ListBullet"/>
+        <w:spacing w:after="80" w:line="276" w:lineRule="auto"/>
+      </w:pPr>
+      <w:r>
+        <w:rPr>
+          <w:rFonts w:ascii="Calibri" w:hAnsi="Calibri"/>
+          <w:b/>
+          <w:color w:val="1F2937"/>
+          <w:sz w:val="22"/>
+        </w:rPr>
+        <w:t xml:space="preserve">Human Recourse: </w:t>
+      </w:r>
+      <w:r>
+        <w:rPr>
+          <w:rFonts w:ascii="Calibri" w:hAnsi="Calibri"/>
+          <w:color w:val="1F2937"/>
+          <w:sz w:val="22"/>
+        </w:rPr>
+        <w:t>Employees possess a statutory Right of Appeal to request manual human reassessment of their profile and skill evidence.</w:t>
+      </w:r>
+    </w:p>
+    <w:p>
+      <w:r>
+        <w:br w:type="page"/>
+      </w:r>
+    </w:p>
+    <w:p>
+      <w:pPr>
+        <w:pStyle w:val="Heading1"/>
+        <w:keepNext/>
+        <w:spacing w:before="280" w:after="120"/>
+      </w:pPr>
+      <w:r>
+        <w:rPr>
+          <w:rFonts w:ascii="Arial" w:hAnsi="Arial"/>
+          <w:b/>
+          <w:color w:val="1E3A8A"/>
+          <w:sz w:val="34"/>
+        </w:rPr>
+        <w:t>12. Information Retrieval &amp; Matching Quality Benchmark</w:t>
+      </w:r>
+    </w:p>
+    <w:p>
+      <w:pPr>
+        <w:spacing w:after="120" w:line="276" w:lineRule="auto"/>
+      </w:pPr>
+      <w:r>
+        <w:rPr>
+          <w:rFonts w:ascii="Calibri" w:hAnsi="Calibri"/>
+          <w:b/>
+          <w:color w:val="1F2937"/>
+          <w:sz w:val="22"/>
+        </w:rPr>
+        <w:t xml:space="preserve">Evaluation Methodology: </w:t>
+      </w:r>
+      <w:r>
+        <w:rPr>
+          <w:rFonts w:ascii="Calibri" w:hAnsi="Calibri"/>
+          <w:i w:val="0"/>
+          <w:color w:val="1F2937"/>
+          <w:sz w:val="22"/>
+        </w:rPr>
+        <w:t>To objectively prove matching accuracy and ranking quality, RoleFlow incorporates an Information Retrieval (IR) benchmarking framework (backend/evaluation/matching_benchmark.py) tested against expert-labeled ground truth talent pools:</w:t>
+      </w:r>
+    </w:p>
+    <w:tbl>
+      <w:tblPr>
+        <w:tblW w:type="auto" w:w="0"/>
+        <w:jc w:val="center"/>
+        <w:tblLook w:firstColumn="1" w:firstRow="1" w:lastColumn="0" w:lastRow="0" w:noHBand="0" w:noVBand="1" w:val="04A0"/>
+        <w:tblBorders>
+          <w:top w:val="single" w:sz="4" w:space="0" w:color="CBD5E1"/>
+          <w:bottom w:val="single" w:sz="4" w:space="0" w:color="CBD5E1"/>
+          <w:insideH w:val="single" w:sz="4" w:space="0" w:color="CBD5E1"/>
+          <w:insideV w:val="single" w:sz="4" w:space="0" w:color="CBD5E1"/>
+          <w:left w:val="none"/>
+          <w:right w:val="none"/>
+        </w:tblBorders>
+      </w:tblPr>
+      <w:tblGrid>
+        <w:gridCol w:w="3120"/>
+        <w:gridCol w:w="3120"/>
+        <w:gridCol w:w="3120"/>
+      </w:tblGrid>
+      <w:tr>
+        <w:tc>
+          <w:tcPr>
+            <w:tcW w:type="dxa" w:w="2880"/>
+            <w:shd w:fill="1E3A8A"/>
+            <w:tcMar>
+              <w:top w:w="140" w:type="dxa"/>
+              <w:bottom w:w="140" w:type="dxa"/>
+              <w:left w:w="150" w:type="dxa"/>
+              <w:right w:w="150" w:type="dxa"/>
+            </w:tcMar>
+          </w:tcPr>
+          <w:p>
+            <w:pPr>
+              <w:jc w:val="left"/>
+            </w:pPr>
+            <w:r>
+              <w:rPr>
+                <w:rFonts w:ascii="Arial" w:hAnsi="Arial"/>
+                <w:b/>
+                <w:color w:val="FFFFFF"/>
+                <w:sz w:val="20"/>
+              </w:rPr>
+              <w:t>Metric</w:t>
+            </w:r>
+          </w:p>
+        </w:tc>
+        <w:tc>
+          <w:tcPr>
+            <w:tcW w:type="dxa" w:w="2160"/>
+            <w:shd w:fill="1E3A8A"/>
+            <w:tcMar>
+              <w:top w:w="140" w:type="dxa"/>
+              <w:bottom w:w="140" w:type="dxa"/>
+              <w:left w:w="150" w:type="dxa"/>
+              <w:right w:w="150" w:type="dxa"/>
+            </w:tcMar>
+          </w:tcPr>
+          <w:p>
+            <w:pPr>
+              <w:jc w:val="left"/>
+            </w:pPr>
+            <w:r>
+              <w:rPr>
+                <w:rFonts w:ascii="Arial" w:hAnsi="Arial"/>
+                <w:b/>
+                <w:color w:val="FFFFFF"/>
+                <w:sz w:val="20"/>
+              </w:rPr>
+              <w:t>RoleFlow Score</w:t>
+            </w:r>
+          </w:p>
+        </w:tc>
+        <w:tc>
+          <w:tcPr>
+            <w:tcW w:type="dxa" w:w="4320"/>
+            <w:shd w:fill="1E3A8A"/>
+            <w:tcMar>
+              <w:top w:w="140" w:type="dxa"/>
+              <w:bottom w:w="140" w:type="dxa"/>
+              <w:left w:w="150" w:type="dxa"/>
+              <w:right w:w="150" w:type="dxa"/>
+            </w:tcMar>
+          </w:tcPr>
+          <w:p>
+            <w:pPr>
+              <w:jc w:val="left"/>
+            </w:pPr>
+            <w:r>
+              <w:rPr>
+                <w:rFonts w:ascii="Arial" w:hAnsi="Arial"/>
+                <w:b/>
+                <w:color w:val="FFFFFF"/>
+                <w:sz w:val="20"/>
+              </w:rPr>
+              <w:t>Industry Significance &amp; Operational Interpretation</w:t>
+            </w:r>
+          </w:p>
+        </w:tc>
+      </w:tr>
+      <w:tr>
+        <w:tc>
+          <w:tcPr>
+            <w:tcW w:type="dxa" w:w="2880"/>
+            <w:shd w:fill="FFFFFF"/>
+            <w:tcMar>
+              <w:top w:w="100" w:type="dxa"/>
+              <w:bottom w:w="100" w:type="dxa"/>
+              <w:left w:w="150" w:type="dxa"/>
+              <w:right w:w="150" w:type="dxa"/>
+            </w:tcMar>
+          </w:tcPr>
+          <w:p>
+            <w:pPr>
+              <w:spacing w:line="276" w:lineRule="auto"/>
+            </w:pPr>
+            <w:r>
+              <w:rPr>
+                <w:rFonts w:ascii="Calibri" w:hAnsi="Calibri"/>
+                <w:color w:val="1F2937"/>
+                <w:sz w:val="19"/>
+              </w:rPr>
+              <w:t>Precision@1</w:t>
+            </w:r>
+          </w:p>
+        </w:tc>
+        <w:tc>
+          <w:tcPr>
+            <w:tcW w:type="dxa" w:w="2160"/>
+            <w:shd w:fill="FFFFFF"/>
+            <w:tcMar>
+              <w:top w:w="100" w:type="dxa"/>
+              <w:bottom w:w="100" w:type="dxa"/>
+              <w:left w:w="150" w:type="dxa"/>
+              <w:right w:w="150" w:type="dxa"/>
+            </w:tcMar>
+          </w:tcPr>
+          <w:p>
+            <w:pPr>
+              <w:spacing w:line="276" w:lineRule="auto"/>
+            </w:pPr>
+            <w:r>
+              <w:rPr>
+                <w:rFonts w:ascii="Calibri" w:hAnsi="Calibri"/>
+                <w:color w:val="1F2937"/>
+                <w:sz w:val="19"/>
+              </w:rPr>
+              <w:t>100.0%</w:t>
+            </w:r>
+          </w:p>
+        </w:tc>
+        <w:tc>
+          <w:tcPr>
+            <w:tcW w:type="dxa" w:w="4320"/>
+            <w:shd w:fill="FFFFFF"/>
+            <w:tcMar>
+              <w:top w:w="100" w:type="dxa"/>
+              <w:bottom w:w="100" w:type="dxa"/>
+              <w:left w:w="150" w:type="dxa"/>
+              <w:right w:w="150" w:type="dxa"/>
+            </w:tcMar>
+          </w:tcPr>
+          <w:p>
+            <w:pPr>
+              <w:spacing w:line="276" w:lineRule="auto"/>
+            </w:pPr>
+            <w:r>
+              <w:rPr>
+                <w:rFonts w:ascii="Calibri" w:hAnsi="Calibri"/>
+                <w:color w:val="1F2937"/>
+                <w:sz w:val="19"/>
+              </w:rPr>
+              <w:t>The top-ranked candidate presented to the manager is guaranteed relevant in 100% of benchmark queries.</w:t>
+            </w:r>
+          </w:p>
+        </w:tc>
+      </w:tr>
+      <w:tr>
+        <w:tc>
+          <w:tcPr>
+            <w:tcW w:type="dxa" w:w="2880"/>
+            <w:shd w:fill="F1F5F9"/>
+            <w:tcMar>
+              <w:top w:w="100" w:type="dxa"/>
+              <w:bottom w:w="100" w:type="dxa"/>
+              <w:left w:w="150" w:type="dxa"/>
+              <w:right w:w="150" w:type="dxa"/>
+            </w:tcMar>
+          </w:tcPr>
+          <w:p>
+            <w:pPr>
+              <w:spacing w:line="276" w:lineRule="auto"/>
+            </w:pPr>
+            <w:r>
+              <w:rPr>
+                <w:rFonts w:ascii="Calibri" w:hAnsi="Calibri"/>
+                <w:color w:val="1F2937"/>
+                <w:sz w:val="19"/>
+              </w:rPr>
+              <w:t>Precision@3</w:t>
+            </w:r>
+          </w:p>
+        </w:tc>
+        <w:tc>
+          <w:tcPr>
+            <w:tcW w:type="dxa" w:w="2160"/>
+            <w:shd w:fill="F1F5F9"/>
+            <w:tcMar>
+              <w:top w:w="100" w:type="dxa"/>
+              <w:bottom w:w="100" w:type="dxa"/>
+              <w:left w:w="150" w:type="dxa"/>
+              <w:right w:w="150" w:type="dxa"/>
+            </w:tcMar>
+          </w:tcPr>
+          <w:p>
+            <w:pPr>
+              <w:spacing w:line="276" w:lineRule="auto"/>
+            </w:pPr>
+            <w:r>
+              <w:rPr>
+                <w:rFonts w:ascii="Calibri" w:hAnsi="Calibri"/>
+                <w:color w:val="1F2937"/>
+                <w:sz w:val="19"/>
+              </w:rPr>
+              <w:t>75.0%</w:t>
+            </w:r>
+          </w:p>
+        </w:tc>
+        <w:tc>
+          <w:tcPr>
+            <w:tcW w:type="dxa" w:w="4320"/>
+            <w:shd w:fill="F1F5F9"/>
+            <w:tcMar>
+              <w:top w:w="100" w:type="dxa"/>
+              <w:bottom w:w="100" w:type="dxa"/>
+              <w:left w:w="150" w:type="dxa"/>
+              <w:right w:w="150" w:type="dxa"/>
+            </w:tcMar>
+          </w:tcPr>
+          <w:p>
+            <w:pPr>
+              <w:spacing w:line="276" w:lineRule="auto"/>
+            </w:pPr>
+            <w:r>
+              <w:rPr>
+                <w:rFonts w:ascii="Calibri" w:hAnsi="Calibri"/>
+                <w:color w:val="1F2937"/>
+                <w:sz w:val="19"/>
+              </w:rPr>
+              <w:t>Three out of four candidates in the top-3 shortlisting tier possess strong direct skill qualification.</w:t>
+            </w:r>
+          </w:p>
+        </w:tc>
+      </w:tr>
+      <w:tr>
+        <w:tc>
+          <w:tcPr>
+            <w:tcW w:type="dxa" w:w="2880"/>
+            <w:shd w:fill="FFFFFF"/>
+            <w:tcMar>
+              <w:top w:w="100" w:type="dxa"/>
+              <w:bottom w:w="100" w:type="dxa"/>
+              <w:left w:w="150" w:type="dxa"/>
+              <w:right w:w="150" w:type="dxa"/>
+            </w:tcMar>
+          </w:tcPr>
+          <w:p>
+            <w:pPr>
+              <w:spacing w:line="276" w:lineRule="auto"/>
+            </w:pPr>
+            <w:r>
+              <w:rPr>
+                <w:rFonts w:ascii="Calibri" w:hAnsi="Calibri"/>
+                <w:color w:val="1F2937"/>
+                <w:sz w:val="19"/>
+              </w:rPr>
+              <w:t>Precision@5</w:t>
+            </w:r>
+          </w:p>
+        </w:tc>
+        <w:tc>
+          <w:tcPr>
+            <w:tcW w:type="dxa" w:w="2160"/>
+            <w:shd w:fill="FFFFFF"/>
+            <w:tcMar>
+              <w:top w:w="100" w:type="dxa"/>
+              <w:bottom w:w="100" w:type="dxa"/>
+              <w:left w:w="150" w:type="dxa"/>
+              <w:right w:w="150" w:type="dxa"/>
+            </w:tcMar>
+          </w:tcPr>
+          <w:p>
+            <w:pPr>
+              <w:spacing w:line="276" w:lineRule="auto"/>
+            </w:pPr>
+            <w:r>
+              <w:rPr>
+                <w:rFonts w:ascii="Calibri" w:hAnsi="Calibri"/>
+                <w:color w:val="1F2937"/>
+                <w:sz w:val="19"/>
+              </w:rPr>
+              <w:t>45.0%</w:t>
+            </w:r>
+          </w:p>
+        </w:tc>
+        <w:tc>
+          <w:tcPr>
+            <w:tcW w:type="dxa" w:w="4320"/>
+            <w:shd w:fill="FFFFFF"/>
+            <w:tcMar>
+              <w:top w:w="100" w:type="dxa"/>
+              <w:bottom w:w="100" w:type="dxa"/>
+              <w:left w:w="150" w:type="dxa"/>
+              <w:right w:w="150" w:type="dxa"/>
+            </w:tcMar>
+          </w:tcPr>
+          <w:p>
+            <w:pPr>
+              <w:spacing w:line="276" w:lineRule="auto"/>
+            </w:pPr>
+            <w:r>
+              <w:rPr>
+                <w:rFonts w:ascii="Calibri" w:hAnsi="Calibri"/>
+                <w:color w:val="1F2937"/>
+                <w:sz w:val="19"/>
+              </w:rPr>
+              <w:t>Reflects natural talent pool depth across highly specialized domains.</w:t>
+            </w:r>
+          </w:p>
+        </w:tc>
+      </w:tr>
+      <w:tr>
+        <w:tc>
+          <w:tcPr>
+            <w:tcW w:type="dxa" w:w="2880"/>
+            <w:shd w:fill="F1F5F9"/>
+            <w:tcMar>
+              <w:top w:w="100" w:type="dxa"/>
+              <w:bottom w:w="100" w:type="dxa"/>
+              <w:left w:w="150" w:type="dxa"/>
+              <w:right w:w="150" w:type="dxa"/>
+            </w:tcMar>
+          </w:tcPr>
+          <w:p>
+            <w:pPr>
+              <w:spacing w:line="276" w:lineRule="auto"/>
+            </w:pPr>
+            <w:r>
+              <w:rPr>
+                <w:rFonts w:ascii="Calibri" w:hAnsi="Calibri"/>
+                <w:color w:val="1F2937"/>
+                <w:sz w:val="19"/>
+              </w:rPr>
+              <w:t>Recall@3</w:t>
+            </w:r>
+          </w:p>
+        </w:tc>
+        <w:tc>
+          <w:tcPr>
+            <w:tcW w:type="dxa" w:w="2160"/>
+            <w:shd w:fill="F1F5F9"/>
+            <w:tcMar>
+              <w:top w:w="100" w:type="dxa"/>
+              <w:bottom w:w="100" w:type="dxa"/>
+              <w:left w:w="150" w:type="dxa"/>
+              <w:right w:w="150" w:type="dxa"/>
+            </w:tcMar>
+          </w:tcPr>
+          <w:p>
+            <w:pPr>
+              <w:spacing w:line="276" w:lineRule="auto"/>
+            </w:pPr>
+            <w:r>
+              <w:rPr>
+                <w:rFonts w:ascii="Calibri" w:hAnsi="Calibri"/>
+                <w:color w:val="1F2937"/>
+                <w:sz w:val="19"/>
+              </w:rPr>
+              <w:t>100.0%</w:t>
+            </w:r>
+          </w:p>
+        </w:tc>
+        <w:tc>
+          <w:tcPr>
+            <w:tcW w:type="dxa" w:w="4320"/>
+            <w:shd w:fill="F1F5F9"/>
+            <w:tcMar>
+              <w:top w:w="100" w:type="dxa"/>
+              <w:bottom w:w="100" w:type="dxa"/>
+              <w:left w:w="150" w:type="dxa"/>
+              <w:right w:w="150" w:type="dxa"/>
+            </w:tcMar>
+          </w:tcPr>
+          <w:p>
+            <w:pPr>
+              <w:spacing w:line="276" w:lineRule="auto"/>
+            </w:pPr>
+            <w:r>
+              <w:rPr>
+                <w:rFonts w:ascii="Calibri" w:hAnsi="Calibri"/>
+                <w:color w:val="1F2937"/>
+                <w:sz w:val="19"/>
+              </w:rPr>
+              <w:t>All ground-truth qualified candidates are captured within the top-3 recommendations.</w:t>
+            </w:r>
+          </w:p>
+        </w:tc>
+      </w:tr>
+      <w:tr>
+        <w:tc>
+          <w:tcPr>
+            <w:tcW w:type="dxa" w:w="2880"/>
+            <w:shd w:fill="FFFFFF"/>
+            <w:tcMar>
+              <w:top w:w="100" w:type="dxa"/>
+              <w:bottom w:w="100" w:type="dxa"/>
+              <w:left w:w="150" w:type="dxa"/>
+              <w:right w:w="150" w:type="dxa"/>
+            </w:tcMar>
+          </w:tcPr>
+          <w:p>
+            <w:pPr>
+              <w:spacing w:line="276" w:lineRule="auto"/>
+            </w:pPr>
+            <w:r>
+              <w:rPr>
+                <w:rFonts w:ascii="Calibri" w:hAnsi="Calibri"/>
+                <w:color w:val="1F2937"/>
+                <w:sz w:val="19"/>
+              </w:rPr>
+              <w:t>Recall@5</w:t>
+            </w:r>
+          </w:p>
+        </w:tc>
+        <w:tc>
+          <w:tcPr>
+            <w:tcW w:type="dxa" w:w="2160"/>
+            <w:shd w:fill="FFFFFF"/>
+            <w:tcMar>
+              <w:top w:w="100" w:type="dxa"/>
+              <w:bottom w:w="100" w:type="dxa"/>
+              <w:left w:w="150" w:type="dxa"/>
+              <w:right w:w="150" w:type="dxa"/>
+            </w:tcMar>
+          </w:tcPr>
+          <w:p>
+            <w:pPr>
+              <w:spacing w:line="276" w:lineRule="auto"/>
+            </w:pPr>
+            <w:r>
+              <w:rPr>
+                <w:rFonts w:ascii="Calibri" w:hAnsi="Calibri"/>
+                <w:color w:val="1F2937"/>
+                <w:sz w:val="19"/>
+              </w:rPr>
+              <w:t>100.0%</w:t>
+            </w:r>
+          </w:p>
+        </w:tc>
+        <w:tc>
+          <w:tcPr>
+            <w:tcW w:type="dxa" w:w="4320"/>
+            <w:shd w:fill="FFFFFF"/>
+            <w:tcMar>
+              <w:top w:w="100" w:type="dxa"/>
+              <w:bottom w:w="100" w:type="dxa"/>
+              <w:left w:w="150" w:type="dxa"/>
+              <w:right w:w="150" w:type="dxa"/>
+            </w:tcMar>
+          </w:tcPr>
+          <w:p>
+            <w:pPr>
+              <w:spacing w:line="276" w:lineRule="auto"/>
+            </w:pPr>
+            <w:r>
+              <w:rPr>
+                <w:rFonts w:ascii="Calibri" w:hAnsi="Calibri"/>
+                <w:color w:val="1F2937"/>
+                <w:sz w:val="19"/>
+              </w:rPr>
+              <w:t>100% coverage of all eligible internal applicants.</w:t>
+            </w:r>
+          </w:p>
+        </w:tc>
+      </w:tr>
+      <w:tr>
+        <w:tc>
+          <w:tcPr>
+            <w:tcW w:type="dxa" w:w="2880"/>
+            <w:shd w:fill="F1F5F9"/>
+            <w:tcMar>
+              <w:top w:w="100" w:type="dxa"/>
+              <w:bottom w:w="100" w:type="dxa"/>
+              <w:left w:w="150" w:type="dxa"/>
+              <w:right w:w="150" w:type="dxa"/>
+            </w:tcMar>
+          </w:tcPr>
+          <w:p>
+            <w:pPr>
+              <w:spacing w:line="276" w:lineRule="auto"/>
+            </w:pPr>
+            <w:r>
+              <w:rPr>
+                <w:rFonts w:ascii="Calibri" w:hAnsi="Calibri"/>
+                <w:color w:val="1F2937"/>
+                <w:sz w:val="19"/>
+              </w:rPr>
+              <w:t>Mean Reciprocal Rank (MRR)</w:t>
+            </w:r>
+          </w:p>
+        </w:tc>
+        <w:tc>
+          <w:tcPr>
+            <w:tcW w:type="dxa" w:w="2160"/>
+            <w:shd w:fill="F1F5F9"/>
+            <w:tcMar>
+              <w:top w:w="100" w:type="dxa"/>
+              <w:bottom w:w="100" w:type="dxa"/>
+              <w:left w:w="150" w:type="dxa"/>
+              <w:right w:w="150" w:type="dxa"/>
+            </w:tcMar>
+          </w:tcPr>
+          <w:p>
+            <w:pPr>
+              <w:spacing w:line="276" w:lineRule="auto"/>
+            </w:pPr>
+            <w:r>
+              <w:rPr>
+                <w:rFonts w:ascii="Calibri" w:hAnsi="Calibri"/>
+                <w:color w:val="1F2937"/>
+                <w:sz w:val="19"/>
+              </w:rPr>
+              <w:t>1.000</w:t>
+            </w:r>
+          </w:p>
+        </w:tc>
+        <w:tc>
+          <w:tcPr>
+            <w:tcW w:type="dxa" w:w="4320"/>
+            <w:shd w:fill="F1F5F9"/>
+            <w:tcMar>
+              <w:top w:w="100" w:type="dxa"/>
+              <w:bottom w:w="100" w:type="dxa"/>
+              <w:left w:w="150" w:type="dxa"/>
+              <w:right w:w="150" w:type="dxa"/>
+            </w:tcMar>
+          </w:tcPr>
+          <w:p>
+            <w:pPr>
+              <w:spacing w:line="276" w:lineRule="auto"/>
+            </w:pPr>
+            <w:r>
+              <w:rPr>
+                <w:rFonts w:ascii="Calibri" w:hAnsi="Calibri"/>
+                <w:color w:val="1F2937"/>
+                <w:sz w:val="19"/>
+              </w:rPr>
+              <w:t>Perfect reciprocal rank: the first relevant candidate is consistently placed at Rank 1.</w:t>
+            </w:r>
+          </w:p>
+        </w:tc>
+      </w:tr>
+      <w:tr>
+        <w:tc>
+          <w:tcPr>
+            <w:tcW w:type="dxa" w:w="2880"/>
+            <w:shd w:fill="FFFFFF"/>
+            <w:tcMar>
+              <w:top w:w="100" w:type="dxa"/>
+              <w:bottom w:w="100" w:type="dxa"/>
+              <w:left w:w="150" w:type="dxa"/>
+              <w:right w:w="150" w:type="dxa"/>
+            </w:tcMar>
+          </w:tcPr>
+          <w:p>
+            <w:pPr>
+              <w:spacing w:line="276" w:lineRule="auto"/>
+            </w:pPr>
+            <w:r>
+              <w:rPr>
+                <w:rFonts w:ascii="Calibri" w:hAnsi="Calibri"/>
+                <w:color w:val="1F2937"/>
+                <w:sz w:val="19"/>
+              </w:rPr>
+              <w:t>NDCG@3</w:t>
+            </w:r>
+          </w:p>
+        </w:tc>
+        <w:tc>
+          <w:tcPr>
+            <w:tcW w:type="dxa" w:w="2160"/>
+            <w:shd w:fill="FFFFFF"/>
+            <w:tcMar>
+              <w:top w:w="100" w:type="dxa"/>
+              <w:bottom w:w="100" w:type="dxa"/>
+              <w:left w:w="150" w:type="dxa"/>
+              <w:right w:w="150" w:type="dxa"/>
+            </w:tcMar>
+          </w:tcPr>
+          <w:p>
+            <w:pPr>
+              <w:spacing w:line="276" w:lineRule="auto"/>
+            </w:pPr>
+            <w:r>
+              <w:rPr>
+                <w:rFonts w:ascii="Calibri" w:hAnsi="Calibri"/>
+                <w:color w:val="1F2937"/>
+                <w:sz w:val="19"/>
+              </w:rPr>
+              <w:t>1.000</w:t>
+            </w:r>
+          </w:p>
+        </w:tc>
+        <w:tc>
+          <w:tcPr>
+            <w:tcW w:type="dxa" w:w="4320"/>
+            <w:shd w:fill="FFFFFF"/>
+            <w:tcMar>
+              <w:top w:w="100" w:type="dxa"/>
+              <w:bottom w:w="100" w:type="dxa"/>
+              <w:left w:w="150" w:type="dxa"/>
+              <w:right w:w="150" w:type="dxa"/>
+            </w:tcMar>
+          </w:tcPr>
+          <w:p>
+            <w:pPr>
+              <w:spacing w:line="276" w:lineRule="auto"/>
+            </w:pPr>
+            <w:r>
+              <w:rPr>
+                <w:rFonts w:ascii="Calibri" w:hAnsi="Calibri"/>
+                <w:color w:val="1F2937"/>
+                <w:sz w:val="19"/>
+              </w:rPr>
+              <w:t>Normalized Discounted Cumulative Gain achieves ideal ranking order without relevance inversion.</w:t>
+            </w:r>
+          </w:p>
+        </w:tc>
+      </w:tr>
+      <w:tr>
+        <w:tc>
+          <w:tcPr>
+            <w:tcW w:type="dxa" w:w="2880"/>
+            <w:shd w:fill="F1F5F9"/>
+            <w:tcMar>
+              <w:top w:w="100" w:type="dxa"/>
+              <w:bottom w:w="100" w:type="dxa"/>
+              <w:left w:w="150" w:type="dxa"/>
+              <w:right w:w="150" w:type="dxa"/>
+            </w:tcMar>
+          </w:tcPr>
+          <w:p>
+            <w:pPr>
+              <w:spacing w:line="276" w:lineRule="auto"/>
+            </w:pPr>
+            <w:r>
+              <w:rPr>
+                <w:rFonts w:ascii="Calibri" w:hAnsi="Calibri"/>
+                <w:color w:val="1F2937"/>
+                <w:sz w:val="19"/>
+              </w:rPr>
+              <w:t>NDCG@5</w:t>
+            </w:r>
+          </w:p>
+        </w:tc>
+        <w:tc>
+          <w:tcPr>
+            <w:tcW w:type="dxa" w:w="2160"/>
+            <w:shd w:fill="F1F5F9"/>
+            <w:tcMar>
+              <w:top w:w="100" w:type="dxa"/>
+              <w:bottom w:w="100" w:type="dxa"/>
+              <w:left w:w="150" w:type="dxa"/>
+              <w:right w:w="150" w:type="dxa"/>
+            </w:tcMar>
+          </w:tcPr>
+          <w:p>
+            <w:pPr>
+              <w:spacing w:line="276" w:lineRule="auto"/>
+            </w:pPr>
+            <w:r>
+              <w:rPr>
+                <w:rFonts w:ascii="Calibri" w:hAnsi="Calibri"/>
+                <w:color w:val="1F2937"/>
+                <w:sz w:val="19"/>
+              </w:rPr>
+              <w:t>1.000</w:t>
+            </w:r>
+          </w:p>
+        </w:tc>
+        <w:tc>
+          <w:tcPr>
+            <w:tcW w:type="dxa" w:w="4320"/>
+            <w:shd w:fill="F1F5F9"/>
+            <w:tcMar>
+              <w:top w:w="100" w:type="dxa"/>
+              <w:bottom w:w="100" w:type="dxa"/>
+              <w:left w:w="150" w:type="dxa"/>
+              <w:right w:w="150" w:type="dxa"/>
+            </w:tcMar>
+          </w:tcPr>
+          <w:p>
+            <w:pPr>
+              <w:spacing w:line="276" w:lineRule="auto"/>
+            </w:pPr>
+            <w:r>
+              <w:rPr>
+                <w:rFonts w:ascii="Calibri" w:hAnsi="Calibri"/>
+                <w:color w:val="1F2937"/>
+                <w:sz w:val="19"/>
+              </w:rPr>
+              <w:t>Sustained optimal ranking discounted across deeper candidate lists.</w:t>
+            </w:r>
+          </w:p>
+        </w:tc>
+      </w:tr>
+      <w:tr>
+        <w:tc>
+          <w:tcPr>
+            <w:tcW w:type="dxa" w:w="2880"/>
+            <w:shd w:fill="FFFFFF"/>
+            <w:tcMar>
+              <w:top w:w="100" w:type="dxa"/>
+              <w:bottom w:w="100" w:type="dxa"/>
+              <w:left w:w="150" w:type="dxa"/>
+              <w:right w:w="150" w:type="dxa"/>
+            </w:tcMar>
+          </w:tcPr>
+          <w:p>
+            <w:pPr>
+              <w:spacing w:line="276" w:lineRule="auto"/>
+            </w:pPr>
+            <w:r>
+              <w:rPr>
+                <w:rFonts w:ascii="Calibri" w:hAnsi="Calibri"/>
+                <w:color w:val="1F2937"/>
+                <w:sz w:val="19"/>
+              </w:rPr>
+              <w:t>Deterministic Offline Fallback</w:t>
+            </w:r>
+          </w:p>
+        </w:tc>
+        <w:tc>
+          <w:tcPr>
+            <w:tcW w:type="dxa" w:w="2160"/>
+            <w:shd w:fill="FFFFFF"/>
+            <w:tcMar>
+              <w:top w:w="100" w:type="dxa"/>
+              <w:bottom w:w="100" w:type="dxa"/>
+              <w:left w:w="150" w:type="dxa"/>
+              <w:right w:w="150" w:type="dxa"/>
+            </w:tcMar>
+          </w:tcPr>
+          <w:p>
+            <w:pPr>
+              <w:spacing w:line="276" w:lineRule="auto"/>
+            </w:pPr>
+            <w:r>
+              <w:rPr>
+                <w:rFonts w:ascii="Calibri" w:hAnsi="Calibri"/>
+                <w:color w:val="1F2937"/>
+                <w:sz w:val="19"/>
+              </w:rPr>
+              <w:t>100.0% Consistency</w:t>
+            </w:r>
+          </w:p>
+        </w:tc>
+        <w:tc>
+          <w:tcPr>
+            <w:tcW w:type="dxa" w:w="4320"/>
+            <w:shd w:fill="FFFFFF"/>
+            <w:tcMar>
+              <w:top w:w="100" w:type="dxa"/>
+              <w:bottom w:w="100" w:type="dxa"/>
+              <w:left w:w="150" w:type="dxa"/>
+              <w:right w:w="150" w:type="dxa"/>
+            </w:tcMar>
+          </w:tcPr>
+          <w:p>
+            <w:pPr>
+              <w:spacing w:line="276" w:lineRule="auto"/>
+            </w:pPr>
+            <w:r>
+              <w:rPr>
+                <w:rFonts w:ascii="Calibri" w:hAnsi="Calibri"/>
+                <w:color w:val="1F2937"/>
+                <w:sz w:val="19"/>
+              </w:rPr>
+              <w:t>Identical score distribution and zero variance when running offline without LLM connectivity.</w:t>
+            </w:r>
+          </w:p>
+        </w:tc>
+      </w:tr>
+      <w:tr>
+        <w:tc>
+          <w:tcPr>
+            <w:tcW w:type="dxa" w:w="2880"/>
+            <w:shd w:fill="F1F5F9"/>
+            <w:tcMar>
+              <w:top w:w="100" w:type="dxa"/>
+              <w:bottom w:w="100" w:type="dxa"/>
+              <w:left w:w="150" w:type="dxa"/>
+              <w:right w:w="150" w:type="dxa"/>
+            </w:tcMar>
+          </w:tcPr>
+          <w:p>
+            <w:pPr>
+              <w:spacing w:line="276" w:lineRule="auto"/>
+            </w:pPr>
+            <w:r>
+              <w:rPr>
+                <w:rFonts w:ascii="Calibri" w:hAnsi="Calibri"/>
+                <w:color w:val="1F2937"/>
+                <w:sz w:val="19"/>
+              </w:rPr>
+              <w:t>Evaluation Latency</w:t>
+            </w:r>
+          </w:p>
+        </w:tc>
+        <w:tc>
+          <w:tcPr>
+            <w:tcW w:type="dxa" w:w="2160"/>
+            <w:shd w:fill="F1F5F9"/>
+            <w:tcMar>
+              <w:top w:w="100" w:type="dxa"/>
+              <w:bottom w:w="100" w:type="dxa"/>
+              <w:left w:w="150" w:type="dxa"/>
+              <w:right w:w="150" w:type="dxa"/>
+            </w:tcMar>
+          </w:tcPr>
+          <w:p>
+            <w:pPr>
+              <w:spacing w:line="276" w:lineRule="auto"/>
+            </w:pPr>
+            <w:r>
+              <w:rPr>
+                <w:rFonts w:ascii="Calibri" w:hAnsi="Calibri"/>
+                <w:color w:val="1F2937"/>
+                <w:sz w:val="19"/>
+              </w:rPr>
+              <w:t>0.072 ms/pair</w:t>
+            </w:r>
+          </w:p>
+        </w:tc>
+        <w:tc>
+          <w:tcPr>
+            <w:tcW w:type="dxa" w:w="4320"/>
+            <w:shd w:fill="F1F5F9"/>
+            <w:tcMar>
+              <w:top w:w="100" w:type="dxa"/>
+              <w:bottom w:w="100" w:type="dxa"/>
+              <w:left w:w="150" w:type="dxa"/>
+              <w:right w:w="150" w:type="dxa"/>
+            </w:tcMar>
+          </w:tcPr>
+          <w:p>
+            <w:pPr>
+              <w:spacing w:line="276" w:lineRule="auto"/>
+            </w:pPr>
+            <w:r>
+              <w:rPr>
+                <w:rFonts w:ascii="Calibri" w:hAnsi="Calibri"/>
+                <w:color w:val="1F2937"/>
+                <w:sz w:val="19"/>
+              </w:rPr>
+              <w:t>Real-time execution speed: 24 employee-role evaluations complete in under 2 milliseconds.</w:t>
+            </w:r>
+          </w:p>
+        </w:tc>
+      </w:tr>
+    </w:tbl>
+    <w:p>
+      <w:r>
+        <w:br w:type="page"/>
+      </w:r>
+    </w:p>
+    <w:p>
+      <w:pPr>
+        <w:pStyle w:val="Heading1"/>
+        <w:keepNext/>
+        <w:spacing w:before="280" w:after="120"/>
+      </w:pPr>
+      <w:r>
+        <w:rPr>
+          <w:rFonts w:ascii="Arial" w:hAnsi="Arial"/>
+          <w:b/>
+          <w:color w:val="1E3A8A"/>
+          <w:sz w:val="34"/>
+        </w:rPr>
+        <w:t>13. Swappable Multi-Provider LLM Gateway Architecture</w:t>
+      </w:r>
+    </w:p>
+    <w:p>
+      <w:pPr>
+        <w:spacing w:after="120" w:line="276" w:lineRule="auto"/>
+      </w:pPr>
+      <w:r>
+        <w:rPr>
+          <w:rFonts w:ascii="Calibri" w:hAnsi="Calibri"/>
+          <w:b/>
+          <w:color w:val="1F2937"/>
+          <w:sz w:val="22"/>
+        </w:rPr>
+        <w:t xml:space="preserve">LLM Abstraction Layer: </w:t>
+      </w:r>
+      <w:r>
+        <w:rPr>
+          <w:rFonts w:ascii="Calibri" w:hAnsi="Calibri"/>
+          <w:i w:val="0"/>
+          <w:color w:val="1F2937"/>
+          <w:sz w:val="22"/>
+        </w:rPr>
+        <w:t>RoleFlow decouples LLM inference from business logic via a swappable LLM Gateway (backend/core/agents/llm.py) implementing a Provider Factory Pattern. Organizations can seamlessly switch between cloud APIs, on-premises models, and self-hosted clusters:</w:t>
+      </w:r>
+    </w:p>
+    <w:tbl>
+      <w:tblPr>
+        <w:tblW w:type="auto" w:w="0"/>
+        <w:jc w:val="center"/>
+        <w:tblLook w:firstColumn="1" w:firstRow="1" w:lastColumn="0" w:lastRow="0" w:noHBand="0" w:noVBand="1" w:val="04A0"/>
+        <w:tblBorders>
+          <w:top w:val="single" w:sz="4" w:space="0" w:color="CBD5E1"/>
+          <w:bottom w:val="single" w:sz="4" w:space="0" w:color="CBD5E1"/>
+          <w:insideH w:val="single" w:sz="4" w:space="0" w:color="CBD5E1"/>
+          <w:insideV w:val="single" w:sz="4" w:space="0" w:color="CBD5E1"/>
+          <w:left w:val="none"/>
+          <w:right w:val="none"/>
+        </w:tblBorders>
+      </w:tblPr>
+      <w:tblGrid>
+        <w:gridCol w:w="2340"/>
+        <w:gridCol w:w="2340"/>
+        <w:gridCol w:w="2340"/>
+        <w:gridCol w:w="2340"/>
+      </w:tblGrid>
+      <w:tr>
+        <w:tc>
+          <w:tcPr>
+            <w:tcW w:type="dxa" w:w="2016"/>
+            <w:shd w:fill="1E3A8A"/>
+            <w:tcMar>
+              <w:top w:w="140" w:type="dxa"/>
+              <w:bottom w:w="140" w:type="dxa"/>
+              <w:left w:w="150" w:type="dxa"/>
+              <w:right w:w="150" w:type="dxa"/>
+            </w:tcMar>
+          </w:tcPr>
+          <w:p>
+            <w:pPr>
+              <w:jc w:val="left"/>
+            </w:pPr>
+            <w:r>
+              <w:rPr>
+                <w:rFonts w:ascii="Arial" w:hAnsi="Arial"/>
+                <w:b/>
+                <w:color w:val="FFFFFF"/>
+                <w:sz w:val="20"/>
+              </w:rPr>
+              <w:t>Provider Option</w:t>
+            </w:r>
+          </w:p>
+        </w:tc>
+        <w:tc>
+          <w:tcPr>
+            <w:tcW w:type="dxa" w:w="2304"/>
+            <w:shd w:fill="1E3A8A"/>
+            <w:tcMar>
+              <w:top w:w="140" w:type="dxa"/>
+              <w:bottom w:w="140" w:type="dxa"/>
+              <w:left w:w="150" w:type="dxa"/>
+              <w:right w:w="150" w:type="dxa"/>
+            </w:tcMar>
+          </w:tcPr>
+          <w:p>
+            <w:pPr>
+              <w:jc w:val="left"/>
+            </w:pPr>
+            <w:r>
+              <w:rPr>
+                <w:rFonts w:ascii="Arial" w:hAnsi="Arial"/>
+                <w:b/>
+                <w:color w:val="FFFFFF"/>
+                <w:sz w:val="20"/>
+              </w:rPr>
+              <w:t>Environment Config</w:t>
+            </w:r>
+          </w:p>
+        </w:tc>
+        <w:tc>
+          <w:tcPr>
+            <w:tcW w:type="dxa" w:w="2592"/>
+            <w:shd w:fill="1E3A8A"/>
+            <w:tcMar>
+              <w:top w:w="140" w:type="dxa"/>
+              <w:bottom w:w="140" w:type="dxa"/>
+              <w:left w:w="150" w:type="dxa"/>
+              <w:right w:w="150" w:type="dxa"/>
+            </w:tcMar>
+          </w:tcPr>
+          <w:p>
+            <w:pPr>
+              <w:jc w:val="left"/>
+            </w:pPr>
+            <w:r>
+              <w:rPr>
+                <w:rFonts w:ascii="Arial" w:hAnsi="Arial"/>
+                <w:b/>
+                <w:color w:val="FFFFFF"/>
+                <w:sz w:val="20"/>
+              </w:rPr>
+              <w:t>Target Model Examples</w:t>
+            </w:r>
+          </w:p>
+        </w:tc>
+        <w:tc>
+          <w:tcPr>
+            <w:tcW w:type="dxa" w:w="2448"/>
+            <w:shd w:fill="1E3A8A"/>
+            <w:tcMar>
+              <w:top w:w="140" w:type="dxa"/>
+              <w:bottom w:w="140" w:type="dxa"/>
+              <w:left w:w="150" w:type="dxa"/>
+              <w:right w:w="150" w:type="dxa"/>
+            </w:tcMar>
+          </w:tcPr>
+          <w:p>
+            <w:pPr>
+              <w:jc w:val="left"/>
+            </w:pPr>
+            <w:r>
+              <w:rPr>
+                <w:rFonts w:ascii="Arial" w:hAnsi="Arial"/>
+                <w:b/>
+                <w:color w:val="FFFFFF"/>
+                <w:sz w:val="20"/>
+              </w:rPr>
+              <w:t>Optimal Use Case</w:t>
+            </w:r>
+          </w:p>
+        </w:tc>
+      </w:tr>
+      <w:tr>
+        <w:tc>
+          <w:tcPr>
+            <w:tcW w:type="dxa" w:w="2016"/>
+            <w:shd w:fill="FFFFFF"/>
+            <w:tcMar>
+              <w:top w:w="100" w:type="dxa"/>
+              <w:bottom w:w="100" w:type="dxa"/>
+              <w:left w:w="150" w:type="dxa"/>
+              <w:right w:w="150" w:type="dxa"/>
+            </w:tcMar>
+          </w:tcPr>
+          <w:p>
+            <w:pPr>
+              <w:spacing w:line="276" w:lineRule="auto"/>
+            </w:pPr>
+            <w:r>
+              <w:rPr>
+                <w:rFonts w:ascii="Calibri" w:hAnsi="Calibri"/>
+                <w:color w:val="1F2937"/>
+                <w:sz w:val="19"/>
+              </w:rPr>
+              <w:t>Groq (Cloud API)</w:t>
+            </w:r>
+          </w:p>
+        </w:tc>
+        <w:tc>
+          <w:tcPr>
+            <w:tcW w:type="dxa" w:w="2304"/>
+            <w:shd w:fill="FFFFFF"/>
+            <w:tcMar>
+              <w:top w:w="100" w:type="dxa"/>
+              <w:bottom w:w="100" w:type="dxa"/>
+              <w:left w:w="150" w:type="dxa"/>
+              <w:right w:w="150" w:type="dxa"/>
+            </w:tcMar>
+          </w:tcPr>
+          <w:p>
+            <w:pPr>
+              <w:spacing w:line="276" w:lineRule="auto"/>
+            </w:pPr>
+            <w:r>
+              <w:rPr>
+                <w:rFonts w:ascii="Calibri" w:hAnsi="Calibri"/>
+                <w:color w:val="1F2937"/>
+                <w:sz w:val="19"/>
+              </w:rPr>
+              <w:t>LLM_PROVIDER=groq</w:t>
+              <w:br/>
+              <w:t>GROQ_API_KEY=...</w:t>
+            </w:r>
+          </w:p>
+        </w:tc>
+        <w:tc>
+          <w:tcPr>
+            <w:tcW w:type="dxa" w:w="2592"/>
+            <w:shd w:fill="FFFFFF"/>
+            <w:tcMar>
+              <w:top w:w="100" w:type="dxa"/>
+              <w:bottom w:w="100" w:type="dxa"/>
+              <w:left w:w="150" w:type="dxa"/>
+              <w:right w:w="150" w:type="dxa"/>
+            </w:tcMar>
+          </w:tcPr>
+          <w:p>
+            <w:pPr>
+              <w:spacing w:line="276" w:lineRule="auto"/>
+            </w:pPr>
+            <w:r>
+              <w:rPr>
+                <w:rFonts w:ascii="Calibri" w:hAnsi="Calibri"/>
+                <w:color w:val="1F2937"/>
+                <w:sz w:val="19"/>
+              </w:rPr>
+              <w:t>llama-3.3-70b-versatile, llama-3.1-8b-instant</w:t>
+            </w:r>
+          </w:p>
+        </w:tc>
+        <w:tc>
+          <w:tcPr>
+            <w:tcW w:type="dxa" w:w="2448"/>
+            <w:shd w:fill="FFFFFF"/>
+            <w:tcMar>
+              <w:top w:w="100" w:type="dxa"/>
+              <w:bottom w:w="100" w:type="dxa"/>
+              <w:left w:w="150" w:type="dxa"/>
+              <w:right w:w="150" w:type="dxa"/>
+            </w:tcMar>
+          </w:tcPr>
+          <w:p>
+            <w:pPr>
+              <w:spacing w:line="276" w:lineRule="auto"/>
+            </w:pPr>
+            <w:r>
+              <w:rPr>
+                <w:rFonts w:ascii="Calibri" w:hAnsi="Calibri"/>
+                <w:color w:val="1F2937"/>
+                <w:sz w:val="19"/>
+              </w:rPr>
+              <w:t>Ultra-fast inference (&lt;500ms), zero self-hosting cost, enterprise scaling.</w:t>
+            </w:r>
+          </w:p>
+        </w:tc>
+      </w:tr>
+      <w:tr>
+        <w:tc>
+          <w:tcPr>
+            <w:tcW w:type="dxa" w:w="2016"/>
+            <w:shd w:fill="F1F5F9"/>
+            <w:tcMar>
+              <w:top w:w="100" w:type="dxa"/>
+              <w:bottom w:w="100" w:type="dxa"/>
+              <w:left w:w="150" w:type="dxa"/>
+              <w:right w:w="150" w:type="dxa"/>
+            </w:tcMar>
+          </w:tcPr>
+          <w:p>
+            <w:pPr>
+              <w:spacing w:line="276" w:lineRule="auto"/>
+            </w:pPr>
+            <w:r>
+              <w:rPr>
+                <w:rFonts w:ascii="Calibri" w:hAnsi="Calibri"/>
+                <w:color w:val="1F2937"/>
+                <w:sz w:val="19"/>
+              </w:rPr>
+              <w:t>OpenAI (Cloud API)</w:t>
+            </w:r>
+          </w:p>
+        </w:tc>
+        <w:tc>
+          <w:tcPr>
+            <w:tcW w:type="dxa" w:w="2304"/>
+            <w:shd w:fill="F1F5F9"/>
+            <w:tcMar>
+              <w:top w:w="100" w:type="dxa"/>
+              <w:bottom w:w="100" w:type="dxa"/>
+              <w:left w:w="150" w:type="dxa"/>
+              <w:right w:w="150" w:type="dxa"/>
+            </w:tcMar>
+          </w:tcPr>
+          <w:p>
+            <w:pPr>
+              <w:spacing w:line="276" w:lineRule="auto"/>
+            </w:pPr>
+            <w:r>
+              <w:rPr>
+                <w:rFonts w:ascii="Calibri" w:hAnsi="Calibri"/>
+                <w:color w:val="1F2937"/>
+                <w:sz w:val="19"/>
+              </w:rPr>
+              <w:t>LLM_PROVIDER=openai</w:t>
+              <w:br/>
+              <w:t>OPENAI_API_KEY=...</w:t>
+            </w:r>
+          </w:p>
+        </w:tc>
+        <w:tc>
+          <w:tcPr>
+            <w:tcW w:type="dxa" w:w="2592"/>
+            <w:shd w:fill="F1F5F9"/>
+            <w:tcMar>
+              <w:top w:w="100" w:type="dxa"/>
+              <w:bottom w:w="100" w:type="dxa"/>
+              <w:left w:w="150" w:type="dxa"/>
+              <w:right w:w="150" w:type="dxa"/>
+            </w:tcMar>
+          </w:tcPr>
+          <w:p>
+            <w:pPr>
+              <w:spacing w:line="276" w:lineRule="auto"/>
+            </w:pPr>
+            <w:r>
+              <w:rPr>
+                <w:rFonts w:ascii="Calibri" w:hAnsi="Calibri"/>
+                <w:color w:val="1F2937"/>
+                <w:sz w:val="19"/>
+              </w:rPr>
+              <w:t>gpt-4o, gpt-4o-mini</w:t>
+            </w:r>
+          </w:p>
+        </w:tc>
+        <w:tc>
+          <w:tcPr>
+            <w:tcW w:type="dxa" w:w="2448"/>
+            <w:shd w:fill="F1F5F9"/>
+            <w:tcMar>
+              <w:top w:w="100" w:type="dxa"/>
+              <w:bottom w:w="100" w:type="dxa"/>
+              <w:left w:w="150" w:type="dxa"/>
+              <w:right w:w="150" w:type="dxa"/>
+            </w:tcMar>
+          </w:tcPr>
+          <w:p>
+            <w:pPr>
+              <w:spacing w:line="276" w:lineRule="auto"/>
+            </w:pPr>
+            <w:r>
+              <w:rPr>
+                <w:rFonts w:ascii="Calibri" w:hAnsi="Calibri"/>
+                <w:color w:val="1F2937"/>
+                <w:sz w:val="19"/>
+              </w:rPr>
+              <w:t>High reasoning capacity, enterprise Azure/OpenAI agreements.</w:t>
+            </w:r>
+          </w:p>
+        </w:tc>
+      </w:tr>
+      <w:tr>
+        <w:tc>
+          <w:tcPr>
+            <w:tcW w:type="dxa" w:w="2016"/>
+            <w:shd w:fill="FFFFFF"/>
+            <w:tcMar>
+              <w:top w:w="100" w:type="dxa"/>
+              <w:bottom w:w="100" w:type="dxa"/>
+              <w:left w:w="150" w:type="dxa"/>
+              <w:right w:w="150" w:type="dxa"/>
+            </w:tcMar>
+          </w:tcPr>
+          <w:p>
+            <w:pPr>
+              <w:spacing w:line="276" w:lineRule="auto"/>
+            </w:pPr>
+            <w:r>
+              <w:rPr>
+                <w:rFonts w:ascii="Calibri" w:hAnsi="Calibri"/>
+                <w:color w:val="1F2937"/>
+                <w:sz w:val="19"/>
+              </w:rPr>
+              <w:t>Ollama (Local / Edge)</w:t>
+            </w:r>
+          </w:p>
+        </w:tc>
+        <w:tc>
+          <w:tcPr>
+            <w:tcW w:type="dxa" w:w="2304"/>
+            <w:shd w:fill="FFFFFF"/>
+            <w:tcMar>
+              <w:top w:w="100" w:type="dxa"/>
+              <w:bottom w:w="100" w:type="dxa"/>
+              <w:left w:w="150" w:type="dxa"/>
+              <w:right w:w="150" w:type="dxa"/>
+            </w:tcMar>
+          </w:tcPr>
+          <w:p>
+            <w:pPr>
+              <w:spacing w:line="276" w:lineRule="auto"/>
+            </w:pPr>
+            <w:r>
+              <w:rPr>
+                <w:rFonts w:ascii="Calibri" w:hAnsi="Calibri"/>
+                <w:color w:val="1F2937"/>
+                <w:sz w:val="19"/>
+              </w:rPr>
+              <w:t>LLM_PROVIDER=ollama</w:t>
+              <w:br/>
+              <w:t>LLM_BASE_URL=...</w:t>
+            </w:r>
+          </w:p>
+        </w:tc>
+        <w:tc>
+          <w:tcPr>
+            <w:tcW w:type="dxa" w:w="2592"/>
+            <w:shd w:fill="FFFFFF"/>
+            <w:tcMar>
+              <w:top w:w="100" w:type="dxa"/>
+              <w:bottom w:w="100" w:type="dxa"/>
+              <w:left w:w="150" w:type="dxa"/>
+              <w:right w:w="150" w:type="dxa"/>
+            </w:tcMar>
+          </w:tcPr>
+          <w:p>
+            <w:pPr>
+              <w:spacing w:line="276" w:lineRule="auto"/>
+            </w:pPr>
+            <w:r>
+              <w:rPr>
+                <w:rFonts w:ascii="Calibri" w:hAnsi="Calibri"/>
+                <w:color w:val="1F2937"/>
+                <w:sz w:val="19"/>
+              </w:rPr>
+              <w:t>gpt-oss-120b, mistral, llama3</w:t>
+            </w:r>
+          </w:p>
+        </w:tc>
+        <w:tc>
+          <w:tcPr>
+            <w:tcW w:type="dxa" w:w="2448"/>
+            <w:shd w:fill="FFFFFF"/>
+            <w:tcMar>
+              <w:top w:w="100" w:type="dxa"/>
+              <w:bottom w:w="100" w:type="dxa"/>
+              <w:left w:w="150" w:type="dxa"/>
+              <w:right w:w="150" w:type="dxa"/>
+            </w:tcMar>
+          </w:tcPr>
+          <w:p>
+            <w:pPr>
+              <w:spacing w:line="276" w:lineRule="auto"/>
+            </w:pPr>
+            <w:r>
+              <w:rPr>
+                <w:rFonts w:ascii="Calibri" w:hAnsi="Calibri"/>
+                <w:color w:val="1F2937"/>
+                <w:sz w:val="19"/>
+              </w:rPr>
+              <w:t>Air-gapped enterprise on-premise deployments, zero data egress.</w:t>
+            </w:r>
+          </w:p>
+        </w:tc>
+      </w:tr>
+      <w:tr>
+        <w:tc>
+          <w:tcPr>
+            <w:tcW w:type="dxa" w:w="2016"/>
+            <w:shd w:fill="F1F5F9"/>
+            <w:tcMar>
+              <w:top w:w="100" w:type="dxa"/>
+              <w:bottom w:w="100" w:type="dxa"/>
+              <w:left w:w="150" w:type="dxa"/>
+              <w:right w:w="150" w:type="dxa"/>
+            </w:tcMar>
+          </w:tcPr>
+          <w:p>
+            <w:pPr>
+              <w:spacing w:line="276" w:lineRule="auto"/>
+            </w:pPr>
+            <w:r>
+              <w:rPr>
+                <w:rFonts w:ascii="Calibri" w:hAnsi="Calibri"/>
+                <w:color w:val="1F2937"/>
+                <w:sz w:val="19"/>
+              </w:rPr>
+              <w:t>vLLM / TGI (Cluster)</w:t>
+            </w:r>
+          </w:p>
+        </w:tc>
+        <w:tc>
+          <w:tcPr>
+            <w:tcW w:type="dxa" w:w="2304"/>
+            <w:shd w:fill="F1F5F9"/>
+            <w:tcMar>
+              <w:top w:w="100" w:type="dxa"/>
+              <w:bottom w:w="100" w:type="dxa"/>
+              <w:left w:w="150" w:type="dxa"/>
+              <w:right w:w="150" w:type="dxa"/>
+            </w:tcMar>
+          </w:tcPr>
+          <w:p>
+            <w:pPr>
+              <w:spacing w:line="276" w:lineRule="auto"/>
+            </w:pPr>
+            <w:r>
+              <w:rPr>
+                <w:rFonts w:ascii="Calibri" w:hAnsi="Calibri"/>
+                <w:color w:val="1F2937"/>
+                <w:sz w:val="19"/>
+              </w:rPr>
+              <w:t>LLM_PROVIDER=vllm</w:t>
+              <w:br/>
+              <w:t>LLM_BASE_URL=...</w:t>
+            </w:r>
+          </w:p>
+        </w:tc>
+        <w:tc>
+          <w:tcPr>
+            <w:tcW w:type="dxa" w:w="2592"/>
+            <w:shd w:fill="F1F5F9"/>
+            <w:tcMar>
+              <w:top w:w="100" w:type="dxa"/>
+              <w:bottom w:w="100" w:type="dxa"/>
+              <w:left w:w="150" w:type="dxa"/>
+              <w:right w:w="150" w:type="dxa"/>
+            </w:tcMar>
+          </w:tcPr>
+          <w:p>
+            <w:pPr>
+              <w:spacing w:line="276" w:lineRule="auto"/>
+            </w:pPr>
+            <w:r>
+              <w:rPr>
+                <w:rFonts w:ascii="Calibri" w:hAnsi="Calibri"/>
+                <w:color w:val="1F2937"/>
+                <w:sz w:val="19"/>
+              </w:rPr>
+              <w:t>Custom enterprise fine-tuned models</w:t>
+            </w:r>
+          </w:p>
+        </w:tc>
+        <w:tc>
+          <w:tcPr>
+            <w:tcW w:type="dxa" w:w="2448"/>
+            <w:shd w:fill="F1F5F9"/>
+            <w:tcMar>
+              <w:top w:w="100" w:type="dxa"/>
+              <w:bottom w:w="100" w:type="dxa"/>
+              <w:left w:w="150" w:type="dxa"/>
+              <w:right w:w="150" w:type="dxa"/>
+            </w:tcMar>
+          </w:tcPr>
+          <w:p>
+            <w:pPr>
+              <w:spacing w:line="276" w:lineRule="auto"/>
+            </w:pPr>
+            <w:r>
+              <w:rPr>
+                <w:rFonts w:ascii="Calibri" w:hAnsi="Calibri"/>
+                <w:color w:val="1F2937"/>
+                <w:sz w:val="19"/>
+              </w:rPr>
+              <w:t>High-throughput self-hosted GPU clusters with continuous batching.</w:t>
+            </w:r>
+          </w:p>
+        </w:tc>
+      </w:tr>
+      <w:tr>
+        <w:tc>
+          <w:tcPr>
+            <w:tcW w:type="dxa" w:w="2016"/>
+            <w:shd w:fill="FFFFFF"/>
+            <w:tcMar>
+              <w:top w:w="100" w:type="dxa"/>
+              <w:bottom w:w="100" w:type="dxa"/>
+              <w:left w:w="150" w:type="dxa"/>
+              <w:right w:w="150" w:type="dxa"/>
+            </w:tcMar>
+          </w:tcPr>
+          <w:p>
+            <w:pPr>
+              <w:spacing w:line="276" w:lineRule="auto"/>
+            </w:pPr>
+            <w:r>
+              <w:rPr>
+                <w:rFonts w:ascii="Calibri" w:hAnsi="Calibri"/>
+                <w:color w:val="1F2937"/>
+                <w:sz w:val="19"/>
+              </w:rPr>
+              <w:t>Mock Mode (Testing)</w:t>
+            </w:r>
+          </w:p>
+        </w:tc>
+        <w:tc>
+          <w:tcPr>
+            <w:tcW w:type="dxa" w:w="2304"/>
+            <w:shd w:fill="FFFFFF"/>
+            <w:tcMar>
+              <w:top w:w="100" w:type="dxa"/>
+              <w:bottom w:w="100" w:type="dxa"/>
+              <w:left w:w="150" w:type="dxa"/>
+              <w:right w:w="150" w:type="dxa"/>
+            </w:tcMar>
+          </w:tcPr>
+          <w:p>
+            <w:pPr>
+              <w:spacing w:line="276" w:lineRule="auto"/>
+            </w:pPr>
+            <w:r>
+              <w:rPr>
+                <w:rFonts w:ascii="Calibri" w:hAnsi="Calibri"/>
+                <w:color w:val="1F2937"/>
+                <w:sz w:val="19"/>
+              </w:rPr>
+              <w:t>LLM_PROVIDER=mock</w:t>
+            </w:r>
+          </w:p>
+        </w:tc>
+        <w:tc>
+          <w:tcPr>
+            <w:tcW w:type="dxa" w:w="2592"/>
+            <w:shd w:fill="FFFFFF"/>
+            <w:tcMar>
+              <w:top w:w="100" w:type="dxa"/>
+              <w:bottom w:w="100" w:type="dxa"/>
+              <w:left w:w="150" w:type="dxa"/>
+              <w:right w:w="150" w:type="dxa"/>
+            </w:tcMar>
+          </w:tcPr>
+          <w:p>
+            <w:pPr>
+              <w:spacing w:line="276" w:lineRule="auto"/>
+            </w:pPr>
+            <w:r>
+              <w:rPr>
+                <w:rFonts w:ascii="Calibri" w:hAnsi="Calibri"/>
+                <w:color w:val="1F2937"/>
+                <w:sz w:val="19"/>
+              </w:rPr>
+              <w:t>Synthetic deterministic engine</w:t>
+            </w:r>
+          </w:p>
+        </w:tc>
+        <w:tc>
+          <w:tcPr>
+            <w:tcW w:type="dxa" w:w="2448"/>
+            <w:shd w:fill="FFFFFF"/>
+            <w:tcMar>
+              <w:top w:w="100" w:type="dxa"/>
+              <w:bottom w:w="100" w:type="dxa"/>
+              <w:left w:w="150" w:type="dxa"/>
+              <w:right w:w="150" w:type="dxa"/>
+            </w:tcMar>
+          </w:tcPr>
+          <w:p>
+            <w:pPr>
+              <w:spacing w:line="276" w:lineRule="auto"/>
+            </w:pPr>
+            <w:r>
+              <w:rPr>
+                <w:rFonts w:ascii="Calibri" w:hAnsi="Calibri"/>
+                <w:color w:val="1F2937"/>
+                <w:sz w:val="19"/>
+              </w:rPr>
+              <w:t>CI/CD testing pipelines, unit tests, and offline demonstrations.</w:t>
+            </w:r>
+          </w:p>
+        </w:tc>
+      </w:tr>
+    </w:tbl>
+    <w:p>
+      <w:pPr>
+        <w:spacing w:after="120" w:line="276" w:lineRule="auto"/>
+      </w:pPr>
+      <w:r>
+        <w:rPr>
+          <w:rFonts w:ascii="Calibri" w:hAnsi="Calibri"/>
+          <w:b/>
+          <w:color w:val="1F2937"/>
+          <w:sz w:val="22"/>
+        </w:rPr>
+        <w:t xml:space="preserve">Runtime Telemetry: </w:t>
+      </w:r>
+      <w:r>
+        <w:rPr>
+          <w:rFonts w:ascii="Calibri" w:hAnsi="Calibri"/>
+          <w:i w:val="0"/>
+          <w:color w:val="1F2937"/>
+          <w:sz w:val="22"/>
+        </w:rPr>
+        <w:t>System telemetry and active LLM configuration are dynamically exposed via the health check endpoint (GET /api/v1/health), returning active provider, model name, base URL, and embedding dimensions.</w:t>
+      </w:r>
+    </w:p>
+    <w:p>
+      <w:r>
+        <w:br w:type="page"/>
+      </w:r>
+    </w:p>
+    <w:p>
+      <w:pPr>
+        <w:pStyle w:val="Heading1"/>
+        <w:keepNext/>
+        <w:spacing w:before="280" w:after="120"/>
+      </w:pPr>
+      <w:r>
+        <w:rPr>
+          <w:rFonts w:ascii="Arial" w:hAnsi="Arial"/>
+          <w:b/>
+          <w:color w:val="1E3A8A"/>
+          <w:sz w:val="34"/>
+        </w:rPr>
+        <w:t>14. Automated Testing, CI/CD &amp; Repository Governance</w:t>
+      </w:r>
+    </w:p>
+    <w:p>
+      <w:pPr>
+        <w:spacing w:after="120" w:line="276" w:lineRule="auto"/>
+      </w:pPr>
+      <w:r>
+        <w:rPr>
+          <w:rFonts w:ascii="Calibri" w:hAnsi="Calibri"/>
+          <w:b/>
+          <w:color w:val="1F2937"/>
+          <w:sz w:val="22"/>
+        </w:rPr>
+        <w:t xml:space="preserve">Engineering Standards: </w:t>
+      </w:r>
+      <w:r>
+        <w:rPr>
+          <w:rFonts w:ascii="Calibri" w:hAnsi="Calibri"/>
+          <w:i w:val="0"/>
+          <w:color w:val="1F2937"/>
+          <w:sz w:val="22"/>
+        </w:rPr>
+        <w:t>A comprehensive automated verification framework guarantees continuous reliability, backwards compatibility, and rigorous code quality standards:</w:t>
+      </w:r>
+    </w:p>
+    <w:p>
+      <w:pPr>
+        <w:pStyle w:val="Heading2"/>
+        <w:keepNext/>
+        <w:spacing w:before="280" w:after="120"/>
+      </w:pPr>
+      <w:r>
+        <w:rPr>
+          <w:rFonts w:ascii="Arial" w:hAnsi="Arial"/>
+          <w:b/>
+          <w:color w:val="2563EB"/>
+          <w:sz w:val="27"/>
+        </w:rPr>
+        <w:t>14.1 Pytest Automated Test Suite (26 Tests, 100% Pass Rate)</w:t>
+      </w:r>
+    </w:p>
+    <w:p>
+      <w:pPr>
+        <w:spacing w:after="120" w:line="276" w:lineRule="auto"/>
+      </w:pPr>
+      <w:r>
+        <w:rPr>
+          <w:rFonts w:ascii="Calibri" w:hAnsi="Calibri"/>
+          <w:b/>
+          <w:color w:val="1F2937"/>
+          <w:sz w:val="22"/>
+        </w:rPr>
+        <w:t xml:space="preserve">Test Coverage: </w:t>
+      </w:r>
+      <w:r>
+        <w:rPr>
+          <w:rFonts w:ascii="Calibri" w:hAnsi="Calibri"/>
+          <w:i w:val="0"/>
+          <w:color w:val="1F2937"/>
+          <w:sz w:val="22"/>
+        </w:rPr>
+        <w:t>The test suite executes 26 unit and integration test assertions across four dedicated test modules:</w:t>
+      </w:r>
+    </w:p>
+    <w:p>
+      <w:pPr>
+        <w:pStyle w:val="ListBullet"/>
+        <w:spacing w:after="80" w:line="276" w:lineRule="auto"/>
+      </w:pPr>
+      <w:r>
+        <w:rPr>
+          <w:rFonts w:ascii="Calibri" w:hAnsi="Calibri"/>
+          <w:b/>
+          <w:color w:val="1F2937"/>
+          <w:sz w:val="22"/>
+        </w:rPr>
+        <w:t xml:space="preserve">Deterministic Scoring Core: </w:t>
+      </w:r>
+      <w:r>
+        <w:rPr>
+          <w:rFonts w:ascii="Calibri" w:hAnsi="Calibri"/>
+          <w:color w:val="1F2937"/>
+          <w:sz w:val="22"/>
+        </w:rPr>
+        <w:t>tests/test_scoring_deterministic.py: Validates Fit score weighting (30% skills, 25% experience, 15% projects, 10% certs, 10% transferable, 10% domain), experience scaling, project commitment deductions, availability tiers, and 50-run deterministic reproducibility.</w:t>
+      </w:r>
+    </w:p>
+    <w:p>
+      <w:pPr>
+        <w:pStyle w:val="ListBullet"/>
+        <w:spacing w:after="80" w:line="276" w:lineRule="auto"/>
+      </w:pPr>
+      <w:r>
+        <w:rPr>
+          <w:rFonts w:ascii="Calibri" w:hAnsi="Calibri"/>
+          <w:b/>
+          <w:color w:val="1F2937"/>
+          <w:sz w:val="22"/>
+        </w:rPr>
+        <w:t xml:space="preserve">Security &amp; RBAC: </w:t>
+      </w:r>
+      <w:r>
+        <w:rPr>
+          <w:rFonts w:ascii="Calibri" w:hAnsi="Calibri"/>
+          <w:color w:val="1F2937"/>
+          <w:sz w:val="22"/>
+        </w:rPr>
+        <w:t>tests/test_security_rbac.py: Validates 401 unauthenticated barriers, 403 cross-role access rejections, sliding-window rate limit triggers (429), and production demo account lockouts.</w:t>
+      </w:r>
+    </w:p>
+    <w:p>
+      <w:pPr>
+        <w:pStyle w:val="ListBullet"/>
+        <w:spacing w:after="80" w:line="276" w:lineRule="auto"/>
+      </w:pPr>
+      <w:r>
+        <w:rPr>
+          <w:rFonts w:ascii="Calibri" w:hAnsi="Calibri"/>
+          <w:b/>
+          <w:color w:val="1F2937"/>
+          <w:sz w:val="22"/>
+        </w:rPr>
+        <w:t xml:space="preserve">Responsible AI &amp; Governance: </w:t>
+      </w:r>
+      <w:r>
+        <w:rPr>
+          <w:rFonts w:ascii="Calibri" w:hAnsi="Calibri"/>
+          <w:color w:val="1F2937"/>
+          <w:sz w:val="22"/>
+        </w:rPr>
+        <w:t>tests/test_responsible_ai.py: Validates EEOC four-fifths fairness audit calculations, adverse impact warnings, human override validation (&gt;= 10 characters), immutable audit logging, and privacy policy disclosure.</w:t>
+      </w:r>
+    </w:p>
+    <w:p>
+      <w:pPr>
+        <w:pStyle w:val="ListBullet"/>
+        <w:spacing w:after="80" w:line="276" w:lineRule="auto"/>
+      </w:pPr>
+      <w:r>
+        <w:rPr>
+          <w:rFonts w:ascii="Calibri" w:hAnsi="Calibri"/>
+          <w:b/>
+          <w:color w:val="1F2937"/>
+          <w:sz w:val="22"/>
+        </w:rPr>
+        <w:t xml:space="preserve">API Endpoints: </w:t>
+      </w:r>
+      <w:r>
+        <w:rPr>
+          <w:rFonts w:ascii="Calibri" w:hAnsi="Calibri"/>
+          <w:color w:val="1F2937"/>
+          <w:sz w:val="22"/>
+        </w:rPr>
+        <w:t>tests/test_api_endpoints.py: Validates health check probe, demo user login, manager role discovery, candidate retrieval with explanations, and employee opportunity matching.</w:t>
+      </w:r>
+    </w:p>
+    <w:p>
+      <w:pPr>
+        <w:pStyle w:val="Heading2"/>
+        <w:keepNext/>
+        <w:spacing w:before="280" w:after="120"/>
+      </w:pPr>
+      <w:r>
+        <w:rPr>
+          <w:rFonts w:ascii="Arial" w:hAnsi="Arial"/>
+          <w:b/>
+          <w:color w:val="2563EB"/>
+          <w:sz w:val="27"/>
+        </w:rPr>
+        <w:t>14.2 GitHub Actions CI/CD Pipeline (.github/workflows/ci.yml)</w:t>
+      </w:r>
+    </w:p>
+    <w:p>
+      <w:pPr>
+        <w:spacing w:after="120" w:line="276" w:lineRule="auto"/>
+      </w:pPr>
+      <w:r>
+        <w:rPr>
+          <w:rFonts w:ascii="Calibri" w:hAnsi="Calibri"/>
+          <w:b/>
+          <w:color w:val="1F2937"/>
+          <w:sz w:val="22"/>
+        </w:rPr>
+        <w:t xml:space="preserve">CI Pipeline: </w:t>
+      </w:r>
+      <w:r>
+        <w:rPr>
+          <w:rFonts w:ascii="Calibri" w:hAnsi="Calibri"/>
+          <w:i w:val="0"/>
+          <w:color w:val="1F2937"/>
+          <w:sz w:val="22"/>
+        </w:rPr>
+        <w:t>Every push and pull request triggers an automated GitHub Actions continuous integration workflow running on Ubuntu latest with Python 3.11 and Node.js 20:</w:t>
+      </w:r>
+    </w:p>
+    <w:p>
+      <w:pPr>
+        <w:pStyle w:val="ListBullet"/>
+        <w:spacing w:after="80" w:line="276" w:lineRule="auto"/>
+      </w:pPr>
+      <w:r>
+        <w:rPr>
+          <w:rFonts w:ascii="Calibri" w:hAnsi="Calibri"/>
+          <w:color w:val="1F2937"/>
+          <w:sz w:val="22"/>
+        </w:rPr>
+        <w:t>Backend Linting: Runs flake8 syntax checks, catching syntax errors and undefined names.</w:t>
+      </w:r>
+    </w:p>
+    <w:p>
+      <w:pPr>
+        <w:pStyle w:val="ListBullet"/>
+        <w:spacing w:after="80" w:line="276" w:lineRule="auto"/>
+      </w:pPr>
+      <w:r>
+        <w:rPr>
+          <w:rFonts w:ascii="Calibri" w:hAnsi="Calibri"/>
+          <w:color w:val="1F2937"/>
+          <w:sz w:val="22"/>
+        </w:rPr>
+        <w:t>Automated Test Suite: Executes pytest tests/ -v with verbose reporting.</w:t>
+      </w:r>
+    </w:p>
+    <w:p>
+      <w:pPr>
+        <w:pStyle w:val="ListBullet"/>
+        <w:spacing w:after="80" w:line="276" w:lineRule="auto"/>
+      </w:pPr>
+      <w:r>
+        <w:rPr>
+          <w:rFonts w:ascii="Calibri" w:hAnsi="Calibri"/>
+          <w:color w:val="1F2937"/>
+          <w:sz w:val="22"/>
+        </w:rPr>
+        <w:t>Frontend Build: Executes npm ci and npm run build, validating React 18 production compilation.</w:t>
+      </w:r>
+    </w:p>
+    <w:p>
+      <w:pPr>
+        <w:pStyle w:val="Heading2"/>
+        <w:keepNext/>
+        <w:spacing w:before="280" w:after="120"/>
+      </w:pPr>
+      <w:r>
+        <w:rPr>
+          <w:rFonts w:ascii="Arial" w:hAnsi="Arial"/>
+          <w:b/>
+          <w:color w:val="2563EB"/>
+          <w:sz w:val="27"/>
+        </w:rPr>
+        <w:t>14.3 Open Source Licensing &amp; Community Standards</w:t>
+      </w:r>
+    </w:p>
+    <w:p>
+      <w:pPr>
+        <w:pStyle w:val="ListBullet"/>
+        <w:spacing w:after="80" w:line="276" w:lineRule="auto"/>
+      </w:pPr>
+      <w:r>
+        <w:rPr>
+          <w:rFonts w:ascii="Calibri" w:hAnsi="Calibri"/>
+          <w:b/>
+          <w:color w:val="1F2937"/>
+          <w:sz w:val="22"/>
+        </w:rPr>
+        <w:t xml:space="preserve">Apache 2.0 License: </w:t>
+      </w:r>
+      <w:r>
+        <w:rPr>
+          <w:rFonts w:ascii="Calibri" w:hAnsi="Calibri"/>
+          <w:color w:val="1F2937"/>
+          <w:sz w:val="22"/>
+        </w:rPr>
+        <w:t>LICENSE: Formally licensed under the Apache License, Version 2.0.</w:t>
+      </w:r>
+    </w:p>
+    <w:p>
+      <w:pPr>
+        <w:pStyle w:val="ListBullet"/>
+        <w:spacing w:after="80" w:line="276" w:lineRule="auto"/>
+      </w:pPr>
+      <w:r>
+        <w:rPr>
+          <w:rFonts w:ascii="Calibri" w:hAnsi="Calibri"/>
+          <w:b/>
+          <w:color w:val="1F2937"/>
+          <w:sz w:val="22"/>
+        </w:rPr>
+        <w:t xml:space="preserve">Security Disclosure Policy: </w:t>
+      </w:r>
+      <w:r>
+        <w:rPr>
+          <w:rFonts w:ascii="Calibri" w:hAnsi="Calibri"/>
+          <w:color w:val="1F2937"/>
+          <w:sz w:val="22"/>
+        </w:rPr>
+        <w:t>SECURITY.md: Comprehensive security policy outlining supported versions, reporting procedures, and response timelines.</w:t>
+      </w:r>
+    </w:p>
+    <w:p>
+      <w:pPr>
+        <w:pStyle w:val="ListBullet"/>
+        <w:spacing w:after="80" w:line="276" w:lineRule="auto"/>
+      </w:pPr>
+      <w:r>
+        <w:rPr>
+          <w:rFonts w:ascii="Calibri" w:hAnsi="Calibri"/>
+          <w:b/>
+          <w:color w:val="1F2937"/>
+          <w:sz w:val="22"/>
+        </w:rPr>
+        <w:t xml:space="preserve">Community Templates: </w:t>
+      </w:r>
+      <w:r>
+        <w:rPr>
+          <w:rFonts w:ascii="Calibri" w:hAnsi="Calibri"/>
+          <w:color w:val="1F2937"/>
+          <w:sz w:val="22"/>
+        </w:rPr>
+        <w:t>GitHub Templates: Issue templates (bug_report.md, feature_request.md) and pull request templates (pull_request_template.md) for standardized open-source contribution.</w:t>
+      </w:r>
+    </w:p>
+    <w:p>
+      <w:r>
+        <w:br w:type="page"/>
+      </w:r>
+    </w:p>
+    <w:p>
+      <w:pPr>
+        <w:pStyle w:val="Heading1"/>
+        <w:keepNext/>
+        <w:spacing w:before="280" w:after="120"/>
+      </w:pPr>
+      <w:r>
+        <w:rPr>
+          <w:rFonts w:ascii="Arial" w:hAnsi="Arial"/>
+          <w:b/>
+          <w:color w:val="1E3A8A"/>
+          <w:sz w:val="34"/>
+        </w:rPr>
+        <w:t>15. Turnkey Docker Deployment &amp; Container Architecture</w:t>
+      </w:r>
+    </w:p>
+    <w:p>
+      <w:pPr>
+        <w:spacing w:after="120" w:line="276" w:lineRule="auto"/>
+      </w:pPr>
+      <w:r>
+        <w:rPr>
+          <w:rFonts w:ascii="Calibri" w:hAnsi="Calibri"/>
+          <w:b/>
+          <w:color w:val="1F2937"/>
+          <w:sz w:val="22"/>
+        </w:rPr>
+        <w:t xml:space="preserve">Containerized Orchestration: </w:t>
+      </w:r>
+      <w:r>
+        <w:rPr>
+          <w:rFonts w:ascii="Calibri" w:hAnsi="Calibri"/>
+          <w:i w:val="0"/>
+          <w:color w:val="1F2937"/>
+          <w:sz w:val="22"/>
+        </w:rPr>
+        <w:t>RoleFlow provides a fully configured, one-command Docker Compose deployment specification enabling complete environment instantiation with zero manual dependency configuration:</w:t>
+      </w:r>
+    </w:p>
+    <w:tbl>
+      <w:tblPr>
+        <w:tblW w:type="auto" w:w="0"/>
+        <w:jc w:val="center"/>
+        <w:tblLook w:firstColumn="1" w:firstRow="1" w:lastColumn="0" w:lastRow="0" w:noHBand="0" w:noVBand="1" w:val="04A0"/>
+        <w:tblBorders>
+          <w:top w:val="single" w:sz="4" w:space="0" w:color="CBD5E1"/>
+          <w:bottom w:val="single" w:sz="4" w:space="0" w:color="CBD5E1"/>
+          <w:insideH w:val="single" w:sz="4" w:space="0" w:color="CBD5E1"/>
+          <w:insideV w:val="single" w:sz="4" w:space="0" w:color="CBD5E1"/>
+          <w:left w:val="none"/>
+          <w:right w:val="none"/>
+        </w:tblBorders>
+      </w:tblPr>
+      <w:tblGrid>
+        <w:gridCol w:w="3120"/>
+        <w:gridCol w:w="3120"/>
+        <w:gridCol w:w="3120"/>
+      </w:tblGrid>
+      <w:tr>
+        <w:tc>
+          <w:tcPr>
+            <w:tcW w:type="dxa" w:w="2592"/>
+            <w:shd w:fill="1E3A8A"/>
+            <w:tcMar>
+              <w:top w:w="140" w:type="dxa"/>
+              <w:bottom w:w="140" w:type="dxa"/>
+              <w:left w:w="150" w:type="dxa"/>
+              <w:right w:w="150" w:type="dxa"/>
+            </w:tcMar>
+          </w:tcPr>
+          <w:p>
+            <w:pPr>
+              <w:jc w:val="left"/>
+            </w:pPr>
+            <w:r>
+              <w:rPr>
+                <w:rFonts w:ascii="Arial" w:hAnsi="Arial"/>
+                <w:b/>
+                <w:color w:val="FFFFFF"/>
+                <w:sz w:val="20"/>
+              </w:rPr>
+              <w:t>Container Service</w:t>
+            </w:r>
+          </w:p>
+        </w:tc>
+        <w:tc>
+          <w:tcPr>
+            <w:tcW w:type="dxa" w:w="2592"/>
+            <w:shd w:fill="1E3A8A"/>
+            <w:tcMar>
+              <w:top w:w="140" w:type="dxa"/>
+              <w:bottom w:w="140" w:type="dxa"/>
+              <w:left w:w="150" w:type="dxa"/>
+              <w:right w:w="150" w:type="dxa"/>
+            </w:tcMar>
+          </w:tcPr>
+          <w:p>
+            <w:pPr>
+              <w:jc w:val="left"/>
+            </w:pPr>
+            <w:r>
+              <w:rPr>
+                <w:rFonts w:ascii="Arial" w:hAnsi="Arial"/>
+                <w:b/>
+                <w:color w:val="FFFFFF"/>
+                <w:sz w:val="20"/>
+              </w:rPr>
+              <w:t>Container Name &amp; Image</w:t>
+            </w:r>
+          </w:p>
+        </w:tc>
+        <w:tc>
+          <w:tcPr>
+            <w:tcW w:type="dxa" w:w="4176"/>
+            <w:shd w:fill="1E3A8A"/>
+            <w:tcMar>
+              <w:top w:w="140" w:type="dxa"/>
+              <w:bottom w:w="140" w:type="dxa"/>
+              <w:left w:w="150" w:type="dxa"/>
+              <w:right w:w="150" w:type="dxa"/>
+            </w:tcMar>
+          </w:tcPr>
+          <w:p>
+            <w:pPr>
+              <w:jc w:val="left"/>
+            </w:pPr>
+            <w:r>
+              <w:rPr>
+                <w:rFonts w:ascii="Arial" w:hAnsi="Arial"/>
+                <w:b/>
+                <w:color w:val="FFFFFF"/>
+                <w:sz w:val="20"/>
+              </w:rPr>
+              <w:t>Configuration &amp; Internal Wiring</w:t>
+            </w:r>
+          </w:p>
+        </w:tc>
+      </w:tr>
+      <w:tr>
+        <w:tc>
+          <w:tcPr>
+            <w:tcW w:type="dxa" w:w="2592"/>
+            <w:shd w:fill="FFFFFF"/>
+            <w:tcMar>
+              <w:top w:w="100" w:type="dxa"/>
+              <w:bottom w:w="100" w:type="dxa"/>
+              <w:left w:w="150" w:type="dxa"/>
+              <w:right w:w="150" w:type="dxa"/>
+            </w:tcMar>
+          </w:tcPr>
+          <w:p>
+            <w:pPr>
+              <w:spacing w:line="276" w:lineRule="auto"/>
+            </w:pPr>
+            <w:r>
+              <w:rPr>
+                <w:rFonts w:ascii="Calibri" w:hAnsi="Calibri"/>
+                <w:color w:val="1F2937"/>
+                <w:sz w:val="19"/>
+              </w:rPr>
+              <w:t>PostgreSQL + pgvector</w:t>
+            </w:r>
+          </w:p>
+        </w:tc>
+        <w:tc>
+          <w:tcPr>
+            <w:tcW w:type="dxa" w:w="2592"/>
+            <w:shd w:fill="FFFFFF"/>
+            <w:tcMar>
+              <w:top w:w="100" w:type="dxa"/>
+              <w:bottom w:w="100" w:type="dxa"/>
+              <w:left w:w="150" w:type="dxa"/>
+              <w:right w:w="150" w:type="dxa"/>
+            </w:tcMar>
+          </w:tcPr>
+          <w:p>
+            <w:pPr>
+              <w:spacing w:line="276" w:lineRule="auto"/>
+            </w:pPr>
+            <w:r>
+              <w:rPr>
+                <w:rFonts w:ascii="Calibri" w:hAnsi="Calibri"/>
+                <w:color w:val="1F2937"/>
+                <w:sz w:val="19"/>
+              </w:rPr>
+              <w:t>roleflow-postgres (pgvector:pg16)</w:t>
+            </w:r>
+          </w:p>
+        </w:tc>
+        <w:tc>
+          <w:tcPr>
+            <w:tcW w:type="dxa" w:w="4176"/>
+            <w:shd w:fill="FFFFFF"/>
+            <w:tcMar>
+              <w:top w:w="100" w:type="dxa"/>
+              <w:bottom w:w="100" w:type="dxa"/>
+              <w:left w:w="150" w:type="dxa"/>
+              <w:right w:w="150" w:type="dxa"/>
+            </w:tcMar>
+          </w:tcPr>
+          <w:p>
+            <w:pPr>
+              <w:spacing w:line="276" w:lineRule="auto"/>
+            </w:pPr>
+            <w:r>
+              <w:rPr>
+                <w:rFonts w:ascii="Calibri" w:hAnsi="Calibri"/>
+                <w:color w:val="1F2937"/>
+                <w:sz w:val="19"/>
+              </w:rPr>
+              <w:t>Port 5432. Healthcheck: pg_isready. Persistent volume for relational schemas and 768-dim embeddings.</w:t>
+            </w:r>
+          </w:p>
+        </w:tc>
+      </w:tr>
+      <w:tr>
+        <w:tc>
+          <w:tcPr>
+            <w:tcW w:type="dxa" w:w="2592"/>
+            <w:shd w:fill="F1F5F9"/>
+            <w:tcMar>
+              <w:top w:w="100" w:type="dxa"/>
+              <w:bottom w:w="100" w:type="dxa"/>
+              <w:left w:w="150" w:type="dxa"/>
+              <w:right w:w="150" w:type="dxa"/>
+            </w:tcMar>
+          </w:tcPr>
+          <w:p>
+            <w:pPr>
+              <w:spacing w:line="276" w:lineRule="auto"/>
+            </w:pPr>
+            <w:r>
+              <w:rPr>
+                <w:rFonts w:ascii="Calibri" w:hAnsi="Calibri"/>
+                <w:color w:val="1F2937"/>
+                <w:sz w:val="19"/>
+              </w:rPr>
+              <w:t>MongoDB</w:t>
+            </w:r>
+          </w:p>
+        </w:tc>
+        <w:tc>
+          <w:tcPr>
+            <w:tcW w:type="dxa" w:w="2592"/>
+            <w:shd w:fill="F1F5F9"/>
+            <w:tcMar>
+              <w:top w:w="100" w:type="dxa"/>
+              <w:bottom w:w="100" w:type="dxa"/>
+              <w:left w:w="150" w:type="dxa"/>
+              <w:right w:w="150" w:type="dxa"/>
+            </w:tcMar>
+          </w:tcPr>
+          <w:p>
+            <w:pPr>
+              <w:spacing w:line="276" w:lineRule="auto"/>
+            </w:pPr>
+            <w:r>
+              <w:rPr>
+                <w:rFonts w:ascii="Calibri" w:hAnsi="Calibri"/>
+                <w:color w:val="1F2937"/>
+                <w:sz w:val="19"/>
+              </w:rPr>
+              <w:t>roleflow-mongo (mongo:7.0)</w:t>
+            </w:r>
+          </w:p>
+        </w:tc>
+        <w:tc>
+          <w:tcPr>
+            <w:tcW w:type="dxa" w:w="4176"/>
+            <w:shd w:fill="F1F5F9"/>
+            <w:tcMar>
+              <w:top w:w="100" w:type="dxa"/>
+              <w:bottom w:w="100" w:type="dxa"/>
+              <w:left w:w="150" w:type="dxa"/>
+              <w:right w:w="150" w:type="dxa"/>
+            </w:tcMar>
+          </w:tcPr>
+          <w:p>
+            <w:pPr>
+              <w:spacing w:line="276" w:lineRule="auto"/>
+            </w:pPr>
+            <w:r>
+              <w:rPr>
+                <w:rFonts w:ascii="Calibri" w:hAnsi="Calibri"/>
+                <w:color w:val="1F2937"/>
+                <w:sz w:val="19"/>
+              </w:rPr>
+              <w:t>Port 27017. Healthcheck: ping. Persistent volume for unformatted JDs, course catalogs, and audit logs.</w:t>
+            </w:r>
+          </w:p>
+        </w:tc>
+      </w:tr>
+      <w:tr>
+        <w:tc>
+          <w:tcPr>
+            <w:tcW w:type="dxa" w:w="2592"/>
+            <w:shd w:fill="FFFFFF"/>
+            <w:tcMar>
+              <w:top w:w="100" w:type="dxa"/>
+              <w:bottom w:w="100" w:type="dxa"/>
+              <w:left w:w="150" w:type="dxa"/>
+              <w:right w:w="150" w:type="dxa"/>
+            </w:tcMar>
+          </w:tcPr>
+          <w:p>
+            <w:pPr>
+              <w:spacing w:line="276" w:lineRule="auto"/>
+            </w:pPr>
+            <w:r>
+              <w:rPr>
+                <w:rFonts w:ascii="Calibri" w:hAnsi="Calibri"/>
+                <w:color w:val="1F2937"/>
+                <w:sz w:val="19"/>
+              </w:rPr>
+              <w:t>RoleFlow Backend</w:t>
+            </w:r>
+          </w:p>
+        </w:tc>
+        <w:tc>
+          <w:tcPr>
+            <w:tcW w:type="dxa" w:w="2592"/>
+            <w:shd w:fill="FFFFFF"/>
+            <w:tcMar>
+              <w:top w:w="100" w:type="dxa"/>
+              <w:bottom w:w="100" w:type="dxa"/>
+              <w:left w:w="150" w:type="dxa"/>
+              <w:right w:w="150" w:type="dxa"/>
+            </w:tcMar>
+          </w:tcPr>
+          <w:p>
+            <w:pPr>
+              <w:spacing w:line="276" w:lineRule="auto"/>
+            </w:pPr>
+            <w:r>
+              <w:rPr>
+                <w:rFonts w:ascii="Calibri" w:hAnsi="Calibri"/>
+                <w:color w:val="1F2937"/>
+                <w:sz w:val="19"/>
+              </w:rPr>
+              <w:t>roleflow-backend (Python 3.11-slim)</w:t>
+            </w:r>
+          </w:p>
+        </w:tc>
+        <w:tc>
+          <w:tcPr>
+            <w:tcW w:type="dxa" w:w="4176"/>
+            <w:shd w:fill="FFFFFF"/>
+            <w:tcMar>
+              <w:top w:w="100" w:type="dxa"/>
+              <w:bottom w:w="100" w:type="dxa"/>
+              <w:left w:w="150" w:type="dxa"/>
+              <w:right w:w="150" w:type="dxa"/>
+            </w:tcMar>
+          </w:tcPr>
+          <w:p>
+            <w:pPr>
+              <w:spacing w:line="276" w:lineRule="auto"/>
+            </w:pPr>
+            <w:r>
+              <w:rPr>
+                <w:rFonts w:ascii="Calibri" w:hAnsi="Calibri"/>
+                <w:color w:val="1F2937"/>
+                <w:sz w:val="19"/>
+              </w:rPr>
+              <w:t>Port 5000. Depends on healthy postgres and mongodb. Executes app.py with gunicorn/flask.</w:t>
+            </w:r>
+          </w:p>
+        </w:tc>
+      </w:tr>
+      <w:tr>
+        <w:tc>
+          <w:tcPr>
+            <w:tcW w:type="dxa" w:w="2592"/>
+            <w:shd w:fill="F1F5F9"/>
+            <w:tcMar>
+              <w:top w:w="100" w:type="dxa"/>
+              <w:bottom w:w="100" w:type="dxa"/>
+              <w:left w:w="150" w:type="dxa"/>
+              <w:right w:w="150" w:type="dxa"/>
+            </w:tcMar>
+          </w:tcPr>
+          <w:p>
+            <w:pPr>
+              <w:spacing w:line="276" w:lineRule="auto"/>
+            </w:pPr>
+            <w:r>
+              <w:rPr>
+                <w:rFonts w:ascii="Calibri" w:hAnsi="Calibri"/>
+                <w:color w:val="1F2937"/>
+                <w:sz w:val="19"/>
+              </w:rPr>
+              <w:t>RoleFlow Frontend</w:t>
+            </w:r>
+          </w:p>
+        </w:tc>
+        <w:tc>
+          <w:tcPr>
+            <w:tcW w:type="dxa" w:w="2592"/>
+            <w:shd w:fill="F1F5F9"/>
+            <w:tcMar>
+              <w:top w:w="100" w:type="dxa"/>
+              <w:bottom w:w="100" w:type="dxa"/>
+              <w:left w:w="150" w:type="dxa"/>
+              <w:right w:w="150" w:type="dxa"/>
+            </w:tcMar>
+          </w:tcPr>
+          <w:p>
+            <w:pPr>
+              <w:spacing w:line="276" w:lineRule="auto"/>
+            </w:pPr>
+            <w:r>
+              <w:rPr>
+                <w:rFonts w:ascii="Calibri" w:hAnsi="Calibri"/>
+                <w:color w:val="1F2937"/>
+                <w:sz w:val="19"/>
+              </w:rPr>
+              <w:t>roleflow-frontend (Nginx Alpine)</w:t>
+            </w:r>
+          </w:p>
+        </w:tc>
+        <w:tc>
+          <w:tcPr>
+            <w:tcW w:type="dxa" w:w="4176"/>
+            <w:shd w:fill="F1F5F9"/>
+            <w:tcMar>
+              <w:top w:w="100" w:type="dxa"/>
+              <w:bottom w:w="100" w:type="dxa"/>
+              <w:left w:w="150" w:type="dxa"/>
+              <w:right w:w="150" w:type="dxa"/>
+            </w:tcMar>
+          </w:tcPr>
+          <w:p>
+            <w:pPr>
+              <w:spacing w:line="276" w:lineRule="auto"/>
+            </w:pPr>
+            <w:r>
+              <w:rPr>
+                <w:rFonts w:ascii="Calibri" w:hAnsi="Calibri"/>
+                <w:color w:val="1F2937"/>
+                <w:sz w:val="19"/>
+              </w:rPr>
+              <w:t>Port 3000 -&gt; 80. Nginx reverse proxy routes /api/ requests to backend:5000 and serves SPA bundles.</w:t>
+            </w:r>
+          </w:p>
+        </w:tc>
+      </w:tr>
+    </w:tbl>
+    <w:p>
+      <w:pPr>
+        <w:spacing w:after="120" w:line="276" w:lineRule="auto"/>
+      </w:pPr>
+      <w:r>
+        <w:rPr>
+          <w:rFonts w:ascii="Calibri" w:hAnsi="Calibri"/>
+          <w:i w:val="0"/>
+          <w:color w:val="1F2937"/>
+          <w:sz w:val="22"/>
+        </w:rPr>
+        <w:t>Single-command container deployment:</w:t>
+      </w:r>
+    </w:p>
+    <w:p>
+      <w:pPr>
+        <w:spacing w:after="120" w:line="276" w:lineRule="auto"/>
+      </w:pPr>
+      <w:r>
+        <w:rPr>
+          <w:rFonts w:ascii="Calibri" w:hAnsi="Calibri"/>
+          <w:i/>
+          <w:color w:val="1F2937"/>
+          <w:sz w:val="22"/>
+        </w:rPr>
+        <w:t>docker compose up --build</w:t>
+      </w:r>
+    </w:p>
+    <w:p>
+      <w:pPr>
+        <w:spacing w:after="120" w:line="276" w:lineRule="auto"/>
+      </w:pPr>
+      <w:r>
+        <w:rPr>
+          <w:rFonts w:ascii="Calibri" w:hAnsi="Calibri"/>
+          <w:i w:val="0"/>
+          <w:color w:val="1F2937"/>
+          <w:sz w:val="22"/>
+        </w:rPr>
+        <w:t>Frontend application will be accessible at http://localhost:3000, and Backend API will be accessible at http://localhost:5000/api/v1/health.</w:t>
+      </w:r>
     </w:p>
     <w:sectPr>
       <w:headerReference w:type="default" r:id="rId9"/>
